--- a/internal_doc/09.规范模板/JAVA测试用例编写规范.docx
+++ b/internal_doc/09.规范模板/JAVA测试用例编写规范.docx
@@ -7,7 +7,6 @@
         <w:spacing w:after="100" w:afterAutospacing="1"/>
         <w:jc w:val="center"/>
         <w:rPr>
-          <w:rFonts w:hint="eastAsia"/>
           <w:b/>
           <w:sz w:val="52"/>
           <w:szCs w:val="52"/>
@@ -37,7 +36,6 @@
         <w:spacing w:after="100" w:afterAutospacing="1"/>
         <w:jc w:val="center"/>
         <w:rPr>
-          <w:rFonts w:hint="eastAsia"/>
           <w:b/>
         </w:rPr>
       </w:pPr>
@@ -47,7 +45,6 @@
         <w:spacing w:after="100" w:afterAutospacing="1"/>
         <w:jc w:val="center"/>
         <w:rPr>
-          <w:rFonts w:hint="eastAsia"/>
           <w:b/>
         </w:rPr>
       </w:pPr>
@@ -57,7 +54,6 @@
         <w:spacing w:after="100" w:afterAutospacing="1"/>
         <w:jc w:val="center"/>
         <w:rPr>
-          <w:rFonts w:hint="eastAsia"/>
           <w:b/>
         </w:rPr>
       </w:pPr>
@@ -67,7 +63,6 @@
         <w:spacing w:after="100" w:afterAutospacing="1"/>
         <w:jc w:val="center"/>
         <w:rPr>
-          <w:rFonts w:hint="eastAsia"/>
           <w:b/>
         </w:rPr>
       </w:pPr>
@@ -259,13 +254,7 @@
         <w:br w:type="page"/>
       </w:r>
     </w:p>
-    <w:p>
-      <w:pPr>
-        <w:rPr>
-          <w:rFonts w:hint="eastAsia"/>
-        </w:rPr>
-      </w:pPr>
-    </w:p>
+    <w:p/>
     <w:p>
       <w:pPr>
         <w:pStyle w:val="Heading1"/>
@@ -1220,17 +1209,22 @@
       </w:r>
     </w:p>
     <w:p>
-      <w:r>
-        <w:rPr>
-          <w:rFonts w:hint="eastAsia"/>
-        </w:rPr>
-        <w:t>1</w:t>
-      </w:r>
-      <w:r>
-        <w:rPr>
-          <w:rFonts w:hint="eastAsia"/>
-        </w:rPr>
-        <w:t>、一般测试用例中</w:t>
+      <w:pPr>
+        <w:pStyle w:val="ListParagraph"/>
+        <w:numPr>
+          <w:ilvl w:val="0"/>
+          <w:numId w:val="1"/>
+        </w:numPr>
+        <w:ind w:firstLineChars="0"/>
+        <w:rPr>
+          <w:rFonts w:hint="eastAsia"/>
+        </w:rPr>
+      </w:pPr>
+      <w:r>
+        <w:rPr>
+          <w:rFonts w:hint="eastAsia"/>
+        </w:rPr>
+        <w:t>一般测试用例中</w:t>
       </w:r>
       <w:r>
         <w:rPr>
@@ -1266,7 +1260,19 @@
         <w:rPr>
           <w:rFonts w:hint="eastAsia"/>
         </w:rPr>
-        <w:t>”；如果测试用例中需要执行创建删除</w:t>
+        <w:t>”；如果测试用例中需要自己</w:t>
+      </w:r>
+      <w:r>
+        <w:rPr>
+          <w:rFonts w:hint="eastAsia"/>
+        </w:rPr>
+        <w:t>创建删除</w:t>
+      </w:r>
+      <w:r>
+        <w:rPr>
+          <w:rFonts w:hint="eastAsia"/>
+        </w:rPr>
+        <w:t>Domain/</w:t>
       </w:r>
       <w:r>
         <w:rPr>
@@ -1278,13 +1284,19 @@
         <w:rPr>
           <w:rFonts w:hint="eastAsia"/>
         </w:rPr>
-        <w:t>操作，可使用</w:t>
-      </w:r>
-      <w:r>
-        <w:rPr>
-          <w:rFonts w:hint="eastAsia"/>
-        </w:rPr>
-        <w:t>commCSName+"</w:t>
+        <w:t>等</w:t>
+      </w:r>
+      <w:r>
+        <w:rPr>
+          <w:rFonts w:hint="eastAsia"/>
+        </w:rPr>
+        <w:t>操作，</w:t>
+      </w:r>
+      <w:r>
+        <w:rPr>
+          <w:rFonts w:hint="eastAsia"/>
+        </w:rPr>
+        <w:t>建议命名时加上</w:t>
       </w:r>
       <w:r>
         <w:rPr>
@@ -1296,13 +1308,352 @@
         <w:rPr>
           <w:rFonts w:hint="eastAsia"/>
         </w:rPr>
-        <w:t>ID"</w:t>
-      </w:r>
-      <w:r>
-        <w:rPr>
-          <w:rFonts w:hint="eastAsia"/>
-        </w:rPr>
-        <w:t>对</w:t>
+        <w:t>ID</w:t>
+      </w:r>
+      <w:r>
+        <w:rPr>
+          <w:rFonts w:hint="eastAsia"/>
+        </w:rPr>
+        <w:t>。</w:t>
+      </w:r>
+    </w:p>
+    <w:p>
+      <w:pPr>
+        <w:pStyle w:val="ListParagraph"/>
+        <w:ind w:left="360" w:firstLineChars="0" w:firstLine="0"/>
+        <w:rPr>
+          <w:rFonts w:hint="eastAsia"/>
+        </w:rPr>
+      </w:pPr>
+    </w:p>
+    <w:p>
+      <w:pPr>
+        <w:pStyle w:val="ListParagraph"/>
+        <w:numPr>
+          <w:ilvl w:val="0"/>
+          <w:numId w:val="1"/>
+        </w:numPr>
+        <w:ind w:firstLineChars="0"/>
+        <w:rPr>
+          <w:rFonts w:hint="eastAsia"/>
+        </w:rPr>
+      </w:pPr>
+      <w:r>
+        <w:rPr>
+          <w:rFonts w:hint="eastAsia"/>
+        </w:rPr>
+        <w:t>testng.xml</w:t>
+      </w:r>
+      <w:r>
+        <w:rPr>
+          <w:rFonts w:hint="eastAsia"/>
+        </w:rPr>
+        <w:t>中的公共参数统一在</w:t>
+      </w:r>
+      <w:r>
+        <w:rPr>
+          <w:rFonts w:hint="eastAsia"/>
+        </w:rPr>
+        <w:t>SdbTestBase</w:t>
+      </w:r>
+      <w:r>
+        <w:rPr>
+          <w:rFonts w:hint="eastAsia"/>
+        </w:rPr>
+        <w:t>类中定义，测试用例中直接调用该基类中定义的公共变量。</w:t>
+      </w:r>
+    </w:p>
+    <w:p>
+      <w:pPr>
+        <w:pStyle w:val="ListParagraph"/>
+        <w:ind w:left="360" w:firstLineChars="0" w:firstLine="0"/>
+      </w:pPr>
+    </w:p>
+    <w:p>
+      <w:pPr>
+        <w:pStyle w:val="ListParagraph"/>
+        <w:numPr>
+          <w:ilvl w:val="0"/>
+          <w:numId w:val="1"/>
+        </w:numPr>
+        <w:ind w:firstLineChars="0"/>
+        <w:rPr>
+          <w:rFonts w:hint="eastAsia"/>
+        </w:rPr>
+      </w:pPr>
+      <w:r>
+        <w:rPr>
+          <w:rFonts w:hint="eastAsia"/>
+        </w:rPr>
+        <w:t>用例初始化函数名使用</w:t>
+      </w:r>
+      <w:r>
+        <w:rPr>
+          <w:rFonts w:hint="eastAsia"/>
+        </w:rPr>
+        <w:t>setUp()</w:t>
+      </w:r>
+      <w:r>
+        <w:rPr>
+          <w:rFonts w:hint="eastAsia"/>
+        </w:rPr>
+        <w:t>；清理函数名使用</w:t>
+      </w:r>
+      <w:r>
+        <w:rPr>
+          <w:rFonts w:hint="eastAsia"/>
+        </w:rPr>
+        <w:t>tearDown()</w:t>
+      </w:r>
+      <w:r>
+        <w:rPr>
+          <w:rFonts w:hint="eastAsia"/>
+        </w:rPr>
+        <w:t>。</w:t>
+      </w:r>
+    </w:p>
+    <w:p>
+      <w:pPr>
+        <w:pStyle w:val="ListParagraph"/>
+        <w:rPr>
+          <w:rFonts w:hint="eastAsia"/>
+        </w:rPr>
+      </w:pPr>
+    </w:p>
+    <w:p>
+      <w:r>
+        <w:rPr>
+          <w:rFonts w:hint="eastAsia"/>
+        </w:rPr>
+        <w:t>4</w:t>
+      </w:r>
+      <w:r>
+        <w:rPr>
+          <w:rFonts w:hint="eastAsia"/>
+        </w:rPr>
+        <w:t>、每个用例中需要在开始和结束打印用例名和时间。</w:t>
+      </w:r>
+    </w:p>
+    <w:p>
+      <w:r>
+        <w:rPr>
+          <w:rFonts w:hint="eastAsia"/>
+        </w:rPr>
+        <w:t>打印代码可参考如下：</w:t>
+      </w:r>
+    </w:p>
+    <w:p>
+      <w:pPr>
+        <w:autoSpaceDE w:val="0"/>
+        <w:autoSpaceDN w:val="0"/>
+        <w:adjustRightInd w:val="0"/>
+        <w:jc w:val="left"/>
+        <w:rPr>
+          <w:rFonts w:ascii="Courier New" w:hAnsi="Courier New" w:cs="Courier New"/>
+          <w:kern w:val="0"/>
+          <w:sz w:val="24"/>
+          <w:szCs w:val="24"/>
+        </w:rPr>
+      </w:pPr>
+      <w:r>
+        <w:rPr>
+          <w:rFonts w:ascii="Courier New" w:hAnsi="Courier New" w:cs="Courier New"/>
+          <w:color w:val="000000"/>
+          <w:kern w:val="0"/>
+          <w:sz w:val="24"/>
+          <w:szCs w:val="24"/>
+        </w:rPr>
+        <w:t>System.</w:t>
+      </w:r>
+      <w:r>
+        <w:rPr>
+          <w:rFonts w:ascii="Courier New" w:hAnsi="Courier New" w:cs="Courier New"/>
+          <w:b/>
+          <w:bCs/>
+          <w:i/>
+          <w:iCs/>
+          <w:color w:val="0000C0"/>
+          <w:kern w:val="0"/>
+          <w:sz w:val="24"/>
+          <w:szCs w:val="24"/>
+        </w:rPr>
+        <w:t>out</w:t>
+      </w:r>
+      <w:r>
+        <w:rPr>
+          <w:rFonts w:ascii="Courier New" w:hAnsi="Courier New" w:cs="Courier New"/>
+          <w:color w:val="000000"/>
+          <w:kern w:val="0"/>
+          <w:sz w:val="24"/>
+          <w:szCs w:val="24"/>
+        </w:rPr>
+        <w:t>.println(</w:t>
+      </w:r>
+      <w:r>
+        <w:rPr>
+          <w:rFonts w:ascii="Courier New" w:hAnsi="Courier New" w:cs="Courier New"/>
+          <w:b/>
+          <w:bCs/>
+          <w:color w:val="7F0055"/>
+          <w:kern w:val="0"/>
+          <w:sz w:val="24"/>
+          <w:szCs w:val="24"/>
+        </w:rPr>
+        <w:t>this</w:t>
+      </w:r>
+      <w:r>
+        <w:rPr>
+          <w:rFonts w:ascii="Courier New" w:hAnsi="Courier New" w:cs="Courier New"/>
+          <w:color w:val="000000"/>
+          <w:kern w:val="0"/>
+          <w:sz w:val="24"/>
+          <w:szCs w:val="24"/>
+        </w:rPr>
+        <w:t>.getClass().getName()+</w:t>
+      </w:r>
+      <w:r>
+        <w:rPr>
+          <w:rFonts w:ascii="Courier New" w:hAnsi="Courier New" w:cs="Courier New"/>
+          <w:color w:val="2A00FF"/>
+          <w:kern w:val="0"/>
+          <w:sz w:val="24"/>
+          <w:szCs w:val="24"/>
+        </w:rPr>
+        <w:t>" begin at "</w:t>
+      </w:r>
+    </w:p>
+    <w:p>
+      <w:pPr>
+        <w:autoSpaceDE w:val="0"/>
+        <w:autoSpaceDN w:val="0"/>
+        <w:adjustRightInd w:val="0"/>
+        <w:jc w:val="left"/>
+        <w:rPr>
+          <w:rFonts w:ascii="Courier New" w:hAnsi="Courier New" w:cs="Courier New"/>
+          <w:kern w:val="0"/>
+          <w:sz w:val="24"/>
+          <w:szCs w:val="24"/>
+        </w:rPr>
+      </w:pPr>
+      <w:r>
+        <w:rPr>
+          <w:rFonts w:ascii="Courier New" w:hAnsi="Courier New" w:cs="Courier New"/>
+          <w:color w:val="000000"/>
+          <w:kern w:val="0"/>
+          <w:sz w:val="24"/>
+          <w:szCs w:val="24"/>
+        </w:rPr>
+        <w:tab/>
+      </w:r>
+      <w:r>
+        <w:rPr>
+          <w:rFonts w:ascii="Courier New" w:hAnsi="Courier New" w:cs="Courier New"/>
+          <w:color w:val="000000"/>
+          <w:kern w:val="0"/>
+          <w:sz w:val="24"/>
+          <w:szCs w:val="24"/>
+        </w:rPr>
+        <w:tab/>
+      </w:r>
+      <w:r>
+        <w:rPr>
+          <w:rFonts w:ascii="Courier New" w:hAnsi="Courier New" w:cs="Courier New"/>
+          <w:color w:val="000000"/>
+          <w:kern w:val="0"/>
+          <w:sz w:val="24"/>
+          <w:szCs w:val="24"/>
+        </w:rPr>
+        <w:tab/>
+      </w:r>
+      <w:r>
+        <w:rPr>
+          <w:rFonts w:ascii="Courier New" w:hAnsi="Courier New" w:cs="Courier New"/>
+          <w:color w:val="000000"/>
+          <w:kern w:val="0"/>
+          <w:sz w:val="24"/>
+          <w:szCs w:val="24"/>
+        </w:rPr>
+        <w:tab/>
+        <w:t>+</w:t>
+      </w:r>
+      <w:r>
+        <w:rPr>
+          <w:rFonts w:ascii="Courier New" w:hAnsi="Courier New" w:cs="Courier New"/>
+          <w:b/>
+          <w:bCs/>
+          <w:color w:val="7F0055"/>
+          <w:kern w:val="0"/>
+          <w:sz w:val="24"/>
+          <w:szCs w:val="24"/>
+        </w:rPr>
+        <w:t>new</w:t>
+      </w:r>
+      <w:r>
+        <w:rPr>
+          <w:rFonts w:ascii="Courier New" w:hAnsi="Courier New" w:cs="Courier New"/>
+          <w:color w:val="000000"/>
+          <w:kern w:val="0"/>
+          <w:sz w:val="24"/>
+          <w:szCs w:val="24"/>
+        </w:rPr>
+        <w:t xml:space="preserve"> SimpleDateFormat(</w:t>
+      </w:r>
+      <w:r>
+        <w:rPr>
+          <w:rFonts w:ascii="Courier New" w:hAnsi="Courier New" w:cs="Courier New"/>
+          <w:color w:val="2A00FF"/>
+          <w:kern w:val="0"/>
+          <w:sz w:val="24"/>
+          <w:szCs w:val="24"/>
+        </w:rPr>
+        <w:t>"yyyy-MM-dd HH:mm:ss:S"</w:t>
+      </w:r>
+      <w:r>
+        <w:rPr>
+          <w:rFonts w:ascii="Courier New" w:hAnsi="Courier New" w:cs="Courier New"/>
+          <w:color w:val="000000"/>
+          <w:kern w:val="0"/>
+          <w:sz w:val="24"/>
+          <w:szCs w:val="24"/>
+        </w:rPr>
+        <w:t>).format(</w:t>
+      </w:r>
+      <w:r>
+        <w:rPr>
+          <w:rFonts w:ascii="Courier New" w:hAnsi="Courier New" w:cs="Courier New"/>
+          <w:b/>
+          <w:bCs/>
+          <w:color w:val="7F0055"/>
+          <w:kern w:val="0"/>
+          <w:sz w:val="24"/>
+          <w:szCs w:val="24"/>
+        </w:rPr>
+        <w:t>new</w:t>
+      </w:r>
+      <w:r>
+        <w:rPr>
+          <w:rFonts w:ascii="Courier New" w:hAnsi="Courier New" w:cs="Courier New"/>
+          <w:color w:val="000000"/>
+          <w:kern w:val="0"/>
+          <w:sz w:val="24"/>
+          <w:szCs w:val="24"/>
+        </w:rPr>
+        <w:t xml:space="preserve"> Date()));</w:t>
+      </w:r>
+    </w:p>
+    <w:p/>
+    <w:p>
+      <w:r>
+        <w:rPr>
+          <w:rFonts w:hint="eastAsia"/>
+        </w:rPr>
+        <w:t>5</w:t>
+      </w:r>
+      <w:r>
+        <w:rPr>
+          <w:rFonts w:hint="eastAsia"/>
+        </w:rPr>
+        <w:t>、用例中不能创建或删除公共</w:t>
       </w:r>
       <w:r>
         <w:rPr>
@@ -1314,40 +1665,829 @@
         <w:rPr>
           <w:rFonts w:hint="eastAsia"/>
         </w:rPr>
-        <w:t>命名</w:t>
-      </w:r>
-    </w:p>
-    <w:p>
-      <w:r>
-        <w:rPr>
-          <w:rFonts w:hint="eastAsia"/>
-        </w:rPr>
-        <w:t>2</w:t>
-      </w:r>
-      <w:r>
-        <w:rPr>
-          <w:rFonts w:hint="eastAsia"/>
-        </w:rPr>
-        <w:t>、用例初始化函数名使用</w:t>
-      </w:r>
-      <w:r>
-        <w:rPr>
-          <w:rFonts w:hint="eastAsia"/>
-        </w:rPr>
-        <w:t>setUp()</w:t>
-      </w:r>
-      <w:r>
-        <w:rPr>
-          <w:rFonts w:hint="eastAsia"/>
-        </w:rPr>
-        <w:t>；清理函数名使用</w:t>
-      </w:r>
-      <w:r>
-        <w:rPr>
-          <w:rFonts w:hint="eastAsia"/>
-        </w:rPr>
-        <w:t>tearDown()</w:t>
-      </w:r>
+        <w:t>，使用前需要判断公共</w:t>
+      </w:r>
+      <w:r>
+        <w:rPr>
+          <w:rFonts w:hint="eastAsia"/>
+        </w:rPr>
+        <w:t>CS</w:t>
+      </w:r>
+      <w:r>
+        <w:rPr>
+          <w:rFonts w:hint="eastAsia"/>
+        </w:rPr>
+        <w:t>是否存在，如果不存在再创建公共</w:t>
+      </w:r>
+      <w:r>
+        <w:rPr>
+          <w:rFonts w:hint="eastAsia"/>
+        </w:rPr>
+        <w:t>CS</w:t>
+      </w:r>
+      <w:r>
+        <w:rPr>
+          <w:rFonts w:hint="eastAsia"/>
+        </w:rPr>
+        <w:t>；若创建公共</w:t>
+      </w:r>
+      <w:r>
+        <w:rPr>
+          <w:rFonts w:hint="eastAsia"/>
+        </w:rPr>
+        <w:t>CS</w:t>
+      </w:r>
+      <w:r>
+        <w:rPr>
+          <w:rFonts w:hint="eastAsia"/>
+        </w:rPr>
+        <w:t>时报</w:t>
+      </w:r>
+      <w:r>
+        <w:rPr>
+          <w:rFonts w:hint="eastAsia"/>
+        </w:rPr>
+        <w:t>-33</w:t>
+      </w:r>
+      <w:r>
+        <w:rPr>
+          <w:rFonts w:hint="eastAsia"/>
+        </w:rPr>
+        <w:t>（</w:t>
+      </w:r>
+      <w:r>
+        <w:rPr>
+          <w:rFonts w:hint="eastAsia"/>
+        </w:rPr>
+        <w:t>CS</w:t>
+      </w:r>
+      <w:r>
+        <w:rPr>
+          <w:rFonts w:hint="eastAsia"/>
+        </w:rPr>
+        <w:t>已存在）错误要忽略。</w:t>
+      </w:r>
+    </w:p>
+    <w:p>
+      <w:r>
+        <w:rPr>
+          <w:rFonts w:hint="eastAsia"/>
+        </w:rPr>
+        <w:t>可参考如下：</w:t>
+      </w:r>
+    </w:p>
+    <w:p>
+      <w:pPr>
+        <w:autoSpaceDE w:val="0"/>
+        <w:autoSpaceDN w:val="0"/>
+        <w:adjustRightInd w:val="0"/>
+        <w:jc w:val="left"/>
+        <w:rPr>
+          <w:rFonts w:ascii="Courier New" w:hAnsi="Courier New" w:cs="Courier New"/>
+          <w:kern w:val="0"/>
+          <w:sz w:val="24"/>
+          <w:szCs w:val="24"/>
+        </w:rPr>
+      </w:pPr>
+      <w:r>
+        <w:rPr>
+          <w:rFonts w:ascii="Courier New" w:hAnsi="Courier New" w:cs="Courier New"/>
+          <w:b/>
+          <w:bCs/>
+          <w:color w:val="7F0055"/>
+          <w:kern w:val="0"/>
+          <w:sz w:val="24"/>
+          <w:szCs w:val="24"/>
+        </w:rPr>
+        <w:t>try</w:t>
+      </w:r>
+      <w:r>
+        <w:rPr>
+          <w:rFonts w:ascii="Courier New" w:hAnsi="Courier New" w:cs="Courier New"/>
+          <w:color w:val="000000"/>
+          <w:kern w:val="0"/>
+          <w:sz w:val="24"/>
+          <w:szCs w:val="24"/>
+        </w:rPr>
+        <w:t>{</w:t>
+      </w:r>
+    </w:p>
+    <w:p>
+      <w:pPr>
+        <w:autoSpaceDE w:val="0"/>
+        <w:autoSpaceDN w:val="0"/>
+        <w:adjustRightInd w:val="0"/>
+        <w:ind w:firstLineChars="150" w:firstLine="361"/>
+        <w:jc w:val="left"/>
+        <w:rPr>
+          <w:rFonts w:ascii="Courier New" w:hAnsi="Courier New" w:cs="Courier New"/>
+          <w:color w:val="000000"/>
+          <w:kern w:val="0"/>
+          <w:sz w:val="24"/>
+          <w:szCs w:val="24"/>
+        </w:rPr>
+      </w:pPr>
+      <w:r>
+        <w:rPr>
+          <w:rFonts w:ascii="Courier New" w:hAnsi="Courier New" w:cs="Courier New"/>
+          <w:b/>
+          <w:bCs/>
+          <w:color w:val="7F0055"/>
+          <w:kern w:val="0"/>
+          <w:sz w:val="24"/>
+          <w:szCs w:val="24"/>
+        </w:rPr>
+        <w:t>if</w:t>
+      </w:r>
+      <w:r>
+        <w:rPr>
+          <w:rFonts w:ascii="Courier New" w:hAnsi="Courier New" w:cs="Courier New"/>
+          <w:color w:val="000000"/>
+          <w:kern w:val="0"/>
+          <w:sz w:val="24"/>
+          <w:szCs w:val="24"/>
+        </w:rPr>
+        <w:t xml:space="preserve"> (!</w:t>
+      </w:r>
+      <w:r>
+        <w:rPr>
+          <w:rFonts w:ascii="Courier New" w:hAnsi="Courier New" w:cs="Courier New"/>
+          <w:i/>
+          <w:iCs/>
+          <w:color w:val="0000C0"/>
+          <w:kern w:val="0"/>
+          <w:sz w:val="24"/>
+          <w:szCs w:val="24"/>
+        </w:rPr>
+        <w:t>sdb</w:t>
+      </w:r>
+      <w:r>
+        <w:rPr>
+          <w:rFonts w:ascii="Courier New" w:hAnsi="Courier New" w:cs="Courier New"/>
+          <w:color w:val="000000"/>
+          <w:kern w:val="0"/>
+          <w:sz w:val="24"/>
+          <w:szCs w:val="24"/>
+        </w:rPr>
+        <w:t>.isCollectionSpaceExist(</w:t>
+      </w:r>
+      <w:r>
+        <w:rPr>
+          <w:rFonts w:ascii="Courier New" w:hAnsi="Courier New" w:cs="Courier New"/>
+          <w:color w:val="0000C0"/>
+          <w:kern w:val="0"/>
+          <w:sz w:val="24"/>
+          <w:szCs w:val="24"/>
+        </w:rPr>
+        <w:t>csName</w:t>
+      </w:r>
+      <w:r>
+        <w:rPr>
+          <w:rFonts w:ascii="Courier New" w:hAnsi="Courier New" w:cs="Courier New"/>
+          <w:color w:val="000000"/>
+          <w:kern w:val="0"/>
+          <w:sz w:val="24"/>
+          <w:szCs w:val="24"/>
+        </w:rPr>
+        <w:t>)){</w:t>
+      </w:r>
+    </w:p>
+    <w:p>
+      <w:pPr>
+        <w:autoSpaceDE w:val="0"/>
+        <w:autoSpaceDN w:val="0"/>
+        <w:adjustRightInd w:val="0"/>
+        <w:ind w:firstLineChars="150" w:firstLine="360"/>
+        <w:jc w:val="left"/>
+        <w:rPr>
+          <w:rFonts w:ascii="Courier New" w:hAnsi="Courier New" w:cs="Courier New"/>
+          <w:kern w:val="0"/>
+          <w:sz w:val="24"/>
+          <w:szCs w:val="24"/>
+        </w:rPr>
+      </w:pPr>
+      <w:r>
+        <w:rPr>
+          <w:rFonts w:ascii="Courier New" w:hAnsi="Courier New" w:cs="Courier New" w:hint="eastAsia"/>
+          <w:color w:val="000000"/>
+          <w:kern w:val="0"/>
+          <w:sz w:val="24"/>
+          <w:szCs w:val="24"/>
+        </w:rPr>
+        <w:t xml:space="preserve">   </w:t>
+      </w:r>
+      <w:r>
+        <w:rPr>
+          <w:rFonts w:ascii="Courier New" w:hAnsi="Courier New" w:cs="Courier New"/>
+          <w:i/>
+          <w:iCs/>
+          <w:color w:val="0000C0"/>
+          <w:kern w:val="0"/>
+          <w:sz w:val="24"/>
+          <w:szCs w:val="24"/>
+        </w:rPr>
+        <w:t>sdb</w:t>
+      </w:r>
+      <w:r>
+        <w:rPr>
+          <w:rFonts w:ascii="Courier New" w:hAnsi="Courier New" w:cs="Courier New"/>
+          <w:color w:val="000000"/>
+          <w:kern w:val="0"/>
+          <w:sz w:val="24"/>
+          <w:szCs w:val="24"/>
+        </w:rPr>
+        <w:t>.createCollectionSpace(</w:t>
+      </w:r>
+      <w:r>
+        <w:rPr>
+          <w:rFonts w:ascii="Courier New" w:hAnsi="Courier New" w:cs="Courier New"/>
+          <w:color w:val="0000C0"/>
+          <w:kern w:val="0"/>
+          <w:sz w:val="24"/>
+          <w:szCs w:val="24"/>
+        </w:rPr>
+        <w:t>csName</w:t>
+      </w:r>
+      <w:r>
+        <w:rPr>
+          <w:rFonts w:ascii="Courier New" w:hAnsi="Courier New" w:cs="Courier New"/>
+          <w:color w:val="000000"/>
+          <w:kern w:val="0"/>
+          <w:sz w:val="24"/>
+          <w:szCs w:val="24"/>
+        </w:rPr>
+        <w:t>);</w:t>
+      </w:r>
+      <w:r>
+        <w:rPr>
+          <w:rFonts w:ascii="Courier New" w:hAnsi="Courier New" w:cs="Courier New"/>
+          <w:color w:val="000000"/>
+          <w:kern w:val="0"/>
+          <w:sz w:val="24"/>
+          <w:szCs w:val="24"/>
+        </w:rPr>
+        <w:tab/>
+      </w:r>
+    </w:p>
+    <w:p>
+      <w:pPr>
+        <w:autoSpaceDE w:val="0"/>
+        <w:autoSpaceDN w:val="0"/>
+        <w:adjustRightInd w:val="0"/>
+        <w:jc w:val="left"/>
+        <w:rPr>
+          <w:rFonts w:ascii="Courier New" w:hAnsi="Courier New" w:cs="Courier New"/>
+          <w:kern w:val="0"/>
+          <w:sz w:val="24"/>
+          <w:szCs w:val="24"/>
+        </w:rPr>
+      </w:pPr>
+      <w:r>
+        <w:rPr>
+          <w:rFonts w:ascii="Courier New" w:hAnsi="Courier New" w:cs="Courier New"/>
+          <w:color w:val="000000"/>
+          <w:kern w:val="0"/>
+          <w:sz w:val="24"/>
+          <w:szCs w:val="24"/>
+        </w:rPr>
+        <w:tab/>
+        <w:t>}</w:t>
+      </w:r>
+    </w:p>
+    <w:p>
+      <w:pPr>
+        <w:autoSpaceDE w:val="0"/>
+        <w:autoSpaceDN w:val="0"/>
+        <w:adjustRightInd w:val="0"/>
+        <w:jc w:val="left"/>
+        <w:rPr>
+          <w:rFonts w:ascii="Courier New" w:hAnsi="Courier New" w:cs="Courier New"/>
+          <w:kern w:val="0"/>
+          <w:sz w:val="24"/>
+          <w:szCs w:val="24"/>
+        </w:rPr>
+      </w:pPr>
+      <w:r>
+        <w:rPr>
+          <w:rFonts w:ascii="Courier New" w:hAnsi="Courier New" w:cs="Courier New"/>
+          <w:color w:val="000000"/>
+          <w:kern w:val="0"/>
+          <w:sz w:val="24"/>
+          <w:szCs w:val="24"/>
+        </w:rPr>
+        <w:t>}</w:t>
+      </w:r>
+      <w:r>
+        <w:rPr>
+          <w:rFonts w:ascii="Courier New" w:hAnsi="Courier New" w:cs="Courier New"/>
+          <w:b/>
+          <w:bCs/>
+          <w:color w:val="7F0055"/>
+          <w:kern w:val="0"/>
+          <w:sz w:val="24"/>
+          <w:szCs w:val="24"/>
+        </w:rPr>
+        <w:t>catch</w:t>
+      </w:r>
+      <w:r>
+        <w:rPr>
+          <w:rFonts w:ascii="Courier New" w:hAnsi="Courier New" w:cs="Courier New"/>
+          <w:color w:val="000000"/>
+          <w:kern w:val="0"/>
+          <w:sz w:val="24"/>
+          <w:szCs w:val="24"/>
+        </w:rPr>
+        <w:t xml:space="preserve">(BaseException </w:t>
+      </w:r>
+      <w:r>
+        <w:rPr>
+          <w:rFonts w:ascii="Courier New" w:hAnsi="Courier New" w:cs="Courier New"/>
+          <w:color w:val="6A3E3E"/>
+          <w:kern w:val="0"/>
+          <w:sz w:val="24"/>
+          <w:szCs w:val="24"/>
+        </w:rPr>
+        <w:t>e</w:t>
+      </w:r>
+      <w:r>
+        <w:rPr>
+          <w:rFonts w:ascii="Courier New" w:hAnsi="Courier New" w:cs="Courier New"/>
+          <w:color w:val="000000"/>
+          <w:kern w:val="0"/>
+          <w:sz w:val="24"/>
+          <w:szCs w:val="24"/>
+        </w:rPr>
+        <w:t>){</w:t>
+      </w:r>
+    </w:p>
+    <w:p>
+      <w:pPr>
+        <w:autoSpaceDE w:val="0"/>
+        <w:autoSpaceDN w:val="0"/>
+        <w:adjustRightInd w:val="0"/>
+        <w:jc w:val="left"/>
+        <w:rPr>
+          <w:rFonts w:ascii="Courier New" w:hAnsi="Courier New" w:cs="Courier New"/>
+          <w:kern w:val="0"/>
+          <w:sz w:val="24"/>
+          <w:szCs w:val="24"/>
+        </w:rPr>
+      </w:pPr>
+      <w:r>
+        <w:rPr>
+          <w:rFonts w:ascii="Courier New" w:hAnsi="Courier New" w:cs="Courier New"/>
+          <w:color w:val="000000"/>
+          <w:kern w:val="0"/>
+          <w:sz w:val="24"/>
+          <w:szCs w:val="24"/>
+        </w:rPr>
+        <w:tab/>
+      </w:r>
+      <w:r>
+        <w:rPr>
+          <w:rFonts w:ascii="Courier New" w:hAnsi="Courier New" w:cs="Courier New"/>
+          <w:color w:val="3F7F5F"/>
+          <w:kern w:val="0"/>
+          <w:sz w:val="24"/>
+          <w:szCs w:val="24"/>
+        </w:rPr>
+        <w:t>//-33 CS exist,ignore exceptions</w:t>
+      </w:r>
+      <w:r>
+        <w:rPr>
+          <w:rFonts w:ascii="Courier New" w:hAnsi="Courier New" w:cs="Courier New"/>
+          <w:color w:val="000000"/>
+          <w:kern w:val="0"/>
+          <w:sz w:val="24"/>
+          <w:szCs w:val="24"/>
+        </w:rPr>
+        <w:tab/>
+      </w:r>
+      <w:r>
+        <w:rPr>
+          <w:rFonts w:ascii="Courier New" w:hAnsi="Courier New" w:cs="Courier New"/>
+          <w:color w:val="000000"/>
+          <w:kern w:val="0"/>
+          <w:sz w:val="24"/>
+          <w:szCs w:val="24"/>
+        </w:rPr>
+        <w:tab/>
+      </w:r>
+      <w:r>
+        <w:rPr>
+          <w:rFonts w:ascii="Courier New" w:hAnsi="Courier New" w:cs="Courier New"/>
+          <w:color w:val="000000"/>
+          <w:kern w:val="0"/>
+          <w:sz w:val="24"/>
+          <w:szCs w:val="24"/>
+        </w:rPr>
+        <w:tab/>
+        <w:t>Assert.</w:t>
+      </w:r>
+      <w:r>
+        <w:rPr>
+          <w:rFonts w:ascii="Courier New" w:hAnsi="Courier New" w:cs="Courier New"/>
+          <w:i/>
+          <w:iCs/>
+          <w:color w:val="000000"/>
+          <w:kern w:val="0"/>
+          <w:sz w:val="24"/>
+          <w:szCs w:val="24"/>
+        </w:rPr>
+        <w:t>assertEquals</w:t>
+      </w:r>
+      <w:r>
+        <w:rPr>
+          <w:rFonts w:ascii="Courier New" w:hAnsi="Courier New" w:cs="Courier New"/>
+          <w:color w:val="000000"/>
+          <w:kern w:val="0"/>
+          <w:sz w:val="24"/>
+          <w:szCs w:val="24"/>
+        </w:rPr>
+        <w:t>(-33,</w:t>
+      </w:r>
+      <w:r>
+        <w:rPr>
+          <w:rFonts w:ascii="Courier New" w:hAnsi="Courier New" w:cs="Courier New"/>
+          <w:color w:val="6A3E3E"/>
+          <w:kern w:val="0"/>
+          <w:sz w:val="24"/>
+          <w:szCs w:val="24"/>
+        </w:rPr>
+        <w:t>e</w:t>
+      </w:r>
+      <w:r>
+        <w:rPr>
+          <w:rFonts w:ascii="Courier New" w:hAnsi="Courier New" w:cs="Courier New"/>
+          <w:color w:val="000000"/>
+          <w:kern w:val="0"/>
+          <w:sz w:val="24"/>
+          <w:szCs w:val="24"/>
+        </w:rPr>
+        <w:t>.getErrorCode(),</w:t>
+      </w:r>
+      <w:r>
+        <w:rPr>
+          <w:rFonts w:ascii="Courier New" w:hAnsi="Courier New" w:cs="Courier New"/>
+          <w:color w:val="6A3E3E"/>
+          <w:kern w:val="0"/>
+          <w:sz w:val="24"/>
+          <w:szCs w:val="24"/>
+        </w:rPr>
+        <w:t>e</w:t>
+      </w:r>
+      <w:r>
+        <w:rPr>
+          <w:rFonts w:ascii="Courier New" w:hAnsi="Courier New" w:cs="Courier New"/>
+          <w:color w:val="000000"/>
+          <w:kern w:val="0"/>
+          <w:sz w:val="24"/>
+          <w:szCs w:val="24"/>
+        </w:rPr>
+        <w:t>.getMessage());</w:t>
+      </w:r>
+    </w:p>
+    <w:p>
+      <w:pPr>
+        <w:rPr>
+          <w:rFonts w:ascii="Courier New" w:hAnsi="Courier New" w:cs="Courier New" w:hint="eastAsia"/>
+          <w:color w:val="000000"/>
+          <w:kern w:val="0"/>
+          <w:sz w:val="24"/>
+          <w:szCs w:val="24"/>
+        </w:rPr>
+      </w:pPr>
+      <w:r>
+        <w:rPr>
+          <w:rFonts w:ascii="Courier New" w:hAnsi="Courier New" w:cs="Courier New"/>
+          <w:color w:val="000000"/>
+          <w:kern w:val="0"/>
+          <w:sz w:val="24"/>
+          <w:szCs w:val="24"/>
+        </w:rPr>
+        <w:t>}</w:t>
+      </w:r>
+    </w:p>
+    <w:p>
+      <w:pPr>
+        <w:rPr>
+          <w:rFonts w:ascii="Courier New" w:hAnsi="Courier New" w:cs="Courier New" w:hint="eastAsia"/>
+          <w:color w:val="000000"/>
+          <w:kern w:val="0"/>
+          <w:sz w:val="24"/>
+          <w:szCs w:val="24"/>
+        </w:rPr>
+      </w:pPr>
+    </w:p>
+    <w:p>
+      <w:r>
+        <w:rPr>
+          <w:rFonts w:hint="eastAsia"/>
+        </w:rPr>
+        <w:t>6</w:t>
+      </w:r>
+      <w:r>
+        <w:rPr>
+          <w:rFonts w:hint="eastAsia"/>
+        </w:rPr>
+        <w:t>、用例中可使用</w:t>
+      </w:r>
+      <w:r>
+        <w:rPr>
+          <w:rFonts w:hint="eastAsia"/>
+        </w:rPr>
+        <w:t>clName+</w:t>
+      </w:r>
+      <w:r>
+        <w:rPr>
+          <w:rFonts w:hint="eastAsia"/>
+        </w:rPr>
+        <w:t>用例</w:t>
+      </w:r>
+      <w:r>
+        <w:rPr>
+          <w:rFonts w:hint="eastAsia"/>
+        </w:rPr>
+        <w:t>ID</w:t>
+      </w:r>
+      <w:r>
+        <w:rPr>
+          <w:rFonts w:hint="eastAsia"/>
+        </w:rPr>
+        <w:t>（</w:t>
+      </w:r>
+      <w:r>
+        <w:rPr>
+          <w:rFonts w:hint="eastAsia"/>
+        </w:rPr>
+        <w:t>testlink</w:t>
+      </w:r>
+      <w:r>
+        <w:rPr>
+          <w:rFonts w:hint="eastAsia"/>
+        </w:rPr>
+        <w:t>上对应的用例</w:t>
+      </w:r>
+      <w:r>
+        <w:rPr>
+          <w:rFonts w:hint="eastAsia"/>
+        </w:rPr>
+        <w:t>ID</w:t>
+      </w:r>
+      <w:r>
+        <w:rPr>
+          <w:rFonts w:hint="eastAsia"/>
+        </w:rPr>
+        <w:t>）对</w:t>
+      </w:r>
+      <w:r>
+        <w:rPr>
+          <w:rFonts w:hint="eastAsia"/>
+        </w:rPr>
+        <w:t>cl</w:t>
+      </w:r>
+      <w:r>
+        <w:rPr>
+          <w:rFonts w:hint="eastAsia"/>
+        </w:rPr>
+        <w:t>命令，以保证该</w:t>
+      </w:r>
+      <w:r>
+        <w:rPr>
+          <w:rFonts w:hint="eastAsia"/>
+        </w:rPr>
+        <w:t>CL</w:t>
+      </w:r>
+      <w:r>
+        <w:rPr>
+          <w:rFonts w:hint="eastAsia"/>
+        </w:rPr>
+        <w:t>唯一性。参考如下命名格式：</w:t>
+      </w:r>
+      <w:r>
+        <w:t>C</w:t>
+      </w:r>
+      <w:r>
+        <w:rPr>
+          <w:rFonts w:hint="eastAsia"/>
+        </w:rPr>
+        <w:t>lName+caseID</w:t>
+      </w:r>
+      <w:r>
+        <w:rPr>
+          <w:rFonts w:hint="eastAsia"/>
+        </w:rPr>
+        <w:t>；用例中创建的</w:t>
+      </w:r>
+      <w:r>
+        <w:rPr>
+          <w:rFonts w:hint="eastAsia"/>
+        </w:rPr>
+        <w:t>CS</w:t>
+      </w:r>
+      <w:r>
+        <w:rPr>
+          <w:rFonts w:hint="eastAsia"/>
+        </w:rPr>
+        <w:t>也需要包含用例</w:t>
+      </w:r>
+      <w:r>
+        <w:rPr>
+          <w:rFonts w:hint="eastAsia"/>
+        </w:rPr>
+        <w:t>ID</w:t>
+      </w:r>
+      <w:r>
+        <w:rPr>
+          <w:rFonts w:hint="eastAsia"/>
+        </w:rPr>
+        <w:t>。</w:t>
+      </w:r>
+    </w:p>
+    <w:p>
+      <w:pPr>
+        <w:rPr>
+          <w:rFonts w:ascii="Courier New" w:hAnsi="Courier New" w:cs="Courier New" w:hint="eastAsia"/>
+          <w:color w:val="000000"/>
+          <w:kern w:val="0"/>
+          <w:sz w:val="24"/>
+          <w:szCs w:val="24"/>
+        </w:rPr>
+      </w:pPr>
+    </w:p>
+    <w:p>
+      <w:pPr>
+        <w:autoSpaceDE w:val="0"/>
+        <w:autoSpaceDN w:val="0"/>
+        <w:adjustRightInd w:val="0"/>
+        <w:jc w:val="left"/>
+        <w:rPr>
+          <w:rFonts w:hint="eastAsia"/>
+        </w:rPr>
+      </w:pPr>
+      <w:r>
+        <w:rPr>
+          <w:rFonts w:hint="eastAsia"/>
+        </w:rPr>
+        <w:t>7</w:t>
+      </w:r>
+      <w:r>
+        <w:rPr>
+          <w:rFonts w:hint="eastAsia"/>
+        </w:rPr>
+        <w:t>、</w:t>
+      </w:r>
+      <w:r>
+        <w:t>变量名尽量不要用缩写，命名要反应出变量的类型和所代表的意义</w:t>
+      </w:r>
+      <w:r>
+        <w:rPr>
+          <w:rFonts w:hint="eastAsia"/>
+        </w:rPr>
+        <w:t>。</w:t>
+      </w:r>
+    </w:p>
+    <w:p>
+      <w:pPr>
+        <w:autoSpaceDE w:val="0"/>
+        <w:autoSpaceDN w:val="0"/>
+        <w:adjustRightInd w:val="0"/>
+        <w:jc w:val="left"/>
+      </w:pPr>
+    </w:p>
+    <w:p>
+      <w:pPr>
+        <w:autoSpaceDE w:val="0"/>
+        <w:autoSpaceDN w:val="0"/>
+        <w:adjustRightInd w:val="0"/>
+        <w:jc w:val="left"/>
+        <w:rPr>
+          <w:rFonts w:hint="eastAsia"/>
+        </w:rPr>
+      </w:pPr>
+      <w:r>
+        <w:rPr>
+          <w:rFonts w:hint="eastAsia"/>
+        </w:rPr>
+        <w:t>8</w:t>
+      </w:r>
+      <w:r>
+        <w:rPr>
+          <w:rFonts w:hint="eastAsia"/>
+        </w:rPr>
+        <w:t>、</w:t>
+      </w:r>
+      <w:r>
+        <w:t>成员变量不对外提供使用时，直接采用</w:t>
+      </w:r>
+      <w:r>
+        <w:t>=</w:t>
+      </w:r>
+      <w:r>
+        <w:t>赋值</w:t>
+      </w:r>
+      <w:r>
+        <w:rPr>
+          <w:rFonts w:hint="eastAsia"/>
+        </w:rPr>
+        <w:t>。</w:t>
+      </w:r>
+    </w:p>
+    <w:p>
+      <w:pPr>
+        <w:autoSpaceDE w:val="0"/>
+        <w:autoSpaceDN w:val="0"/>
+        <w:adjustRightInd w:val="0"/>
+        <w:jc w:val="left"/>
+        <w:rPr>
+          <w:rFonts w:hint="eastAsia"/>
+        </w:rPr>
+      </w:pPr>
+    </w:p>
+    <w:p>
+      <w:pPr>
+        <w:autoSpaceDE w:val="0"/>
+        <w:autoSpaceDN w:val="0"/>
+        <w:adjustRightInd w:val="0"/>
+        <w:jc w:val="left"/>
+        <w:rPr>
+          <w:rFonts w:hint="eastAsia"/>
+        </w:rPr>
+      </w:pPr>
+      <w:r>
+        <w:rPr>
+          <w:rFonts w:hint="eastAsia"/>
+        </w:rPr>
+        <w:t>9</w:t>
+      </w:r>
+      <w:r>
+        <w:rPr>
+          <w:rFonts w:hint="eastAsia"/>
+        </w:rPr>
+        <w:t>、涉及到测试接口中有</w:t>
+      </w:r>
+      <w:r>
+        <w:rPr>
+          <w:rFonts w:hint="eastAsia"/>
+        </w:rPr>
+        <w:t>return</w:t>
+      </w:r>
+      <w:r>
+        <w:rPr>
+          <w:rFonts w:hint="eastAsia"/>
+        </w:rPr>
+        <w:t>时，需要校验</w:t>
+      </w:r>
+      <w:r>
+        <w:rPr>
+          <w:rFonts w:hint="eastAsia"/>
+        </w:rPr>
+        <w:t>return</w:t>
+      </w:r>
+      <w:r>
+        <w:rPr>
+          <w:rFonts w:hint="eastAsia"/>
+        </w:rPr>
+        <w:t>值。</w:t>
+      </w:r>
+    </w:p>
+    <w:p>
+      <w:pPr>
+        <w:autoSpaceDE w:val="0"/>
+        <w:autoSpaceDN w:val="0"/>
+        <w:adjustRightInd w:val="0"/>
+        <w:jc w:val="left"/>
+        <w:rPr>
+          <w:rFonts w:hint="eastAsia"/>
+        </w:rPr>
+      </w:pPr>
+    </w:p>
+    <w:p>
+      <w:pPr>
+        <w:autoSpaceDE w:val="0"/>
+        <w:autoSpaceDN w:val="0"/>
+        <w:adjustRightInd w:val="0"/>
+        <w:jc w:val="left"/>
+      </w:pPr>
+      <w:r>
+        <w:rPr>
+          <w:rFonts w:hint="eastAsia"/>
+        </w:rPr>
+        <w:t>10</w:t>
+      </w:r>
+      <w:r>
+        <w:rPr>
+          <w:rFonts w:hint="eastAsia"/>
+        </w:rPr>
+        <w:t>、用例中有涉及环境校验时，建议在准备环境时进行判断，如切分需要判断集群模式。</w:t>
+      </w:r>
+    </w:p>
+    <w:p>
+      <w:pPr>
+        <w:rPr>
+          <w:lang/>
+        </w:rPr>
+      </w:pPr>
     </w:p>
     <w:sectPr>
       <w:pgSz w:w="11906" w:h="16838"/>
@@ -1395,6 +2535,103 @@
     </w:p>
   </w:footnote>
 </w:footnotes>
+</file>
+
+<file path=word/numbering.xml><?xml version="1.0" encoding="utf-8"?>
+<w:numbering xmlns:ve="http://schemas.openxmlformats.org/markup-compatibility/2006" xmlns:o="urn:schemas-microsoft-com:office:office" xmlns:r="http://schemas.openxmlformats.org/officeDocument/2006/relationships" xmlns:m="http://schemas.openxmlformats.org/officeDocument/2006/math" xmlns:v="urn:schemas-microsoft-com:vml" xmlns:wp="http://schemas.openxmlformats.org/drawingml/2006/wordprocessingDrawing" xmlns:w10="urn:schemas-microsoft-com:office:word" xmlns:w="http://schemas.openxmlformats.org/wordprocessingml/2006/main" xmlns:wne="http://schemas.microsoft.com/office/word/2006/wordml">
+  <w:abstractNum w:abstractNumId="0">
+    <w:nsid w:val="232F7FA9"/>
+    <w:multiLevelType w:val="hybridMultilevel"/>
+    <w:tmpl w:val="EB407D34"/>
+    <w:lvl w:ilvl="0" w:tplc="526C7C32">
+      <w:start w:val="1"/>
+      <w:numFmt w:val="decimal"/>
+      <w:lvlText w:val="%1、"/>
+      <w:lvlJc w:val="left"/>
+      <w:pPr>
+        <w:ind w:left="360" w:hanging="360"/>
+      </w:pPr>
+      <w:rPr>
+        <w:rFonts w:hint="default"/>
+      </w:rPr>
+    </w:lvl>
+    <w:lvl w:ilvl="1" w:tplc="04090019" w:tentative="1">
+      <w:start w:val="1"/>
+      <w:numFmt w:val="lowerLetter"/>
+      <w:lvlText w:val="%2)"/>
+      <w:lvlJc w:val="left"/>
+      <w:pPr>
+        <w:ind w:left="840" w:hanging="420"/>
+      </w:pPr>
+    </w:lvl>
+    <w:lvl w:ilvl="2" w:tplc="0409001B" w:tentative="1">
+      <w:start w:val="1"/>
+      <w:numFmt w:val="lowerRoman"/>
+      <w:lvlText w:val="%3."/>
+      <w:lvlJc w:val="right"/>
+      <w:pPr>
+        <w:ind w:left="1260" w:hanging="420"/>
+      </w:pPr>
+    </w:lvl>
+    <w:lvl w:ilvl="3" w:tplc="0409000F" w:tentative="1">
+      <w:start w:val="1"/>
+      <w:numFmt w:val="decimal"/>
+      <w:lvlText w:val="%4."/>
+      <w:lvlJc w:val="left"/>
+      <w:pPr>
+        <w:ind w:left="1680" w:hanging="420"/>
+      </w:pPr>
+    </w:lvl>
+    <w:lvl w:ilvl="4" w:tplc="04090019" w:tentative="1">
+      <w:start w:val="1"/>
+      <w:numFmt w:val="lowerLetter"/>
+      <w:lvlText w:val="%5)"/>
+      <w:lvlJc w:val="left"/>
+      <w:pPr>
+        <w:ind w:left="2100" w:hanging="420"/>
+      </w:pPr>
+    </w:lvl>
+    <w:lvl w:ilvl="5" w:tplc="0409001B" w:tentative="1">
+      <w:start w:val="1"/>
+      <w:numFmt w:val="lowerRoman"/>
+      <w:lvlText w:val="%6."/>
+      <w:lvlJc w:val="right"/>
+      <w:pPr>
+        <w:ind w:left="2520" w:hanging="420"/>
+      </w:pPr>
+    </w:lvl>
+    <w:lvl w:ilvl="6" w:tplc="0409000F" w:tentative="1">
+      <w:start w:val="1"/>
+      <w:numFmt w:val="decimal"/>
+      <w:lvlText w:val="%7."/>
+      <w:lvlJc w:val="left"/>
+      <w:pPr>
+        <w:ind w:left="2940" w:hanging="420"/>
+      </w:pPr>
+    </w:lvl>
+    <w:lvl w:ilvl="7" w:tplc="04090019" w:tentative="1">
+      <w:start w:val="1"/>
+      <w:numFmt w:val="lowerLetter"/>
+      <w:lvlText w:val="%8)"/>
+      <w:lvlJc w:val="left"/>
+      <w:pPr>
+        <w:ind w:left="3360" w:hanging="420"/>
+      </w:pPr>
+    </w:lvl>
+    <w:lvl w:ilvl="8" w:tplc="0409001B" w:tentative="1">
+      <w:start w:val="1"/>
+      <w:numFmt w:val="lowerRoman"/>
+      <w:lvlText w:val="%9."/>
+      <w:lvlJc w:val="right"/>
+      <w:pPr>
+        <w:ind w:left="3780" w:hanging="420"/>
+      </w:pPr>
+    </w:lvl>
+  </w:abstractNum>
+  <w:num w:numId="1">
+    <w:abstractNumId w:val="0"/>
+  </w:num>
+</w:numbering>
 </file>
 
 <file path=word/styles.xml><?xml version="1.0" encoding="utf-8"?>
@@ -1814,6 +3051,16 @@
       </w:tblCellMar>
     </w:tblPr>
   </w:style>
+  <w:style w:type="paragraph" w:styleId="ListParagraph">
+    <w:name w:val="List Paragraph"/>
+    <w:basedOn w:val="Normal"/>
+    <w:uiPriority w:val="34"/>
+    <w:qFormat/>
+    <w:rsid w:val="007D6904"/>
+    <w:pPr>
+      <w:ind w:firstLineChars="200" w:firstLine="420"/>
+    </w:pPr>
+  </w:style>
 </w:styles>
 </file>
 
@@ -1825,7 +3072,7 @@
         <a:sysClr val="windowText" lastClr="000000"/>
       </a:dk1>
       <a:lt1>
-        <a:sysClr val="window" lastClr="FFFFFF"/>
+        <a:sysClr val="window" lastClr="CCE8CF"/>
       </a:lt1>
       <a:dk2>
         <a:srgbClr val="1F497D"/>

--- a/internal_doc/09.规范模板/JAVA测试用例编写规范.docx
+++ b/internal_doc/09.规范模板/JAVA测试用例编写规范.docx
@@ -1216,9 +1216,6 @@
           <w:numId w:val="1"/>
         </w:numPr>
         <w:ind w:firstLineChars="0"/>
-        <w:rPr>
-          <w:rFonts w:hint="eastAsia"/>
-        </w:rPr>
       </w:pPr>
       <w:r>
         <w:rPr>
@@ -1321,9 +1318,6 @@
       <w:pPr>
         <w:pStyle w:val="ListParagraph"/>
         <w:ind w:left="360" w:firstLineChars="0" w:firstLine="0"/>
-        <w:rPr>
-          <w:rFonts w:hint="eastAsia"/>
-        </w:rPr>
       </w:pPr>
     </w:p>
     <w:p>
@@ -1334,9 +1328,6 @@
           <w:numId w:val="1"/>
         </w:numPr>
         <w:ind w:firstLineChars="0"/>
-        <w:rPr>
-          <w:rFonts w:hint="eastAsia"/>
-        </w:rPr>
       </w:pPr>
       <w:r>
         <w:rPr>
@@ -1377,9 +1368,6 @@
           <w:numId w:val="1"/>
         </w:numPr>
         <w:ind w:firstLineChars="0"/>
-        <w:rPr>
-          <w:rFonts w:hint="eastAsia"/>
-        </w:rPr>
       </w:pPr>
       <w:r>
         <w:rPr>
@@ -1415,9 +1403,6 @@
     <w:p>
       <w:pPr>
         <w:pStyle w:val="ListParagraph"/>
-        <w:rPr>
-          <w:rFonts w:hint="eastAsia"/>
-        </w:rPr>
       </w:pPr>
     </w:p>
     <w:p>
@@ -2150,7 +2135,7 @@
     <w:p>
       <w:pPr>
         <w:rPr>
-          <w:rFonts w:ascii="Courier New" w:hAnsi="Courier New" w:cs="Courier New" w:hint="eastAsia"/>
+          <w:rFonts w:ascii="Courier New" w:hAnsi="Courier New" w:cs="Courier New"/>
           <w:color w:val="000000"/>
           <w:kern w:val="0"/>
           <w:sz w:val="24"/>
@@ -2171,7 +2156,7 @@
     <w:p>
       <w:pPr>
         <w:rPr>
-          <w:rFonts w:ascii="Courier New" w:hAnsi="Courier New" w:cs="Courier New" w:hint="eastAsia"/>
+          <w:rFonts w:ascii="Courier New" w:hAnsi="Courier New" w:cs="Courier New"/>
           <w:color w:val="000000"/>
           <w:kern w:val="0"/>
           <w:sz w:val="24"/>
@@ -2307,7 +2292,7 @@
     <w:p>
       <w:pPr>
         <w:rPr>
-          <w:rFonts w:ascii="Courier New" w:hAnsi="Courier New" w:cs="Courier New" w:hint="eastAsia"/>
+          <w:rFonts w:ascii="Courier New" w:hAnsi="Courier New" w:cs="Courier New"/>
           <w:color w:val="000000"/>
           <w:kern w:val="0"/>
           <w:sz w:val="24"/>
@@ -2321,9 +2306,6 @@
         <w:autoSpaceDN w:val="0"/>
         <w:adjustRightInd w:val="0"/>
         <w:jc w:val="left"/>
-        <w:rPr>
-          <w:rFonts w:hint="eastAsia"/>
-        </w:rPr>
       </w:pPr>
       <w:r>
         <w:rPr>
@@ -2361,9 +2343,6 @@
         <w:autoSpaceDN w:val="0"/>
         <w:adjustRightInd w:val="0"/>
         <w:jc w:val="left"/>
-        <w:rPr>
-          <w:rFonts w:hint="eastAsia"/>
-        </w:rPr>
       </w:pPr>
       <w:r>
         <w:rPr>
@@ -2399,9 +2378,6 @@
         <w:autoSpaceDN w:val="0"/>
         <w:adjustRightInd w:val="0"/>
         <w:jc w:val="left"/>
-        <w:rPr>
-          <w:rFonts w:hint="eastAsia"/>
-        </w:rPr>
       </w:pPr>
     </w:p>
     <w:p>
@@ -2410,9 +2386,6 @@
         <w:autoSpaceDN w:val="0"/>
         <w:adjustRightInd w:val="0"/>
         <w:jc w:val="left"/>
-        <w:rPr>
-          <w:rFonts w:hint="eastAsia"/>
-        </w:rPr>
       </w:pPr>
       <w:r>
         <w:rPr>
@@ -2457,9 +2430,6 @@
         <w:autoSpaceDN w:val="0"/>
         <w:adjustRightInd w:val="0"/>
         <w:jc w:val="left"/>
-        <w:rPr>
-          <w:rFonts w:hint="eastAsia"/>
-        </w:rPr>
       </w:pPr>
     </w:p>
     <w:p>
@@ -2468,6 +2438,9 @@
         <w:autoSpaceDN w:val="0"/>
         <w:adjustRightInd w:val="0"/>
         <w:jc w:val="left"/>
+        <w:rPr>
+          <w:rFonts w:hint="eastAsia"/>
+        </w:rPr>
       </w:pPr>
       <w:r>
         <w:rPr>
@@ -2484,11 +2457,601 @@
     </w:p>
     <w:p>
       <w:pPr>
-        <w:rPr>
-          <w:lang/>
-        </w:rPr>
-      </w:pPr>
-    </w:p>
+        <w:autoSpaceDE w:val="0"/>
+        <w:autoSpaceDN w:val="0"/>
+        <w:adjustRightInd w:val="0"/>
+        <w:jc w:val="left"/>
+        <w:rPr>
+          <w:rFonts w:hint="eastAsia"/>
+        </w:rPr>
+      </w:pPr>
+    </w:p>
+    <w:p>
+      <w:pPr>
+        <w:autoSpaceDE w:val="0"/>
+        <w:autoSpaceDN w:val="0"/>
+        <w:adjustRightInd w:val="0"/>
+        <w:jc w:val="left"/>
+        <w:rPr>
+          <w:rFonts w:hint="eastAsia"/>
+        </w:rPr>
+      </w:pPr>
+      <w:r>
+        <w:rPr>
+          <w:rFonts w:hint="eastAsia"/>
+        </w:rPr>
+        <w:t>11</w:t>
+      </w:r>
+      <w:r>
+        <w:rPr>
+          <w:rFonts w:hint="eastAsia"/>
+        </w:rPr>
+        <w:t>、用例中存在循环检查结果是否成立时，一定要有超时限制</w:t>
+      </w:r>
+    </w:p>
+    <w:tbl>
+      <w:tblPr>
+        <w:tblStyle w:val="TableGrid"/>
+        <w:tblW w:w="0" w:type="auto"/>
+        <w:tblLook w:val="04A0"/>
+      </w:tblPr>
+      <w:tblGrid>
+        <w:gridCol w:w="4261"/>
+        <w:gridCol w:w="4261"/>
+      </w:tblGrid>
+      <w:tr>
+        <w:tc>
+          <w:tcPr>
+            <w:tcW w:w="4261" w:type="dxa"/>
+          </w:tcPr>
+          <w:p>
+            <w:pPr>
+              <w:autoSpaceDE w:val="0"/>
+              <w:autoSpaceDN w:val="0"/>
+              <w:adjustRightInd w:val="0"/>
+              <w:jc w:val="left"/>
+              <w:rPr>
+                <w:rFonts w:hint="eastAsia"/>
+              </w:rPr>
+            </w:pPr>
+            <w:r>
+              <w:rPr>
+                <w:rFonts w:hint="eastAsia"/>
+              </w:rPr>
+              <w:t>正确的</w:t>
+            </w:r>
+          </w:p>
+        </w:tc>
+        <w:tc>
+          <w:tcPr>
+            <w:tcW w:w="4261" w:type="dxa"/>
+          </w:tcPr>
+          <w:p>
+            <w:pPr>
+              <w:autoSpaceDE w:val="0"/>
+              <w:autoSpaceDN w:val="0"/>
+              <w:adjustRightInd w:val="0"/>
+              <w:jc w:val="left"/>
+            </w:pPr>
+            <w:r>
+              <w:rPr>
+                <w:rFonts w:hint="eastAsia"/>
+              </w:rPr>
+              <w:t>错误的</w:t>
+            </w:r>
+          </w:p>
+        </w:tc>
+      </w:tr>
+      <w:tr>
+        <w:tc>
+          <w:tcPr>
+            <w:tcW w:w="4261" w:type="dxa"/>
+          </w:tcPr>
+          <w:p>
+            <w:pPr>
+              <w:autoSpaceDE w:val="0"/>
+              <w:autoSpaceDN w:val="0"/>
+              <w:adjustRightInd w:val="0"/>
+              <w:jc w:val="left"/>
+              <w:rPr>
+                <w:rFonts w:hint="eastAsia"/>
+              </w:rPr>
+            </w:pPr>
+            <w:r>
+              <w:t>I</w:t>
+            </w:r>
+            <w:r>
+              <w:rPr>
+                <w:rFonts w:hint="eastAsia"/>
+              </w:rPr>
+              <w:t>nt totalSleepLen = 100  ;</w:t>
+            </w:r>
+          </w:p>
+          <w:p>
+            <w:pPr>
+              <w:autoSpaceDE w:val="0"/>
+              <w:autoSpaceDN w:val="0"/>
+              <w:adjustRightInd w:val="0"/>
+              <w:jc w:val="left"/>
+              <w:rPr>
+                <w:rFonts w:hint="eastAsia"/>
+              </w:rPr>
+            </w:pPr>
+            <w:r>
+              <w:lastRenderedPageBreak/>
+              <w:t>I</w:t>
+            </w:r>
+            <w:r>
+              <w:rPr>
+                <w:rFonts w:hint="eastAsia"/>
+              </w:rPr>
+              <w:t>nt alreadySleepLen=10 ;</w:t>
+            </w:r>
+          </w:p>
+          <w:p>
+            <w:pPr>
+              <w:autoSpaceDE w:val="0"/>
+              <w:autoSpaceDN w:val="0"/>
+              <w:adjustRightInd w:val="0"/>
+              <w:jc w:val="left"/>
+              <w:rPr>
+                <w:rFonts w:hint="eastAsia"/>
+              </w:rPr>
+            </w:pPr>
+            <w:r>
+              <w:t>W</w:t>
+            </w:r>
+            <w:r>
+              <w:rPr>
+                <w:rFonts w:hint="eastAsia"/>
+              </w:rPr>
+              <w:t>hile(alreadySleepLen &lt;=  totalSleepLen){</w:t>
+            </w:r>
+          </w:p>
+          <w:p>
+            <w:pPr>
+              <w:autoSpaceDE w:val="0"/>
+              <w:autoSpaceDN w:val="0"/>
+              <w:adjustRightInd w:val="0"/>
+              <w:jc w:val="left"/>
+              <w:rPr>
+                <w:rFonts w:hint="eastAsia"/>
+              </w:rPr>
+            </w:pPr>
+            <w:r>
+              <w:rPr>
+                <w:rFonts w:hint="eastAsia"/>
+              </w:rPr>
+              <w:t xml:space="preserve">    </w:t>
+            </w:r>
+            <w:r>
+              <w:t>I</w:t>
+            </w:r>
+            <w:r>
+              <w:rPr>
+                <w:rFonts w:hint="eastAsia"/>
+              </w:rPr>
+              <w:t>f ( condition ) break ;</w:t>
+            </w:r>
+          </w:p>
+          <w:p>
+            <w:pPr>
+              <w:autoSpaceDE w:val="0"/>
+              <w:autoSpaceDN w:val="0"/>
+              <w:adjustRightInd w:val="0"/>
+              <w:jc w:val="left"/>
+              <w:rPr>
+                <w:rFonts w:hint="eastAsia"/>
+              </w:rPr>
+            </w:pPr>
+            <w:r>
+              <w:rPr>
+                <w:rFonts w:hint="eastAsia"/>
+              </w:rPr>
+              <w:t xml:space="preserve">    e</w:t>
+            </w:r>
+            <w:r>
+              <w:t>sle{</w:t>
+            </w:r>
+          </w:p>
+          <w:p>
+            <w:pPr>
+              <w:autoSpaceDE w:val="0"/>
+              <w:autoSpaceDN w:val="0"/>
+              <w:adjustRightInd w:val="0"/>
+              <w:jc w:val="left"/>
+              <w:rPr>
+                <w:rFonts w:hint="eastAsia"/>
+              </w:rPr>
+            </w:pPr>
+            <w:r>
+              <w:rPr>
+                <w:rFonts w:hint="eastAsia"/>
+              </w:rPr>
+              <w:t xml:space="preserve">       try{</w:t>
+            </w:r>
+          </w:p>
+          <w:p>
+            <w:pPr>
+              <w:autoSpaceDE w:val="0"/>
+              <w:autoSpaceDN w:val="0"/>
+              <w:adjustRightInd w:val="0"/>
+              <w:jc w:val="left"/>
+              <w:rPr>
+                <w:rFonts w:hint="eastAsia"/>
+              </w:rPr>
+            </w:pPr>
+            <w:r>
+              <w:rPr>
+                <w:rFonts w:hint="eastAsia"/>
+              </w:rPr>
+              <w:t xml:space="preserve">           Thread.sleep(10000)</w:t>
+            </w:r>
+            <w:r>
+              <w:rPr>
+                <w:rFonts w:hint="eastAsia"/>
+              </w:rPr>
+              <w:t xml:space="preserve"> </w:t>
+            </w:r>
+            <w:r>
+              <w:rPr>
+                <w:rFonts w:hint="eastAsia"/>
+              </w:rPr>
+              <w:t xml:space="preserve"> ;</w:t>
+            </w:r>
+          </w:p>
+          <w:p>
+            <w:pPr>
+              <w:autoSpaceDE w:val="0"/>
+              <w:autoSpaceDN w:val="0"/>
+              <w:adjustRightInd w:val="0"/>
+              <w:jc w:val="left"/>
+              <w:rPr>
+                <w:rFonts w:hint="eastAsia"/>
+              </w:rPr>
+            </w:pPr>
+            <w:r>
+              <w:rPr>
+                <w:rFonts w:hint="eastAsia"/>
+              </w:rPr>
+              <w:t xml:space="preserve">           alreadySleepLen += 10</w:t>
+            </w:r>
+            <w:r>
+              <w:rPr>
+                <w:rFonts w:hint="eastAsia"/>
+              </w:rPr>
+              <w:t xml:space="preserve"> </w:t>
+            </w:r>
+            <w:r>
+              <w:rPr>
+                <w:rFonts w:hint="eastAsia"/>
+              </w:rPr>
+              <w:t>;</w:t>
+            </w:r>
+          </w:p>
+          <w:p>
+            <w:pPr>
+              <w:autoSpaceDE w:val="0"/>
+              <w:autoSpaceDN w:val="0"/>
+              <w:adjustRightInd w:val="0"/>
+              <w:jc w:val="left"/>
+              <w:rPr>
+                <w:rFonts w:hint="eastAsia"/>
+              </w:rPr>
+            </w:pPr>
+            <w:r>
+              <w:rPr>
+                <w:rFonts w:hint="eastAsia"/>
+              </w:rPr>
+              <w:t xml:space="preserve">       } catch(</w:t>
+            </w:r>
+            <w:r>
+              <w:rPr>
+                <w:rFonts w:ascii="Courier New" w:hAnsi="Courier New" w:cs="Courier New"/>
+                <w:color w:val="000000"/>
+                <w:kern w:val="0"/>
+                <w:sz w:val="20"/>
+                <w:szCs w:val="20"/>
+                <w:highlight w:val="lightGray"/>
+              </w:rPr>
+              <w:t>InterruptedException</w:t>
+            </w:r>
+            <w:r>
+              <w:rPr>
+                <w:rFonts w:ascii="Courier New" w:hAnsi="Courier New" w:cs="Courier New" w:hint="eastAsia"/>
+                <w:color w:val="000000"/>
+                <w:kern w:val="0"/>
+                <w:sz w:val="20"/>
+                <w:szCs w:val="20"/>
+              </w:rPr>
+              <w:t xml:space="preserve"> e</w:t>
+            </w:r>
+            <w:r>
+              <w:rPr>
+                <w:rFonts w:hint="eastAsia"/>
+              </w:rPr>
+              <w:t>){</w:t>
+            </w:r>
+          </w:p>
+          <w:p>
+            <w:pPr>
+              <w:autoSpaceDE w:val="0"/>
+              <w:autoSpaceDN w:val="0"/>
+              <w:adjustRightInd w:val="0"/>
+              <w:jc w:val="left"/>
+              <w:rPr>
+                <w:rFonts w:hint="eastAsia"/>
+              </w:rPr>
+            </w:pPr>
+            <w:r>
+              <w:rPr>
+                <w:rFonts w:hint="eastAsia"/>
+              </w:rPr>
+              <w:t xml:space="preserve">       }</w:t>
+            </w:r>
+          </w:p>
+          <w:p>
+            <w:pPr>
+              <w:autoSpaceDE w:val="0"/>
+              <w:autoSpaceDN w:val="0"/>
+              <w:adjustRightInd w:val="0"/>
+              <w:jc w:val="left"/>
+              <w:rPr>
+                <w:rFonts w:hint="eastAsia"/>
+              </w:rPr>
+            </w:pPr>
+            <w:r>
+              <w:rPr>
+                <w:rFonts w:hint="eastAsia"/>
+              </w:rPr>
+              <w:t xml:space="preserve">    } </w:t>
+            </w:r>
+          </w:p>
+          <w:p>
+            <w:pPr>
+              <w:autoSpaceDE w:val="0"/>
+              <w:autoSpaceDN w:val="0"/>
+              <w:adjustRightInd w:val="0"/>
+              <w:jc w:val="left"/>
+            </w:pPr>
+            <w:r>
+              <w:rPr>
+                <w:rFonts w:hint="eastAsia"/>
+              </w:rPr>
+              <w:t>}</w:t>
+            </w:r>
+          </w:p>
+        </w:tc>
+        <w:tc>
+          <w:tcPr>
+            <w:tcW w:w="4261" w:type="dxa"/>
+          </w:tcPr>
+          <w:p>
+            <w:pPr>
+              <w:autoSpaceDE w:val="0"/>
+              <w:autoSpaceDN w:val="0"/>
+              <w:adjustRightInd w:val="0"/>
+              <w:jc w:val="left"/>
+              <w:rPr>
+                <w:rFonts w:hint="eastAsia"/>
+              </w:rPr>
+            </w:pPr>
+            <w:r>
+              <w:lastRenderedPageBreak/>
+              <w:t>W</w:t>
+            </w:r>
+            <w:r>
+              <w:rPr>
+                <w:rFonts w:hint="eastAsia"/>
+              </w:rPr>
+              <w:t>hile(true){</w:t>
+            </w:r>
+          </w:p>
+          <w:p>
+            <w:pPr>
+              <w:autoSpaceDE w:val="0"/>
+              <w:autoSpaceDN w:val="0"/>
+              <w:adjustRightInd w:val="0"/>
+              <w:jc w:val="left"/>
+              <w:rPr>
+                <w:rFonts w:hint="eastAsia"/>
+              </w:rPr>
+            </w:pPr>
+            <w:r>
+              <w:rPr>
+                <w:rFonts w:hint="eastAsia"/>
+              </w:rPr>
+              <w:lastRenderedPageBreak/>
+              <w:t xml:space="preserve">    </w:t>
+            </w:r>
+            <w:r>
+              <w:t>I</w:t>
+            </w:r>
+            <w:r>
+              <w:rPr>
+                <w:rFonts w:hint="eastAsia"/>
+              </w:rPr>
+              <w:t>f (condition) break</w:t>
+            </w:r>
+            <w:r>
+              <w:rPr>
+                <w:rFonts w:hint="eastAsia"/>
+              </w:rPr>
+              <w:t xml:space="preserve"> </w:t>
+            </w:r>
+            <w:r>
+              <w:rPr>
+                <w:rFonts w:hint="eastAsia"/>
+              </w:rPr>
+              <w:t>;</w:t>
+            </w:r>
+          </w:p>
+          <w:p>
+            <w:pPr>
+              <w:autoSpaceDE w:val="0"/>
+              <w:autoSpaceDN w:val="0"/>
+              <w:adjustRightInd w:val="0"/>
+              <w:jc w:val="left"/>
+              <w:rPr>
+                <w:rFonts w:hint="eastAsia"/>
+              </w:rPr>
+            </w:pPr>
+            <w:r>
+              <w:rPr>
+                <w:rFonts w:hint="eastAsia"/>
+              </w:rPr>
+              <w:t xml:space="preserve">    else{</w:t>
+            </w:r>
+          </w:p>
+          <w:p>
+            <w:pPr>
+              <w:autoSpaceDE w:val="0"/>
+              <w:autoSpaceDN w:val="0"/>
+              <w:adjustRightInd w:val="0"/>
+              <w:jc w:val="left"/>
+              <w:rPr>
+                <w:rFonts w:hint="eastAsia"/>
+              </w:rPr>
+            </w:pPr>
+            <w:r>
+              <w:rPr>
+                <w:rFonts w:hint="eastAsia"/>
+              </w:rPr>
+              <w:t xml:space="preserve">       try{</w:t>
+            </w:r>
+          </w:p>
+          <w:p>
+            <w:pPr>
+              <w:autoSpaceDE w:val="0"/>
+              <w:autoSpaceDN w:val="0"/>
+              <w:adjustRightInd w:val="0"/>
+              <w:jc w:val="left"/>
+              <w:rPr>
+                <w:rFonts w:hint="eastAsia"/>
+              </w:rPr>
+            </w:pPr>
+            <w:r>
+              <w:rPr>
+                <w:rFonts w:hint="eastAsia"/>
+              </w:rPr>
+              <w:t xml:space="preserve">           Thread.sleep(10000)  ;</w:t>
+            </w:r>
+          </w:p>
+          <w:p>
+            <w:pPr>
+              <w:autoSpaceDE w:val="0"/>
+              <w:autoSpaceDN w:val="0"/>
+              <w:adjustRightInd w:val="0"/>
+              <w:jc w:val="left"/>
+              <w:rPr>
+                <w:rFonts w:hint="eastAsia"/>
+              </w:rPr>
+            </w:pPr>
+            <w:r>
+              <w:rPr>
+                <w:rFonts w:hint="eastAsia"/>
+              </w:rPr>
+              <w:t xml:space="preserve">       } catch(</w:t>
+            </w:r>
+            <w:r>
+              <w:rPr>
+                <w:rFonts w:ascii="Courier New" w:hAnsi="Courier New" w:cs="Courier New"/>
+                <w:color w:val="000000"/>
+                <w:kern w:val="0"/>
+                <w:sz w:val="20"/>
+                <w:szCs w:val="20"/>
+                <w:highlight w:val="lightGray"/>
+              </w:rPr>
+              <w:t>InterruptedException</w:t>
+            </w:r>
+            <w:r>
+              <w:rPr>
+                <w:rFonts w:ascii="Courier New" w:hAnsi="Courier New" w:cs="Courier New" w:hint="eastAsia"/>
+                <w:color w:val="000000"/>
+                <w:kern w:val="0"/>
+                <w:sz w:val="20"/>
+                <w:szCs w:val="20"/>
+              </w:rPr>
+              <w:t xml:space="preserve"> e</w:t>
+            </w:r>
+            <w:r>
+              <w:rPr>
+                <w:rFonts w:hint="eastAsia"/>
+              </w:rPr>
+              <w:t>){</w:t>
+            </w:r>
+          </w:p>
+          <w:p>
+            <w:pPr>
+              <w:autoSpaceDE w:val="0"/>
+              <w:autoSpaceDN w:val="0"/>
+              <w:adjustRightInd w:val="0"/>
+              <w:jc w:val="left"/>
+              <w:rPr>
+                <w:rFonts w:hint="eastAsia"/>
+              </w:rPr>
+            </w:pPr>
+            <w:r>
+              <w:rPr>
+                <w:rFonts w:hint="eastAsia"/>
+              </w:rPr>
+              <w:t xml:space="preserve">       }</w:t>
+            </w:r>
+          </w:p>
+          <w:p>
+            <w:pPr>
+              <w:autoSpaceDE w:val="0"/>
+              <w:autoSpaceDN w:val="0"/>
+              <w:adjustRightInd w:val="0"/>
+              <w:jc w:val="left"/>
+              <w:rPr>
+                <w:rFonts w:hint="eastAsia"/>
+              </w:rPr>
+            </w:pPr>
+          </w:p>
+          <w:p>
+            <w:pPr>
+              <w:autoSpaceDE w:val="0"/>
+              <w:autoSpaceDN w:val="0"/>
+              <w:adjustRightInd w:val="0"/>
+              <w:jc w:val="left"/>
+              <w:rPr>
+                <w:rFonts w:hint="eastAsia"/>
+              </w:rPr>
+            </w:pPr>
+            <w:r>
+              <w:rPr>
+                <w:rFonts w:hint="eastAsia"/>
+              </w:rPr>
+              <w:t xml:space="preserve">    }</w:t>
+            </w:r>
+          </w:p>
+          <w:p>
+            <w:pPr>
+              <w:autoSpaceDE w:val="0"/>
+              <w:autoSpaceDN w:val="0"/>
+              <w:adjustRightInd w:val="0"/>
+              <w:jc w:val="left"/>
+            </w:pPr>
+            <w:r>
+              <w:rPr>
+                <w:rFonts w:hint="eastAsia"/>
+              </w:rPr>
+              <w:t>}</w:t>
+            </w:r>
+          </w:p>
+        </w:tc>
+      </w:tr>
+    </w:tbl>
+    <w:p>
+      <w:pPr>
+        <w:autoSpaceDE w:val="0"/>
+        <w:autoSpaceDN w:val="0"/>
+        <w:adjustRightInd w:val="0"/>
+        <w:jc w:val="left"/>
+      </w:pPr>
+    </w:p>
+    <w:p/>
     <w:sectPr>
       <w:pgSz w:w="11906" w:h="16838"/>
       <w:pgMar w:top="1440" w:right="1800" w:bottom="1440" w:left="1800" w:header="851" w:footer="992" w:gutter="0"/>
@@ -3072,7 +3635,7 @@
         <a:sysClr val="windowText" lastClr="000000"/>
       </a:dk1>
       <a:lt1>
-        <a:sysClr val="window" lastClr="CCE8CF"/>
+        <a:sysClr val="window" lastClr="FFFFFF"/>
       </a:lt1>
       <a:dk2>
         <a:srgbClr val="1F497D"/>

--- a/internal_doc/09.规范模板/JAVA测试用例编写规范.docx
+++ b/internal_doc/09.规范模板/JAVA测试用例编写规范.docx
@@ -1216,6 +1216,9 @@
           <w:numId w:val="1"/>
         </w:numPr>
         <w:ind w:firstLineChars="0"/>
+        <w:rPr>
+          <w:rFonts w:hint="eastAsia"/>
+        </w:rPr>
       </w:pPr>
       <w:r>
         <w:rPr>
@@ -1310,6 +1313,158 @@
       <w:r>
         <w:rPr>
           <w:rFonts w:hint="eastAsia"/>
+        </w:rPr>
+        <w:t>。</w:t>
+      </w:r>
+    </w:p>
+    <w:p>
+      <w:pPr>
+        <w:pStyle w:val="ListParagraph"/>
+        <w:ind w:left="360" w:firstLineChars="0" w:firstLine="0"/>
+        <w:rPr>
+          <w:i/>
+          <w:color w:val="0070C0"/>
+          <w:sz w:val="18"/>
+          <w:szCs w:val="18"/>
+        </w:rPr>
+      </w:pPr>
+      <w:r>
+        <w:rPr>
+          <w:rFonts w:hint="eastAsia"/>
+          <w:i/>
+          <w:color w:val="0070C0"/>
+          <w:sz w:val="18"/>
+          <w:szCs w:val="18"/>
+        </w:rPr>
+        <w:t>由于创建</w:t>
+      </w:r>
+      <w:r>
+        <w:rPr>
+          <w:rFonts w:hint="eastAsia"/>
+          <w:i/>
+          <w:color w:val="0070C0"/>
+          <w:sz w:val="18"/>
+          <w:szCs w:val="18"/>
+        </w:rPr>
+        <w:t>CS</w:t>
+      </w:r>
+      <w:r>
+        <w:rPr>
+          <w:rFonts w:hint="eastAsia"/>
+          <w:i/>
+          <w:color w:val="0070C0"/>
+          <w:sz w:val="18"/>
+          <w:szCs w:val="18"/>
+        </w:rPr>
+        <w:t>会耗费较长时间</w:t>
+      </w:r>
+      <w:r>
+        <w:rPr>
+          <w:rFonts w:hint="eastAsia"/>
+          <w:i/>
+          <w:color w:val="0070C0"/>
+          <w:sz w:val="18"/>
+          <w:szCs w:val="18"/>
+        </w:rPr>
+        <w:t>,</w:t>
+      </w:r>
+      <w:r>
+        <w:rPr>
+          <w:rFonts w:hint="eastAsia"/>
+          <w:i/>
+          <w:color w:val="0070C0"/>
+          <w:sz w:val="18"/>
+          <w:szCs w:val="18"/>
+        </w:rPr>
+        <w:t>使用统一的</w:t>
+      </w:r>
+      <w:r>
+        <w:rPr>
+          <w:rFonts w:hint="eastAsia"/>
+          <w:i/>
+          <w:color w:val="0070C0"/>
+          <w:sz w:val="18"/>
+          <w:szCs w:val="18"/>
+        </w:rPr>
+        <w:t>commCSName</w:t>
+      </w:r>
+      <w:r>
+        <w:rPr>
+          <w:rFonts w:hint="eastAsia"/>
+          <w:i/>
+          <w:color w:val="0070C0"/>
+          <w:sz w:val="18"/>
+          <w:szCs w:val="18"/>
+        </w:rPr>
+        <w:t>，</w:t>
+      </w:r>
+      <w:r>
+        <w:rPr>
+          <w:rFonts w:hint="eastAsia"/>
+          <w:i/>
+          <w:color w:val="0070C0"/>
+          <w:sz w:val="18"/>
+          <w:szCs w:val="18"/>
+        </w:rPr>
+        <w:t>可以让不同用例重复利用相同的</w:t>
+      </w:r>
+      <w:r>
+        <w:rPr>
+          <w:rFonts w:hint="eastAsia"/>
+          <w:i/>
+          <w:color w:val="0070C0"/>
+          <w:sz w:val="18"/>
+          <w:szCs w:val="18"/>
+        </w:rPr>
+        <w:t>CS</w:t>
+      </w:r>
+      <w:r>
+        <w:rPr>
+          <w:rFonts w:hint="eastAsia"/>
+          <w:i/>
+          <w:color w:val="0070C0"/>
+          <w:sz w:val="18"/>
+          <w:szCs w:val="18"/>
+        </w:rPr>
+        <w:t>，</w:t>
+      </w:r>
+      <w:r>
+        <w:rPr>
+          <w:rFonts w:hint="eastAsia"/>
+          <w:i/>
+          <w:color w:val="0070C0"/>
+          <w:sz w:val="18"/>
+          <w:szCs w:val="18"/>
+        </w:rPr>
+        <w:t>而不用每个用例单独创建</w:t>
+      </w:r>
+      <w:r>
+        <w:rPr>
+          <w:rFonts w:hint="eastAsia"/>
+          <w:i/>
+          <w:color w:val="0070C0"/>
+          <w:sz w:val="18"/>
+          <w:szCs w:val="18"/>
+        </w:rPr>
+        <w:t>CS,</w:t>
+      </w:r>
+      <w:r>
+        <w:rPr>
+          <w:rFonts w:hint="eastAsia"/>
+          <w:i/>
+          <w:color w:val="0070C0"/>
+          <w:sz w:val="18"/>
+          <w:szCs w:val="18"/>
+        </w:rPr>
+        <w:t>提升用例执行效率</w:t>
+      </w:r>
+      <w:r>
+        <w:rPr>
+          <w:rFonts w:hint="eastAsia"/>
+          <w:i/>
+          <w:color w:val="0070C0"/>
+          <w:sz w:val="18"/>
+          <w:szCs w:val="18"/>
         </w:rPr>
         <w:t>。</w:t>
       </w:r>
@@ -1368,6 +1523,9 @@
           <w:numId w:val="1"/>
         </w:numPr>
         <w:ind w:firstLineChars="0"/>
+        <w:rPr>
+          <w:rFonts w:hint="eastAsia"/>
+        </w:rPr>
       </w:pPr>
       <w:r>
         <w:rPr>
@@ -1398,6 +1556,108 @@
           <w:rFonts w:hint="eastAsia"/>
         </w:rPr>
         <w:t>。</w:t>
+      </w:r>
+    </w:p>
+    <w:p>
+      <w:pPr>
+        <w:pStyle w:val="ListParagraph"/>
+        <w:ind w:left="360" w:firstLineChars="0" w:firstLine="0"/>
+        <w:rPr>
+          <w:i/>
+          <w:color w:val="0070C0"/>
+          <w:sz w:val="18"/>
+          <w:szCs w:val="18"/>
+        </w:rPr>
+      </w:pPr>
+      <w:r>
+        <w:rPr>
+          <w:rFonts w:hint="eastAsia"/>
+          <w:i/>
+          <w:color w:val="0070C0"/>
+          <w:sz w:val="18"/>
+          <w:szCs w:val="18"/>
+        </w:rPr>
+        <w:t>在许多常见</w:t>
+      </w:r>
+      <w:r>
+        <w:rPr>
+          <w:rFonts w:hint="eastAsia"/>
+          <w:i/>
+          <w:color w:val="0070C0"/>
+          <w:sz w:val="18"/>
+          <w:szCs w:val="18"/>
+        </w:rPr>
+        <w:t>测试框架中</w:t>
+      </w:r>
+      <w:r>
+        <w:rPr>
+          <w:rFonts w:hint="eastAsia"/>
+          <w:i/>
+          <w:color w:val="0070C0"/>
+          <w:sz w:val="18"/>
+          <w:szCs w:val="18"/>
+        </w:rPr>
+        <w:t>，通</w:t>
+      </w:r>
+      <w:r>
+        <w:rPr>
+          <w:rFonts w:hint="eastAsia"/>
+          <w:i/>
+          <w:color w:val="0070C0"/>
+          <w:sz w:val="18"/>
+          <w:szCs w:val="18"/>
+        </w:rPr>
+        <w:t>常使用</w:t>
+      </w:r>
+      <w:r>
+        <w:rPr>
+          <w:rFonts w:hint="eastAsia"/>
+          <w:i/>
+          <w:color w:val="0070C0"/>
+          <w:sz w:val="18"/>
+          <w:szCs w:val="18"/>
+        </w:rPr>
+        <w:t>setUp</w:t>
+      </w:r>
+      <w:r>
+        <w:rPr>
+          <w:rFonts w:hint="eastAsia"/>
+          <w:i/>
+          <w:color w:val="0070C0"/>
+          <w:sz w:val="18"/>
+          <w:szCs w:val="18"/>
+        </w:rPr>
+        <w:t>和</w:t>
+      </w:r>
+      <w:r>
+        <w:rPr>
+          <w:rFonts w:hint="eastAsia"/>
+          <w:i/>
+          <w:color w:val="0070C0"/>
+          <w:sz w:val="18"/>
+          <w:szCs w:val="18"/>
+        </w:rPr>
+        <w:t>tearDown</w:t>
+      </w:r>
+      <w:r>
+        <w:rPr>
+          <w:rFonts w:hint="eastAsia"/>
+          <w:i/>
+          <w:color w:val="0070C0"/>
+          <w:sz w:val="18"/>
+          <w:szCs w:val="18"/>
+        </w:rPr>
+        <w:t>作为初始化和清理函数</w:t>
+      </w:r>
+      <w:r>
+        <w:rPr>
+          <w:rFonts w:hint="eastAsia"/>
+          <w:i/>
+          <w:color w:val="0070C0"/>
+          <w:sz w:val="18"/>
+          <w:szCs w:val="18"/>
+        </w:rPr>
+        <w:t>，基本已经形成一种约定俗成。延用这种风格有助于提升代码的可读性。</w:t>
       </w:r>
     </w:p>
     <w:p>
@@ -1514,7 +1774,8 @@
         <w:adjustRightInd w:val="0"/>
         <w:jc w:val="left"/>
         <w:rPr>
-          <w:rFonts w:ascii="Courier New" w:hAnsi="Courier New" w:cs="Courier New"/>
+          <w:rFonts w:ascii="Courier New" w:hAnsi="Courier New" w:cs="Courier New" w:hint="eastAsia"/>
+          <w:color w:val="000000"/>
           <w:kern w:val="0"/>
           <w:sz w:val="24"/>
           <w:szCs w:val="24"/>
@@ -1624,6 +1885,38 @@
           <w:szCs w:val="24"/>
         </w:rPr>
         <w:t xml:space="preserve"> Date()));</w:t>
+      </w:r>
+    </w:p>
+    <w:p>
+      <w:pPr>
+        <w:pStyle w:val="ListParagraph"/>
+        <w:ind w:left="360" w:firstLineChars="0" w:firstLine="0"/>
+        <w:rPr>
+          <w:i/>
+          <w:color w:val="0070C0"/>
+          <w:sz w:val="18"/>
+          <w:szCs w:val="18"/>
+        </w:rPr>
+      </w:pPr>
+      <w:r>
+        <w:rPr>
+          <w:rFonts w:hint="eastAsia"/>
+          <w:i/>
+          <w:color w:val="0070C0"/>
+          <w:sz w:val="18"/>
+          <w:szCs w:val="18"/>
+        </w:rPr>
+        <w:t>CI</w:t>
+      </w:r>
+      <w:r>
+        <w:rPr>
+          <w:rFonts w:hint="eastAsia"/>
+          <w:i/>
+          <w:color w:val="0070C0"/>
+          <w:sz w:val="18"/>
+          <w:szCs w:val="18"/>
+        </w:rPr>
+        <w:t>在执行过程中会产生大量的用例打印信息，通过添加如上打印信息可以锁定特定用例的打印信息，有助于在用例执行失败时定位问题。</w:t>
       </w:r>
     </w:p>
     <w:p/>
@@ -2156,15 +2449,110 @@
     <w:p>
       <w:pPr>
         <w:rPr>
-          <w:rFonts w:ascii="Courier New" w:hAnsi="Courier New" w:cs="Courier New"/>
-          <w:color w:val="000000"/>
-          <w:kern w:val="0"/>
-          <w:sz w:val="24"/>
-          <w:szCs w:val="24"/>
-        </w:rPr>
-      </w:pPr>
-    </w:p>
-    <w:p>
+          <w:rFonts w:hint="eastAsia"/>
+          <w:i/>
+          <w:color w:val="0070C0"/>
+          <w:sz w:val="18"/>
+          <w:szCs w:val="18"/>
+        </w:rPr>
+      </w:pPr>
+      <w:r>
+        <w:rPr>
+          <w:rFonts w:hint="eastAsia"/>
+          <w:i/>
+          <w:color w:val="0070C0"/>
+          <w:sz w:val="18"/>
+          <w:szCs w:val="18"/>
+        </w:rPr>
+        <w:t>CI</w:t>
+      </w:r>
+      <w:r>
+        <w:rPr>
+          <w:rFonts w:hint="eastAsia"/>
+          <w:i/>
+          <w:color w:val="0070C0"/>
+          <w:sz w:val="18"/>
+          <w:szCs w:val="18"/>
+        </w:rPr>
+        <w:t>为了提升用例的执行效率，因此要求所有用例尽量共用</w:t>
+      </w:r>
+      <w:r>
+        <w:rPr>
+          <w:rFonts w:hint="eastAsia"/>
+          <w:i/>
+          <w:color w:val="0070C0"/>
+          <w:sz w:val="18"/>
+          <w:szCs w:val="18"/>
+        </w:rPr>
+        <w:t>CS</w:t>
+      </w:r>
+      <w:r>
+        <w:rPr>
+          <w:rFonts w:hint="eastAsia"/>
+          <w:i/>
+          <w:color w:val="0070C0"/>
+          <w:sz w:val="18"/>
+          <w:szCs w:val="18"/>
+        </w:rPr>
+        <w:t>不要单独创建</w:t>
+      </w:r>
+      <w:r>
+        <w:rPr>
+          <w:rFonts w:hint="eastAsia"/>
+          <w:i/>
+          <w:color w:val="0070C0"/>
+          <w:sz w:val="18"/>
+          <w:szCs w:val="18"/>
+        </w:rPr>
+        <w:t>CS</w:t>
+      </w:r>
+      <w:r>
+        <w:rPr>
+          <w:rFonts w:hint="eastAsia"/>
+          <w:i/>
+          <w:color w:val="0070C0"/>
+          <w:sz w:val="18"/>
+          <w:szCs w:val="18"/>
+        </w:rPr>
+        <w:t>。（详见本规范第</w:t>
+      </w:r>
+      <w:r>
+        <w:rPr>
+          <w:rFonts w:hint="eastAsia"/>
+          <w:i/>
+          <w:color w:val="0070C0"/>
+          <w:sz w:val="18"/>
+          <w:szCs w:val="18"/>
+        </w:rPr>
+        <w:t>1</w:t>
+      </w:r>
+      <w:r>
+        <w:rPr>
+          <w:rFonts w:hint="eastAsia"/>
+          <w:i/>
+          <w:color w:val="0070C0"/>
+          <w:sz w:val="18"/>
+          <w:szCs w:val="18"/>
+        </w:rPr>
+        <w:t>条）</w:t>
+      </w:r>
+    </w:p>
+    <w:p>
+      <w:pPr>
+        <w:rPr>
+          <w:i/>
+          <w:color w:val="0070C0"/>
+          <w:sz w:val="18"/>
+          <w:szCs w:val="18"/>
+        </w:rPr>
+      </w:pPr>
+    </w:p>
+    <w:p>
+      <w:pPr>
+        <w:rPr>
+          <w:rFonts w:hint="eastAsia"/>
+        </w:rPr>
+      </w:pPr>
       <w:r>
         <w:rPr>
           <w:rFonts w:hint="eastAsia"/>
@@ -2287,6 +2675,56 @@
           <w:rFonts w:hint="eastAsia"/>
         </w:rPr>
         <w:t>。</w:t>
+      </w:r>
+    </w:p>
+    <w:p>
+      <w:pPr>
+        <w:rPr>
+          <w:i/>
+          <w:color w:val="0070C0"/>
+          <w:sz w:val="18"/>
+          <w:szCs w:val="18"/>
+        </w:rPr>
+      </w:pPr>
+      <w:r>
+        <w:rPr>
+          <w:rFonts w:hint="eastAsia"/>
+          <w:i/>
+          <w:color w:val="0070C0"/>
+          <w:sz w:val="18"/>
+          <w:szCs w:val="18"/>
+        </w:rPr>
+        <w:t>通过这种命名方式</w:t>
+      </w:r>
+      <w:r>
+        <w:rPr>
+          <w:rFonts w:hint="eastAsia"/>
+          <w:i/>
+          <w:color w:val="0070C0"/>
+          <w:sz w:val="18"/>
+          <w:szCs w:val="18"/>
+        </w:rPr>
+        <w:t>，可以避免用例在并发执行时互相影响。并且当用例执行失败时，通过</w:t>
+      </w:r>
+      <w:r>
+        <w:rPr>
+          <w:rFonts w:hint="eastAsia"/>
+          <w:i/>
+          <w:color w:val="0070C0"/>
+          <w:sz w:val="18"/>
+          <w:szCs w:val="18"/>
+        </w:rPr>
+        <w:t>clName</w:t>
+      </w:r>
+      <w:r>
+        <w:rPr>
+          <w:rFonts w:hint="eastAsia"/>
+          <w:i/>
+          <w:color w:val="0070C0"/>
+          <w:sz w:val="18"/>
+          <w:szCs w:val="18"/>
+        </w:rPr>
+        <w:t>也能够迅速找出对应用例</w:t>
       </w:r>
     </w:p>
     <w:p>
@@ -2331,11 +2769,101 @@
     </w:p>
     <w:p>
       <w:pPr>
+        <w:rPr>
+          <w:i/>
+          <w:color w:val="0070C0"/>
+          <w:sz w:val="18"/>
+          <w:szCs w:val="18"/>
+        </w:rPr>
+      </w:pPr>
+      <w:r>
+        <w:rPr>
+          <w:rFonts w:hint="eastAsia"/>
+          <w:i/>
+          <w:color w:val="0070C0"/>
+          <w:sz w:val="18"/>
+          <w:szCs w:val="18"/>
+        </w:rPr>
+        <w:t>除非是约定俗成的缩写，否则不建议采用缩写，随意的缩写会影响代码的可读性。</w:t>
+      </w:r>
+    </w:p>
+    <w:p>
+      <w:pPr>
         <w:autoSpaceDE w:val="0"/>
         <w:autoSpaceDN w:val="0"/>
         <w:adjustRightInd w:val="0"/>
         <w:jc w:val="left"/>
-      </w:pPr>
+        <w:rPr>
+          <w:rFonts w:hint="eastAsia"/>
+        </w:rPr>
+      </w:pPr>
+      <w:r>
+        <w:rPr>
+          <w:rFonts w:hint="eastAsia"/>
+        </w:rPr>
+        <w:lastRenderedPageBreak/>
+        <w:t>8</w:t>
+      </w:r>
+      <w:r>
+        <w:rPr>
+          <w:rFonts w:hint="eastAsia"/>
+        </w:rPr>
+        <w:t>、涉及到测试接口中有</w:t>
+      </w:r>
+      <w:r>
+        <w:rPr>
+          <w:rFonts w:hint="eastAsia"/>
+        </w:rPr>
+        <w:t>return</w:t>
+      </w:r>
+      <w:r>
+        <w:rPr>
+          <w:rFonts w:hint="eastAsia"/>
+        </w:rPr>
+        <w:t>时，需要校验</w:t>
+      </w:r>
+      <w:r>
+        <w:rPr>
+          <w:rFonts w:hint="eastAsia"/>
+        </w:rPr>
+        <w:t>return</w:t>
+      </w:r>
+      <w:r>
+        <w:rPr>
+          <w:rFonts w:hint="eastAsia"/>
+        </w:rPr>
+        <w:t>值。</w:t>
+      </w:r>
+    </w:p>
+    <w:p>
+      <w:pPr>
+        <w:rPr>
+          <w:i/>
+          <w:color w:val="0070C0"/>
+          <w:sz w:val="18"/>
+          <w:szCs w:val="18"/>
+        </w:rPr>
+      </w:pPr>
+      <w:r>
+        <w:rPr>
+          <w:rFonts w:hint="eastAsia"/>
+          <w:i/>
+          <w:color w:val="0070C0"/>
+          <w:sz w:val="18"/>
+          <w:szCs w:val="18"/>
+        </w:rPr>
+        <w:t>避免某些错误被忽略</w:t>
+      </w:r>
+      <w:r>
+        <w:rPr>
+          <w:rFonts w:hint="eastAsia"/>
+          <w:i/>
+          <w:color w:val="0070C0"/>
+          <w:sz w:val="18"/>
+          <w:szCs w:val="18"/>
+        </w:rPr>
+        <w:t>。</w:t>
+      </w:r>
     </w:p>
     <w:p>
       <w:pPr>
@@ -2344,33 +2872,6 @@
         <w:adjustRightInd w:val="0"/>
         <w:jc w:val="left"/>
       </w:pPr>
-      <w:r>
-        <w:rPr>
-          <w:rFonts w:hint="eastAsia"/>
-        </w:rPr>
-        <w:t>8</w:t>
-      </w:r>
-      <w:r>
-        <w:rPr>
-          <w:rFonts w:hint="eastAsia"/>
-        </w:rPr>
-        <w:t>、</w:t>
-      </w:r>
-      <w:r>
-        <w:t>成员变量不对外提供使用时，直接采用</w:t>
-      </w:r>
-      <w:r>
-        <w:t>=</w:t>
-      </w:r>
-      <w:r>
-        <w:t>赋值</w:t>
-      </w:r>
-      <w:r>
-        <w:rPr>
-          <w:rFonts w:hint="eastAsia"/>
-        </w:rPr>
-        <w:t>。</w:t>
-      </w:r>
     </w:p>
     <w:p>
       <w:pPr>
@@ -2379,6 +2880,18 @@
         <w:adjustRightInd w:val="0"/>
         <w:jc w:val="left"/>
       </w:pPr>
+      <w:r>
+        <w:rPr>
+          <w:rFonts w:hint="eastAsia"/>
+        </w:rPr>
+        <w:t>9</w:t>
+      </w:r>
+      <w:r>
+        <w:rPr>
+          <w:rFonts w:hint="eastAsia"/>
+        </w:rPr>
+        <w:t>、用例中有涉及环境校验时，建议在准备环境时进行判断，如切分需要判断集群模式。</w:t>
+      </w:r>
     </w:p>
     <w:p>
       <w:pPr>
@@ -2387,42 +2900,6 @@
         <w:adjustRightInd w:val="0"/>
         <w:jc w:val="left"/>
       </w:pPr>
-      <w:r>
-        <w:rPr>
-          <w:rFonts w:hint="eastAsia"/>
-        </w:rPr>
-        <w:t>9</w:t>
-      </w:r>
-      <w:r>
-        <w:rPr>
-          <w:rFonts w:hint="eastAsia"/>
-        </w:rPr>
-        <w:t>、涉及到测试接口中有</w:t>
-      </w:r>
-      <w:r>
-        <w:rPr>
-          <w:rFonts w:hint="eastAsia"/>
-        </w:rPr>
-        <w:t>return</w:t>
-      </w:r>
-      <w:r>
-        <w:rPr>
-          <w:rFonts w:hint="eastAsia"/>
-        </w:rPr>
-        <w:t>时，需要校验</w:t>
-      </w:r>
-      <w:r>
-        <w:rPr>
-          <w:rFonts w:hint="eastAsia"/>
-        </w:rPr>
-        <w:t>return</w:t>
-      </w:r>
-      <w:r>
-        <w:rPr>
-          <w:rFonts w:hint="eastAsia"/>
-        </w:rPr>
-        <w:t>值。</w:t>
-      </w:r>
     </w:p>
     <w:p>
       <w:pPr>
@@ -2431,62 +2908,29 @@
         <w:adjustRightInd w:val="0"/>
         <w:jc w:val="left"/>
       </w:pPr>
-    </w:p>
-    <w:p>
-      <w:pPr>
-        <w:autoSpaceDE w:val="0"/>
-        <w:autoSpaceDN w:val="0"/>
-        <w:adjustRightInd w:val="0"/>
-        <w:jc w:val="left"/>
-        <w:rPr>
-          <w:rFonts w:hint="eastAsia"/>
-        </w:rPr>
-      </w:pPr>
-      <w:r>
-        <w:rPr>
-          <w:rFonts w:hint="eastAsia"/>
-        </w:rPr>
-        <w:t>10</w:t>
-      </w:r>
-      <w:r>
-        <w:rPr>
-          <w:rFonts w:hint="eastAsia"/>
-        </w:rPr>
-        <w:t>、用例中有涉及环境校验时，建议在准备环境时进行判断，如切分需要判断集群模式。</w:t>
-      </w:r>
-    </w:p>
-    <w:p>
-      <w:pPr>
-        <w:autoSpaceDE w:val="0"/>
-        <w:autoSpaceDN w:val="0"/>
-        <w:adjustRightInd w:val="0"/>
-        <w:jc w:val="left"/>
-        <w:rPr>
-          <w:rFonts w:hint="eastAsia"/>
-        </w:rPr>
-      </w:pPr>
-    </w:p>
-    <w:p>
-      <w:pPr>
-        <w:autoSpaceDE w:val="0"/>
-        <w:autoSpaceDN w:val="0"/>
-        <w:adjustRightInd w:val="0"/>
-        <w:jc w:val="left"/>
-        <w:rPr>
-          <w:rFonts w:hint="eastAsia"/>
-        </w:rPr>
-      </w:pPr>
-      <w:r>
-        <w:rPr>
-          <w:rFonts w:hint="eastAsia"/>
-        </w:rPr>
-        <w:t>11</w:t>
+      <w:r>
+        <w:rPr>
+          <w:rFonts w:hint="eastAsia"/>
+        </w:rPr>
+        <w:t>1</w:t>
+      </w:r>
+      <w:r>
+        <w:rPr>
+          <w:rFonts w:hint="eastAsia"/>
+        </w:rPr>
+        <w:t>0</w:t>
       </w:r>
       <w:r>
         <w:rPr>
           <w:rFonts w:hint="eastAsia"/>
         </w:rPr>
         <w:t>、用例中存在循环检查结果是否成立时，一定要有超时限制</w:t>
+      </w:r>
+      <w:r>
+        <w:rPr>
+          <w:rFonts w:hint="eastAsia"/>
+        </w:rPr>
+        <w:t>，避免在异常情况下用例无法退出。</w:t>
       </w:r>
     </w:p>
     <w:tbl>
@@ -2510,9 +2954,6 @@
               <w:autoSpaceDN w:val="0"/>
               <w:adjustRightInd w:val="0"/>
               <w:jc w:val="left"/>
-              <w:rPr>
-                <w:rFonts w:hint="eastAsia"/>
-              </w:rPr>
             </w:pPr>
             <w:r>
               <w:rPr>
@@ -2553,9 +2994,6 @@
               <w:autoSpaceDN w:val="0"/>
               <w:adjustRightInd w:val="0"/>
               <w:jc w:val="left"/>
-              <w:rPr>
-                <w:rFonts w:hint="eastAsia"/>
-              </w:rPr>
             </w:pPr>
             <w:r>
               <w:t>I</w:t>
@@ -2564,7 +3002,25 @@
               <w:rPr>
                 <w:rFonts w:hint="eastAsia"/>
               </w:rPr>
-              <w:t>nt totalSleepLen = 100  ;</w:t>
+              <w:t>nt max</w:t>
+            </w:r>
+            <w:r>
+              <w:rPr>
+                <w:rFonts w:hint="eastAsia"/>
+              </w:rPr>
+              <w:t>Sleep</w:t>
+            </w:r>
+            <w:r>
+              <w:rPr>
+                <w:rFonts w:hint="eastAsia"/>
+              </w:rPr>
+              <w:t>Time</w:t>
+            </w:r>
+            <w:r>
+              <w:rPr>
+                <w:rFonts w:hint="eastAsia"/>
+              </w:rPr>
+              <w:t xml:space="preserve"> = 100  ;</w:t>
             </w:r>
           </w:p>
           <w:p>
@@ -2578,14 +3034,37 @@
               </w:rPr>
             </w:pPr>
             <w:r>
-              <w:lastRenderedPageBreak/>
               <w:t>I</w:t>
             </w:r>
             <w:r>
               <w:rPr>
                 <w:rFonts w:hint="eastAsia"/>
               </w:rPr>
-              <w:t>nt alreadySleepLen=10 ;</w:t>
+              <w:t xml:space="preserve">nt </w:t>
+            </w:r>
+            <w:r>
+              <w:rPr>
+                <w:rFonts w:hint="eastAsia"/>
+              </w:rPr>
+              <w:t>cur</w:t>
+            </w:r>
+            <w:r>
+              <w:rPr>
+                <w:rFonts w:hint="eastAsia"/>
+              </w:rPr>
+              <w:t>Sleep</w:t>
+            </w:r>
+            <w:r>
+              <w:rPr>
+                <w:rFonts w:hint="eastAsia"/>
+              </w:rPr>
+              <w:t xml:space="preserve">Time=0 </w:t>
+            </w:r>
+            <w:r>
+              <w:rPr>
+                <w:rFonts w:hint="eastAsia"/>
+              </w:rPr>
+              <w:t xml:space="preserve"> ;</w:t>
             </w:r>
           </w:p>
           <w:p>
@@ -2599,13 +3078,10 @@
               </w:rPr>
             </w:pPr>
             <w:r>
-              <w:t>W</w:t>
-            </w:r>
-            <w:r>
-              <w:rPr>
-                <w:rFonts w:hint="eastAsia"/>
-              </w:rPr>
-              <w:t>hile(alreadySleepLen &lt;=  totalSleepLen){</w:t>
+              <w:rPr>
+                <w:rFonts w:hint="eastAsia"/>
+              </w:rPr>
+              <w:t>Int sleepTimeUnit = 10 ; // 10ms</w:t>
             </w:r>
           </w:p>
           <w:p>
@@ -2614,25 +3090,7 @@
               <w:autoSpaceDN w:val="0"/>
               <w:adjustRightInd w:val="0"/>
               <w:jc w:val="left"/>
-              <w:rPr>
-                <w:rFonts w:hint="eastAsia"/>
-              </w:rPr>
             </w:pPr>
-            <w:r>
-              <w:rPr>
-                <w:rFonts w:hint="eastAsia"/>
-              </w:rPr>
-              <w:t xml:space="preserve">    </w:t>
-            </w:r>
-            <w:r>
-              <w:t>I</w:t>
-            </w:r>
-            <w:r>
-              <w:rPr>
-                <w:rFonts w:hint="eastAsia"/>
-              </w:rPr>
-              <w:t>f ( condition ) break ;</w:t>
-            </w:r>
           </w:p>
           <w:p>
             <w:pPr>
@@ -2640,18 +3098,39 @@
               <w:autoSpaceDN w:val="0"/>
               <w:adjustRightInd w:val="0"/>
               <w:jc w:val="left"/>
-              <w:rPr>
-                <w:rFonts w:hint="eastAsia"/>
-              </w:rPr>
             </w:pPr>
             <w:r>
-              <w:rPr>
-                <w:rFonts w:hint="eastAsia"/>
-              </w:rPr>
-              <w:t xml:space="preserve">    e</w:t>
-            </w:r>
-            <w:r>
-              <w:t>sle{</w:t>
+              <w:t>W</w:t>
+            </w:r>
+            <w:r>
+              <w:rPr>
+                <w:rFonts w:hint="eastAsia"/>
+              </w:rPr>
+              <w:t>hile(</w:t>
+            </w:r>
+            <w:r>
+              <w:rPr>
+                <w:rFonts w:hint="eastAsia"/>
+              </w:rPr>
+              <w:t xml:space="preserve">curSleepTime </w:t>
+            </w:r>
+            <w:r>
+              <w:rPr>
+                <w:rFonts w:hint="eastAsia"/>
+              </w:rPr>
+              <w:t xml:space="preserve">&lt;= </w:t>
+            </w:r>
+            <w:r>
+              <w:rPr>
+                <w:rFonts w:hint="eastAsia"/>
+              </w:rPr>
+              <w:t>maxSleepTime</w:t>
+            </w:r>
+            <w:r>
+              <w:rPr>
+                <w:rFonts w:hint="eastAsia"/>
+              </w:rPr>
+              <w:t>){</w:t>
             </w:r>
           </w:p>
           <w:p>
@@ -2660,15 +3139,21 @@
               <w:autoSpaceDN w:val="0"/>
               <w:adjustRightInd w:val="0"/>
               <w:jc w:val="left"/>
-              <w:rPr>
-                <w:rFonts w:hint="eastAsia"/>
-              </w:rPr>
             </w:pPr>
             <w:r>
               <w:rPr>
                 <w:rFonts w:hint="eastAsia"/>
               </w:rPr>
-              <w:t xml:space="preserve">       try{</w:t>
+              <w:t xml:space="preserve">    </w:t>
+            </w:r>
+            <w:r>
+              <w:t>I</w:t>
+            </w:r>
+            <w:r>
+              <w:rPr>
+                <w:rFonts w:hint="eastAsia"/>
+              </w:rPr>
+              <w:t>f ( condition ) break ;</w:t>
             </w:r>
           </w:p>
           <w:p>
@@ -2677,27 +3162,15 @@
               <w:autoSpaceDN w:val="0"/>
               <w:adjustRightInd w:val="0"/>
               <w:jc w:val="left"/>
-              <w:rPr>
-                <w:rFonts w:hint="eastAsia"/>
-              </w:rPr>
             </w:pPr>
             <w:r>
               <w:rPr>
                 <w:rFonts w:hint="eastAsia"/>
               </w:rPr>
-              <w:t xml:space="preserve">           Thread.sleep(10000)</w:t>
-            </w:r>
-            <w:r>
-              <w:rPr>
-                <w:rFonts w:hint="eastAsia"/>
-              </w:rPr>
-              <w:t xml:space="preserve"> </w:t>
-            </w:r>
-            <w:r>
-              <w:rPr>
-                <w:rFonts w:hint="eastAsia"/>
-              </w:rPr>
-              <w:t xml:space="preserve"> ;</w:t>
+              <w:t xml:space="preserve">    e</w:t>
+            </w:r>
+            <w:r>
+              <w:t>sle{</w:t>
             </w:r>
           </w:p>
           <w:p>
@@ -2706,27 +3179,12 @@
               <w:autoSpaceDN w:val="0"/>
               <w:adjustRightInd w:val="0"/>
               <w:jc w:val="left"/>
-              <w:rPr>
-                <w:rFonts w:hint="eastAsia"/>
-              </w:rPr>
             </w:pPr>
             <w:r>
               <w:rPr>
                 <w:rFonts w:hint="eastAsia"/>
               </w:rPr>
-              <w:t xml:space="preserve">           alreadySleepLen += 10</w:t>
-            </w:r>
-            <w:r>
-              <w:rPr>
-                <w:rFonts w:hint="eastAsia"/>
-              </w:rPr>
-              <w:t xml:space="preserve"> </w:t>
-            </w:r>
-            <w:r>
-              <w:rPr>
-                <w:rFonts w:hint="eastAsia"/>
-              </w:rPr>
-              <w:t>;</w:t>
+              <w:t xml:space="preserve">       try{</w:t>
             </w:r>
           </w:p>
           <w:p>
@@ -2735,42 +3193,36 @@
               <w:autoSpaceDN w:val="0"/>
               <w:adjustRightInd w:val="0"/>
               <w:jc w:val="left"/>
-              <w:rPr>
-                <w:rFonts w:hint="eastAsia"/>
-              </w:rPr>
             </w:pPr>
             <w:r>
               <w:rPr>
                 <w:rFonts w:hint="eastAsia"/>
               </w:rPr>
-              <w:t xml:space="preserve">       } catch(</w:t>
-            </w:r>
-            <w:r>
-              <w:rPr>
-                <w:rFonts w:ascii="Courier New" w:hAnsi="Courier New" w:cs="Courier New"/>
-                <w:color w:val="000000"/>
-                <w:kern w:val="0"/>
-                <w:sz w:val="20"/>
-                <w:szCs w:val="20"/>
-                <w:highlight w:val="lightGray"/>
-              </w:rPr>
-              <w:t>InterruptedException</w:t>
-            </w:r>
-            <w:r>
-              <w:rPr>
-                <w:rFonts w:ascii="Courier New" w:hAnsi="Courier New" w:cs="Courier New" w:hint="eastAsia"/>
-                <w:color w:val="000000"/>
-                <w:kern w:val="0"/>
-                <w:sz w:val="20"/>
-                <w:szCs w:val="20"/>
-              </w:rPr>
-              <w:t xml:space="preserve"> e</w:t>
-            </w:r>
-            <w:r>
-              <w:rPr>
-                <w:rFonts w:hint="eastAsia"/>
-              </w:rPr>
-              <w:t>){</w:t>
+              <w:t xml:space="preserve">           Thread.sleep(</w:t>
+            </w:r>
+            <w:r>
+              <w:rPr>
+                <w:rFonts w:hint="eastAsia"/>
+              </w:rPr>
+              <w:t>sleepTimeUnit</w:t>
+            </w:r>
+            <w:r>
+              <w:rPr>
+                <w:rFonts w:hint="eastAsia"/>
+              </w:rPr>
+              <w:t>)</w:t>
+            </w:r>
+            <w:r>
+              <w:rPr>
+                <w:rFonts w:hint="eastAsia"/>
+              </w:rPr>
+              <w:t xml:space="preserve"> </w:t>
+            </w:r>
+            <w:r>
+              <w:rPr>
+                <w:rFonts w:hint="eastAsia"/>
+              </w:rPr>
+              <w:t xml:space="preserve"> ;</w:t>
             </w:r>
           </w:p>
           <w:p>
@@ -2779,15 +3231,30 @@
               <w:autoSpaceDN w:val="0"/>
               <w:adjustRightInd w:val="0"/>
               <w:jc w:val="left"/>
-              <w:rPr>
-                <w:rFonts w:hint="eastAsia"/>
-              </w:rPr>
             </w:pPr>
             <w:r>
               <w:rPr>
                 <w:rFonts w:hint="eastAsia"/>
               </w:rPr>
-              <w:t xml:space="preserve">       }</w:t>
+              <w:t xml:space="preserve">           </w:t>
+            </w:r>
+            <w:r>
+              <w:rPr>
+                <w:rFonts w:hint="eastAsia"/>
+              </w:rPr>
+              <w:t>curSleepTime += sleepTimeUnit</w:t>
+            </w:r>
+            <w:r>
+              <w:rPr>
+                <w:rFonts w:hint="eastAsia"/>
+              </w:rPr>
+              <w:t xml:space="preserve"> </w:t>
+            </w:r>
+            <w:r>
+              <w:rPr>
+                <w:rFonts w:hint="eastAsia"/>
+              </w:rPr>
+              <w:t>;</w:t>
             </w:r>
           </w:p>
           <w:p>
@@ -2796,9 +3263,61 @@
               <w:autoSpaceDN w:val="0"/>
               <w:adjustRightInd w:val="0"/>
               <w:jc w:val="left"/>
-              <w:rPr>
-                <w:rFonts w:hint="eastAsia"/>
-              </w:rPr>
+            </w:pPr>
+            <w:r>
+              <w:rPr>
+                <w:rFonts w:hint="eastAsia"/>
+              </w:rPr>
+              <w:t xml:space="preserve">       } catch(</w:t>
+            </w:r>
+            <w:r>
+              <w:rPr>
+                <w:rFonts w:ascii="Courier New" w:hAnsi="Courier New" w:cs="Courier New"/>
+                <w:color w:val="000000"/>
+                <w:kern w:val="0"/>
+                <w:sz w:val="20"/>
+                <w:szCs w:val="20"/>
+                <w:highlight w:val="lightGray"/>
+              </w:rPr>
+              <w:t>InterruptedException</w:t>
+            </w:r>
+            <w:r>
+              <w:rPr>
+                <w:rFonts w:ascii="Courier New" w:hAnsi="Courier New" w:cs="Courier New" w:hint="eastAsia"/>
+                <w:color w:val="000000"/>
+                <w:kern w:val="0"/>
+                <w:sz w:val="20"/>
+                <w:szCs w:val="20"/>
+              </w:rPr>
+              <w:t xml:space="preserve"> e</w:t>
+            </w:r>
+            <w:r>
+              <w:rPr>
+                <w:rFonts w:hint="eastAsia"/>
+              </w:rPr>
+              <w:t>){</w:t>
+            </w:r>
+          </w:p>
+          <w:p>
+            <w:pPr>
+              <w:autoSpaceDE w:val="0"/>
+              <w:autoSpaceDN w:val="0"/>
+              <w:adjustRightInd w:val="0"/>
+              <w:jc w:val="left"/>
+            </w:pPr>
+            <w:r>
+              <w:rPr>
+                <w:rFonts w:hint="eastAsia"/>
+              </w:rPr>
+              <w:t xml:space="preserve">       }</w:t>
+            </w:r>
+          </w:p>
+          <w:p>
+            <w:pPr>
+              <w:autoSpaceDE w:val="0"/>
+              <w:autoSpaceDN w:val="0"/>
+              <w:adjustRightInd w:val="0"/>
+              <w:jc w:val="left"/>
             </w:pPr>
             <w:r>
               <w:rPr>
@@ -2832,12 +3351,8 @@
               <w:autoSpaceDN w:val="0"/>
               <w:adjustRightInd w:val="0"/>
               <w:jc w:val="left"/>
-              <w:rPr>
-                <w:rFonts w:hint="eastAsia"/>
-              </w:rPr>
             </w:pPr>
             <w:r>
-              <w:lastRenderedPageBreak/>
               <w:t>W</w:t>
             </w:r>
             <w:r>
@@ -2853,15 +3368,11 @@
               <w:autoSpaceDN w:val="0"/>
               <w:adjustRightInd w:val="0"/>
               <w:jc w:val="left"/>
-              <w:rPr>
-                <w:rFonts w:hint="eastAsia"/>
-              </w:rPr>
             </w:pPr>
             <w:r>
               <w:rPr>
                 <w:rFonts w:hint="eastAsia"/>
               </w:rPr>
-              <w:lastRenderedPageBreak/>
               <w:t xml:space="preserve">    </w:t>
             </w:r>
             <w:r>
@@ -2892,9 +3403,6 @@
               <w:autoSpaceDN w:val="0"/>
               <w:adjustRightInd w:val="0"/>
               <w:jc w:val="left"/>
-              <w:rPr>
-                <w:rFonts w:hint="eastAsia"/>
-              </w:rPr>
             </w:pPr>
             <w:r>
               <w:rPr>
@@ -2909,9 +3417,6 @@
               <w:autoSpaceDN w:val="0"/>
               <w:adjustRightInd w:val="0"/>
               <w:jc w:val="left"/>
-              <w:rPr>
-                <w:rFonts w:hint="eastAsia"/>
-              </w:rPr>
             </w:pPr>
             <w:r>
               <w:rPr>
@@ -2926,9 +3431,6 @@
               <w:autoSpaceDN w:val="0"/>
               <w:adjustRightInd w:val="0"/>
               <w:jc w:val="left"/>
-              <w:rPr>
-                <w:rFonts w:hint="eastAsia"/>
-              </w:rPr>
             </w:pPr>
             <w:r>
               <w:rPr>
@@ -2943,9 +3445,6 @@
               <w:autoSpaceDN w:val="0"/>
               <w:adjustRightInd w:val="0"/>
               <w:jc w:val="left"/>
-              <w:rPr>
-                <w:rFonts w:hint="eastAsia"/>
-              </w:rPr>
             </w:pPr>
             <w:r>
               <w:rPr>
@@ -2987,9 +3486,6 @@
               <w:autoSpaceDN w:val="0"/>
               <w:adjustRightInd w:val="0"/>
               <w:jc w:val="left"/>
-              <w:rPr>
-                <w:rFonts w:hint="eastAsia"/>
-              </w:rPr>
             </w:pPr>
             <w:r>
               <w:rPr>
@@ -3004,9 +3500,6 @@
               <w:autoSpaceDN w:val="0"/>
               <w:adjustRightInd w:val="0"/>
               <w:jc w:val="left"/>
-              <w:rPr>
-                <w:rFonts w:hint="eastAsia"/>
-              </w:rPr>
             </w:pPr>
           </w:p>
           <w:p>
@@ -3015,9 +3508,6 @@
               <w:autoSpaceDN w:val="0"/>
               <w:adjustRightInd w:val="0"/>
               <w:jc w:val="left"/>
-              <w:rPr>
-                <w:rFonts w:hint="eastAsia"/>
-              </w:rPr>
             </w:pPr>
             <w:r>
               <w:rPr>

--- a/internal_doc/09.规范模板/JAVA测试用例编写规范.docx
+++ b/internal_doc/09.规范模板/JAVA测试用例编写规范.docx
@@ -1216,9 +1216,6 @@
           <w:numId w:val="1"/>
         </w:numPr>
         <w:ind w:firstLineChars="0"/>
-        <w:rPr>
-          <w:rFonts w:hint="eastAsia"/>
-        </w:rPr>
       </w:pPr>
       <w:r>
         <w:rPr>
@@ -1523,9 +1520,6 @@
           <w:numId w:val="1"/>
         </w:numPr>
         <w:ind w:firstLineChars="0"/>
-        <w:rPr>
-          <w:rFonts w:hint="eastAsia"/>
-        </w:rPr>
       </w:pPr>
       <w:r>
         <w:rPr>
@@ -1774,7 +1768,7 @@
         <w:adjustRightInd w:val="0"/>
         <w:jc w:val="left"/>
         <w:rPr>
-          <w:rFonts w:ascii="Courier New" w:hAnsi="Courier New" w:cs="Courier New" w:hint="eastAsia"/>
+          <w:rFonts w:ascii="Courier New" w:hAnsi="Courier New" w:cs="Courier New"/>
           <w:color w:val="000000"/>
           <w:kern w:val="0"/>
           <w:sz w:val="24"/>
@@ -2449,7 +2443,6 @@
     <w:p>
       <w:pPr>
         <w:rPr>
-          <w:rFonts w:hint="eastAsia"/>
           <w:i/>
           <w:color w:val="0070C0"/>
           <w:sz w:val="18"/>
@@ -2548,11 +2541,6 @@
       </w:pPr>
     </w:p>
     <w:p>
-      <w:pPr>
-        <w:rPr>
-          <w:rFonts w:hint="eastAsia"/>
-        </w:rPr>
-      </w:pPr>
       <w:r>
         <w:rPr>
           <w:rFonts w:hint="eastAsia"/>
@@ -2650,7 +2638,76 @@
         <w:rPr>
           <w:rFonts w:hint="eastAsia"/>
         </w:rPr>
-        <w:t>；用例中创建的</w:t>
+        <w:t>；</w:t>
+      </w:r>
+      <w:r>
+        <w:rPr>
+          <w:rFonts w:hint="eastAsia"/>
+        </w:rPr>
+        <w:t>一个用例中如果需要多个</w:t>
+      </w:r>
+      <w:r>
+        <w:rPr>
+          <w:rFonts w:hint="eastAsia"/>
+        </w:rPr>
+        <w:t>CL</w:t>
+      </w:r>
+      <w:r>
+        <w:rPr>
+          <w:rFonts w:hint="eastAsia"/>
+        </w:rPr>
+        <w:t>时，可用参考如下命令格式：</w:t>
+      </w:r>
+      <w:r>
+        <w:t>C</w:t>
+      </w:r>
+      <w:r>
+        <w:rPr>
+          <w:rFonts w:hint="eastAsia"/>
+        </w:rPr>
+        <w:t>lName+caseID_</w:t>
+      </w:r>
+      <w:r>
+        <w:rPr>
+          <w:rFonts w:hint="eastAsia"/>
+        </w:rPr>
+        <w:t>序列号（如</w:t>
+      </w:r>
+      <w:r>
+        <w:rPr>
+          <w:rFonts w:hint="eastAsia"/>
+        </w:rPr>
+        <w:t>cl255_1</w:t>
+      </w:r>
+      <w:r>
+        <w:rPr>
+          <w:rFonts w:hint="eastAsia"/>
+        </w:rPr>
+        <w:t>、</w:t>
+      </w:r>
+      <w:r>
+        <w:rPr>
+          <w:rFonts w:hint="eastAsia"/>
+        </w:rPr>
+        <w:t>cl255_2</w:t>
+      </w:r>
+      <w:r>
+        <w:rPr>
+          <w:rFonts w:hint="eastAsia"/>
+        </w:rPr>
+        <w:t>）</w:t>
+      </w:r>
+      <w:r>
+        <w:rPr>
+          <w:rFonts w:hint="eastAsia"/>
+        </w:rPr>
+        <w:t>;</w:t>
+      </w:r>
+      <w:r>
+        <w:rPr>
+          <w:rFonts w:hint="eastAsia"/>
+        </w:rPr>
+        <w:t>用例中创建的</w:t>
       </w:r>
       <w:r>
         <w:rPr>
@@ -2749,6 +2806,7 @@
         <w:rPr>
           <w:rFonts w:hint="eastAsia"/>
         </w:rPr>
+        <w:lastRenderedPageBreak/>
         <w:t>7</w:t>
       </w:r>
       <w:r>
@@ -2793,15 +2851,11 @@
         <w:autoSpaceDN w:val="0"/>
         <w:adjustRightInd w:val="0"/>
         <w:jc w:val="left"/>
-        <w:rPr>
-          <w:rFonts w:hint="eastAsia"/>
-        </w:rPr>
-      </w:pPr>
-      <w:r>
-        <w:rPr>
-          <w:rFonts w:hint="eastAsia"/>
-        </w:rPr>
-        <w:lastRenderedPageBreak/>
+      </w:pPr>
+      <w:r>
+        <w:rPr>
+          <w:rFonts w:hint="eastAsia"/>
+        </w:rPr>
         <w:t>8</w:t>
       </w:r>
       <w:r>
@@ -3029,9 +3083,6 @@
               <w:autoSpaceDN w:val="0"/>
               <w:adjustRightInd w:val="0"/>
               <w:jc w:val="left"/>
-              <w:rPr>
-                <w:rFonts w:hint="eastAsia"/>
-              </w:rPr>
             </w:pPr>
             <w:r>
               <w:t>I</w:t>
@@ -3073,9 +3124,6 @@
               <w:autoSpaceDN w:val="0"/>
               <w:adjustRightInd w:val="0"/>
               <w:jc w:val="left"/>
-              <w:rPr>
-                <w:rFonts w:hint="eastAsia"/>
-              </w:rPr>
             </w:pPr>
             <w:r>
               <w:rPr>
@@ -3541,7 +3589,213 @@
         <w:jc w:val="left"/>
       </w:pPr>
     </w:p>
-    <w:p/>
+    <w:p>
+      <w:pPr>
+        <w:rPr>
+          <w:rFonts w:hint="eastAsia"/>
+        </w:rPr>
+      </w:pPr>
+      <w:r>
+        <w:rPr>
+          <w:rFonts w:hint="eastAsia"/>
+        </w:rPr>
+        <w:t>11</w:t>
+      </w:r>
+      <w:r>
+        <w:rPr>
+          <w:rFonts w:hint="eastAsia"/>
+        </w:rPr>
+        <w:t>、</w:t>
+      </w:r>
+      <w:r>
+        <w:rPr>
+          <w:rFonts w:hint="eastAsia"/>
+        </w:rPr>
+        <w:t>testlink</w:t>
+      </w:r>
+      <w:r>
+        <w:rPr>
+          <w:rFonts w:hint="eastAsia"/>
+        </w:rPr>
+        <w:t>上一个文本用例对应一个</w:t>
+      </w:r>
+      <w:r>
+        <w:rPr>
+          <w:rFonts w:hint="eastAsia"/>
+        </w:rPr>
+        <w:t>class</w:t>
+      </w:r>
+      <w:r>
+        <w:rPr>
+          <w:rFonts w:hint="eastAsia"/>
+        </w:rPr>
+        <w:t>文件，用例中有并发操作时不要调用多个</w:t>
+      </w:r>
+      <w:r>
+        <w:rPr>
+          <w:rFonts w:hint="eastAsia"/>
+        </w:rPr>
+        <w:t>@test</w:t>
+      </w:r>
+      <w:r>
+        <w:rPr>
+          <w:rFonts w:hint="eastAsia"/>
+        </w:rPr>
+        <w:t>实现，建议在一个</w:t>
+      </w:r>
+      <w:r>
+        <w:rPr>
+          <w:rFonts w:hint="eastAsia"/>
+        </w:rPr>
+        <w:t>@test</w:t>
+      </w:r>
+      <w:r>
+        <w:rPr>
+          <w:rFonts w:hint="eastAsia"/>
+        </w:rPr>
+        <w:t>中自己实现并发线程调度。</w:t>
+      </w:r>
+    </w:p>
+    <w:p>
+      <w:pPr>
+        <w:rPr>
+          <w:i/>
+          <w:color w:val="0070C0"/>
+          <w:sz w:val="18"/>
+          <w:szCs w:val="18"/>
+        </w:rPr>
+      </w:pPr>
+      <w:r>
+        <w:rPr>
+          <w:rFonts w:hint="eastAsia"/>
+          <w:i/>
+          <w:color w:val="0070C0"/>
+          <w:sz w:val="18"/>
+          <w:szCs w:val="18"/>
+        </w:rPr>
+        <w:t>多个</w:t>
+      </w:r>
+      <w:r>
+        <w:rPr>
+          <w:rFonts w:hint="eastAsia"/>
+          <w:i/>
+          <w:color w:val="0070C0"/>
+          <w:sz w:val="18"/>
+          <w:szCs w:val="18"/>
+        </w:rPr>
+        <w:t>@test</w:t>
+      </w:r>
+      <w:r>
+        <w:rPr>
+          <w:rFonts w:hint="eastAsia"/>
+          <w:i/>
+          <w:color w:val="0070C0"/>
+          <w:sz w:val="18"/>
+          <w:szCs w:val="18"/>
+        </w:rPr>
+        <w:t>实现用例中操作并发，依赖与</w:t>
+      </w:r>
+      <w:r>
+        <w:rPr>
+          <w:rFonts w:hint="eastAsia"/>
+          <w:i/>
+          <w:color w:val="0070C0"/>
+          <w:sz w:val="18"/>
+          <w:szCs w:val="18"/>
+        </w:rPr>
+        <w:t>testng.xml</w:t>
+      </w:r>
+      <w:r>
+        <w:rPr>
+          <w:rFonts w:hint="eastAsia"/>
+          <w:i/>
+          <w:color w:val="0070C0"/>
+          <w:sz w:val="18"/>
+          <w:szCs w:val="18"/>
+        </w:rPr>
+        <w:t>中</w:t>
+      </w:r>
+      <w:r>
+        <w:rPr>
+          <w:rFonts w:hint="eastAsia"/>
+          <w:i/>
+          <w:color w:val="0070C0"/>
+          <w:sz w:val="18"/>
+          <w:szCs w:val="18"/>
+        </w:rPr>
+        <w:t>methods</w:t>
+      </w:r>
+      <w:r>
+        <w:rPr>
+          <w:rFonts w:hint="eastAsia"/>
+          <w:i/>
+          <w:color w:val="0070C0"/>
+          <w:sz w:val="18"/>
+          <w:szCs w:val="18"/>
+        </w:rPr>
+        <w:t>属性配置并发线程数，如果</w:t>
+      </w:r>
+      <w:r>
+        <w:rPr>
+          <w:rFonts w:hint="eastAsia"/>
+          <w:i/>
+          <w:color w:val="0070C0"/>
+          <w:sz w:val="18"/>
+          <w:szCs w:val="18"/>
+        </w:rPr>
+        <w:t>CI</w:t>
+      </w:r>
+      <w:r>
+        <w:rPr>
+          <w:rFonts w:hint="eastAsia"/>
+          <w:i/>
+          <w:color w:val="0070C0"/>
+          <w:sz w:val="18"/>
+          <w:szCs w:val="18"/>
+        </w:rPr>
+        <w:t>上修改</w:t>
+      </w:r>
+      <w:r>
+        <w:rPr>
+          <w:rFonts w:hint="eastAsia"/>
+          <w:i/>
+          <w:color w:val="0070C0"/>
+          <w:sz w:val="18"/>
+          <w:szCs w:val="18"/>
+        </w:rPr>
+        <w:t>methods</w:t>
+      </w:r>
+      <w:r>
+        <w:rPr>
+          <w:rFonts w:hint="eastAsia"/>
+          <w:i/>
+          <w:color w:val="0070C0"/>
+          <w:sz w:val="18"/>
+          <w:szCs w:val="18"/>
+        </w:rPr>
+        <w:t>属性并发线程数，可能导致用例中</w:t>
+      </w:r>
+      <w:r>
+        <w:rPr>
+          <w:rFonts w:hint="eastAsia"/>
+          <w:i/>
+          <w:color w:val="0070C0"/>
+          <w:sz w:val="18"/>
+          <w:szCs w:val="18"/>
+        </w:rPr>
+        <w:t>@test</w:t>
+      </w:r>
+      <w:r>
+        <w:rPr>
+          <w:rFonts w:hint="eastAsia"/>
+          <w:i/>
+          <w:color w:val="0070C0"/>
+          <w:sz w:val="18"/>
+          <w:szCs w:val="18"/>
+        </w:rPr>
+        <w:t>方法串行执行。</w:t>
+      </w:r>
+    </w:p>
     <w:sectPr>
       <w:pgSz w:w="11906" w:h="16838"/>
       <w:pgMar w:top="1440" w:right="1800" w:bottom="1440" w:left="1800" w:header="851" w:footer="992" w:gutter="0"/>
@@ -4125,7 +4379,7 @@
         <a:sysClr val="windowText" lastClr="000000"/>
       </a:dk1>
       <a:lt1>
-        <a:sysClr val="window" lastClr="FFFFFF"/>
+        <a:sysClr val="window" lastClr="CCE8CF"/>
       </a:lt1>
       <a:dk2>
         <a:srgbClr val="1F497D"/>

--- a/internal_doc/09.规范模板/JAVA测试用例编写规范.docx
+++ b/internal_doc/09.规范模板/JAVA测试用例编写规范.docx
@@ -254,9 +254,1368 @@
         <w:br w:type="page"/>
       </w:r>
     </w:p>
+    <w:p>
+      <w:pPr>
+        <w:rPr>
+          <w:rFonts w:hint="eastAsia"/>
+        </w:rPr>
+      </w:pPr>
+    </w:p>
+    <w:p>
+      <w:pPr>
+        <w:pStyle w:val="Heading1"/>
+      </w:pPr>
+      <w:r>
+        <w:rPr>
+          <w:rFonts w:hint="eastAsia"/>
+        </w:rPr>
+        <w:t>开发环境定制</w:t>
+      </w:r>
+    </w:p>
+    <w:p>
+      <w:r>
+        <w:rPr>
+          <w:rFonts w:hint="eastAsia"/>
+        </w:rPr>
+        <w:t>勾选</w:t>
+      </w:r>
+      <w:r>
+        <w:rPr>
+          <w:rFonts w:hint="eastAsia"/>
+        </w:rPr>
+        <w:t xml:space="preserve"> Insert spaces for tabs</w:t>
+      </w:r>
+    </w:p>
+    <w:p>
+      <w:r>
+        <w:rPr>
+          <w:noProof/>
+        </w:rPr>
+        <w:drawing>
+          <wp:inline distT="0" distB="0" distL="0" distR="0">
+            <wp:extent cx="5274310" cy="5746133"/>
+            <wp:effectExtent l="19050" t="0" r="2540" b="0"/>
+            <wp:docPr id="115" name="Picture 115"/>
+            <wp:cNvGraphicFramePr>
+              <a:graphicFrameLocks xmlns:a="http://schemas.openxmlformats.org/drawingml/2006/main" noChangeAspect="1"/>
+            </wp:cNvGraphicFramePr>
+            <a:graphic xmlns:a="http://schemas.openxmlformats.org/drawingml/2006/main">
+              <a:graphicData uri="http://schemas.openxmlformats.org/drawingml/2006/picture">
+                <pic:pic xmlns:pic="http://schemas.openxmlformats.org/drawingml/2006/picture">
+                  <pic:nvPicPr>
+                    <pic:cNvPr id="0" name="Picture 115"/>
+                    <pic:cNvPicPr>
+                      <a:picLocks noChangeAspect="1" noChangeArrowheads="1"/>
+                    </pic:cNvPicPr>
+                  </pic:nvPicPr>
+                  <pic:blipFill>
+                    <a:blip r:embed="rId7"/>
+                    <a:srcRect/>
+                    <a:stretch>
+                      <a:fillRect/>
+                    </a:stretch>
+                  </pic:blipFill>
+                  <pic:spPr bwMode="auto">
+                    <a:xfrm>
+                      <a:off x="0" y="0"/>
+                      <a:ext cx="5274310" cy="5746133"/>
+                    </a:xfrm>
+                    <a:prstGeom prst="rect">
+                      <a:avLst/>
+                    </a:prstGeom>
+                    <a:noFill/>
+                    <a:ln w="9525">
+                      <a:noFill/>
+                      <a:miter lim="800000"/>
+                      <a:headEnd/>
+                      <a:tailEnd/>
+                    </a:ln>
+                  </pic:spPr>
+                </pic:pic>
+              </a:graphicData>
+            </a:graphic>
+          </wp:inline>
+        </w:drawing>
+      </w:r>
+    </w:p>
     <w:p/>
     <w:p>
       <w:pPr>
+        <w:widowControl/>
+        <w:jc w:val="left"/>
+        <w:rPr>
+          <w:rFonts w:ascii="宋体" w:eastAsia="宋体" w:hAnsi="宋体" w:cs="宋体"/>
+          <w:kern w:val="0"/>
+          <w:sz w:val="24"/>
+          <w:szCs w:val="24"/>
+        </w:rPr>
+      </w:pPr>
+      <w:r>
+        <w:rPr>
+          <w:rFonts w:ascii="宋体" w:eastAsia="宋体" w:hAnsi="宋体" w:cs="宋体" w:hint="eastAsia"/>
+          <w:kern w:val="0"/>
+          <w:sz w:val="24"/>
+          <w:szCs w:val="24"/>
+        </w:rPr>
+        <w:t>导入代码模板</w:t>
+      </w:r>
+    </w:p>
+    <w:p>
+      <w:pPr>
+        <w:widowControl/>
+        <w:jc w:val="left"/>
+        <w:rPr>
+          <w:rFonts w:ascii="Arial" w:hAnsi="Arial" w:cs="Arial"/>
+          <w:color w:val="3D464D"/>
+          <w:sz w:val="22"/>
+        </w:rPr>
+      </w:pPr>
+      <w:r>
+        <w:rPr>
+          <w:rFonts w:ascii="宋体" w:eastAsia="宋体" w:hAnsi="宋体" w:cs="宋体" w:hint="eastAsia"/>
+          <w:kern w:val="0"/>
+          <w:sz w:val="24"/>
+          <w:szCs w:val="24"/>
+        </w:rPr>
+        <w:t>Window-&gt;P</w:t>
+      </w:r>
+      <w:r>
+        <w:rPr>
+          <w:rFonts w:ascii="Arial" w:hAnsi="Arial" w:cs="Arial"/>
+          <w:color w:val="3D464D"/>
+          <w:sz w:val="22"/>
+        </w:rPr>
+        <w:t>reference</w:t>
+      </w:r>
+      <w:r>
+        <w:rPr>
+          <w:rFonts w:ascii="Arial" w:hAnsi="Arial" w:cs="Arial" w:hint="eastAsia"/>
+          <w:color w:val="3D464D"/>
+          <w:sz w:val="22"/>
+        </w:rPr>
+        <w:t>-&gt;Java-&gt;Code Style-&gt;Code Templates</w:t>
+      </w:r>
+    </w:p>
+    <w:p>
+      <w:pPr>
+        <w:widowControl/>
+        <w:jc w:val="left"/>
+        <w:rPr>
+          <w:rFonts w:ascii="宋体" w:eastAsia="宋体" w:hAnsi="宋体" w:cs="宋体"/>
+          <w:kern w:val="0"/>
+          <w:sz w:val="24"/>
+          <w:szCs w:val="24"/>
+        </w:rPr>
+      </w:pPr>
+      <w:r>
+        <w:rPr>
+          <w:rFonts w:ascii="宋体" w:eastAsia="宋体" w:hAnsi="宋体" w:cs="宋体"/>
+          <w:noProof/>
+          <w:kern w:val="0"/>
+          <w:sz w:val="24"/>
+          <w:szCs w:val="24"/>
+        </w:rPr>
+        <w:lastRenderedPageBreak/>
+        <w:drawing>
+          <wp:inline distT="0" distB="0" distL="0" distR="0">
+            <wp:extent cx="5274310" cy="5746133"/>
+            <wp:effectExtent l="19050" t="0" r="2540" b="0"/>
+            <wp:docPr id="3" name="Picture 1"/>
+            <wp:cNvGraphicFramePr>
+              <a:graphicFrameLocks xmlns:a="http://schemas.openxmlformats.org/drawingml/2006/main" noChangeAspect="1"/>
+            </wp:cNvGraphicFramePr>
+            <a:graphic xmlns:a="http://schemas.openxmlformats.org/drawingml/2006/main">
+              <a:graphicData uri="http://schemas.openxmlformats.org/drawingml/2006/picture">
+                <pic:pic xmlns:pic="http://schemas.openxmlformats.org/drawingml/2006/picture">
+                  <pic:nvPicPr>
+                    <pic:cNvPr id="0" name="Picture 1"/>
+                    <pic:cNvPicPr>
+                      <a:picLocks noChangeAspect="1" noChangeArrowheads="1"/>
+                    </pic:cNvPicPr>
+                  </pic:nvPicPr>
+                  <pic:blipFill>
+                    <a:blip r:embed="rId8"/>
+                    <a:srcRect/>
+                    <a:stretch>
+                      <a:fillRect/>
+                    </a:stretch>
+                  </pic:blipFill>
+                  <pic:spPr bwMode="auto">
+                    <a:xfrm>
+                      <a:off x="0" y="0"/>
+                      <a:ext cx="5274310" cy="5746133"/>
+                    </a:xfrm>
+                    <a:prstGeom prst="rect">
+                      <a:avLst/>
+                    </a:prstGeom>
+                    <a:noFill/>
+                    <a:ln w="9525">
+                      <a:noFill/>
+                      <a:miter lim="800000"/>
+                      <a:headEnd/>
+                      <a:tailEnd/>
+                    </a:ln>
+                  </pic:spPr>
+                </pic:pic>
+              </a:graphicData>
+            </a:graphic>
+          </wp:inline>
+        </w:drawing>
+      </w:r>
+    </w:p>
+    <w:p>
+      <w:pPr>
+        <w:widowControl/>
+        <w:jc w:val="left"/>
+        <w:rPr>
+          <w:rFonts w:ascii="宋体" w:eastAsia="宋体" w:hAnsi="宋体" w:cs="宋体"/>
+          <w:kern w:val="0"/>
+          <w:sz w:val="24"/>
+          <w:szCs w:val="24"/>
+        </w:rPr>
+      </w:pPr>
+      <w:r>
+        <w:rPr>
+          <w:rFonts w:ascii="宋体" w:eastAsia="宋体" w:hAnsi="宋体" w:cs="宋体" w:hint="eastAsia"/>
+          <w:kern w:val="0"/>
+          <w:sz w:val="24"/>
+          <w:szCs w:val="24"/>
+        </w:rPr>
+        <w:t>单击Import导入</w:t>
+      </w:r>
+      <w:r>
+        <w:rPr>
+          <w:rFonts w:ascii="宋体" w:eastAsia="宋体" w:hAnsi="宋体" w:cs="宋体"/>
+          <w:kern w:val="0"/>
+          <w:sz w:val="24"/>
+          <w:szCs w:val="24"/>
+        </w:rPr>
+        <w:object w:dxaOrig="1534" w:dyaOrig="962">
+          <v:shapetype id="_x0000_t75" coordsize="21600,21600" o:spt="75" o:preferrelative="t" path="m@4@5l@4@11@9@11@9@5xe" filled="f" stroked="f">
+            <v:stroke joinstyle="miter"/>
+            <v:formulas>
+              <v:f eqn="if lineDrawn pixelLineWidth 0"/>
+              <v:f eqn="sum @0 1 0"/>
+              <v:f eqn="sum 0 0 @1"/>
+              <v:f eqn="prod @2 1 2"/>
+              <v:f eqn="prod @3 21600 pixelWidth"/>
+              <v:f eqn="prod @3 21600 pixelHeight"/>
+              <v:f eqn="sum @0 0 1"/>
+              <v:f eqn="prod @6 1 2"/>
+              <v:f eqn="prod @7 21600 pixelWidth"/>
+              <v:f eqn="sum @8 21600 0"/>
+              <v:f eqn="prod @7 21600 pixelHeight"/>
+              <v:f eqn="sum @10 21600 0"/>
+            </v:formulas>
+            <v:path o:extrusionok="f" gradientshapeok="t" o:connecttype="rect"/>
+            <o:lock v:ext="edit" aspectratio="t"/>
+          </v:shapetype>
+          <v:shape id="_x0000_i1025" type="#_x0000_t75" style="width:76.5pt;height:48pt" o:ole="">
+            <v:imagedata r:id="rId9" o:title=""/>
+          </v:shape>
+          <o:OLEObject Type="Embed" ProgID="Package" ShapeID="_x0000_i1025" DrawAspect="Icon" ObjectID="_1544543795" r:id="rId10"/>
+        </w:object>
+      </w:r>
+    </w:p>
+    <w:p>
+      <w:pPr>
+        <w:widowControl/>
+        <w:jc w:val="left"/>
+        <w:rPr>
+          <w:rFonts w:ascii="宋体" w:eastAsia="宋体" w:hAnsi="宋体" w:cs="宋体"/>
+          <w:kern w:val="0"/>
+          <w:sz w:val="24"/>
+          <w:szCs w:val="24"/>
+        </w:rPr>
+      </w:pPr>
+    </w:p>
+    <w:p>
+      <w:pPr>
+        <w:widowControl/>
+        <w:jc w:val="left"/>
+        <w:rPr>
+          <w:rFonts w:ascii="宋体" w:eastAsia="宋体" w:hAnsi="宋体" w:cs="宋体"/>
+          <w:kern w:val="0"/>
+          <w:sz w:val="24"/>
+          <w:szCs w:val="24"/>
+        </w:rPr>
+      </w:pPr>
+      <w:r>
+        <w:rPr>
+          <w:rFonts w:ascii="宋体" w:eastAsia="宋体" w:hAnsi="宋体" w:cs="宋体"/>
+          <w:noProof/>
+          <w:kern w:val="0"/>
+          <w:sz w:val="24"/>
+          <w:szCs w:val="24"/>
+        </w:rPr>
+        <w:lastRenderedPageBreak/>
+        <w:drawing>
+          <wp:inline distT="0" distB="0" distL="0" distR="0">
+            <wp:extent cx="5274310" cy="5745521"/>
+            <wp:effectExtent l="19050" t="0" r="2540" b="0"/>
+            <wp:docPr id="5" name="Picture 5"/>
+            <wp:cNvGraphicFramePr>
+              <a:graphicFrameLocks xmlns:a="http://schemas.openxmlformats.org/drawingml/2006/main" noChangeAspect="1"/>
+            </wp:cNvGraphicFramePr>
+            <a:graphic xmlns:a="http://schemas.openxmlformats.org/drawingml/2006/main">
+              <a:graphicData uri="http://schemas.openxmlformats.org/drawingml/2006/picture">
+                <pic:pic xmlns:pic="http://schemas.openxmlformats.org/drawingml/2006/picture">
+                  <pic:nvPicPr>
+                    <pic:cNvPr id="0" name="Picture 5"/>
+                    <pic:cNvPicPr>
+                      <a:picLocks noChangeAspect="1" noChangeArrowheads="1"/>
+                    </pic:cNvPicPr>
+                  </pic:nvPicPr>
+                  <pic:blipFill>
+                    <a:blip r:embed="rId11"/>
+                    <a:srcRect/>
+                    <a:stretch>
+                      <a:fillRect/>
+                    </a:stretch>
+                  </pic:blipFill>
+                  <pic:spPr bwMode="auto">
+                    <a:xfrm>
+                      <a:off x="0" y="0"/>
+                      <a:ext cx="5274310" cy="5745521"/>
+                    </a:xfrm>
+                    <a:prstGeom prst="rect">
+                      <a:avLst/>
+                    </a:prstGeom>
+                    <a:noFill/>
+                    <a:ln w="9525">
+                      <a:noFill/>
+                      <a:miter lim="800000"/>
+                      <a:headEnd/>
+                      <a:tailEnd/>
+                    </a:ln>
+                  </pic:spPr>
+                </pic:pic>
+              </a:graphicData>
+            </a:graphic>
+          </wp:inline>
+        </w:drawing>
+      </w:r>
+    </w:p>
+    <w:p>
+      <w:pPr>
+        <w:widowControl/>
+        <w:jc w:val="left"/>
+        <w:rPr>
+          <w:rFonts w:ascii="宋体" w:eastAsia="宋体" w:hAnsi="宋体" w:cs="宋体"/>
+          <w:kern w:val="0"/>
+          <w:sz w:val="24"/>
+          <w:szCs w:val="24"/>
+        </w:rPr>
+      </w:pPr>
+      <w:r>
+        <w:rPr>
+          <w:rFonts w:ascii="宋体" w:eastAsia="宋体" w:hAnsi="宋体" w:cs="宋体" w:hint="eastAsia"/>
+          <w:kern w:val="0"/>
+          <w:sz w:val="24"/>
+          <w:szCs w:val="24"/>
+        </w:rPr>
+        <w:t>单击Import，导入</w:t>
+      </w:r>
+      <w:r>
+        <w:rPr>
+          <w:rFonts w:ascii="宋体" w:eastAsia="宋体" w:hAnsi="宋体" w:cs="宋体"/>
+          <w:kern w:val="0"/>
+          <w:sz w:val="24"/>
+          <w:szCs w:val="24"/>
+        </w:rPr>
+        <w:object w:dxaOrig="1534" w:dyaOrig="962">
+          <v:shape id="_x0000_i1028" type="#_x0000_t75" style="width:76.5pt;height:48pt" o:ole="">
+            <v:imagedata r:id="rId12" o:title=""/>
+          </v:shape>
+          <o:OLEObject Type="Embed" ProgID="Package" ShapeID="_x0000_i1028" DrawAspect="Icon" ObjectID="_1544543796" r:id="rId13"/>
+        </w:object>
+      </w:r>
+    </w:p>
+    <w:p>
+      <w:pPr>
+        <w:widowControl/>
+        <w:jc w:val="left"/>
+        <w:rPr>
+          <w:rFonts w:ascii="宋体" w:eastAsia="宋体" w:hAnsi="宋体" w:cs="宋体"/>
+          <w:kern w:val="0"/>
+          <w:sz w:val="24"/>
+          <w:szCs w:val="24"/>
+        </w:rPr>
+      </w:pPr>
+    </w:p>
+    <w:p>
+      <w:pPr>
+        <w:widowControl/>
+        <w:jc w:val="left"/>
+        <w:rPr>
+          <w:rFonts w:ascii="宋体" w:eastAsia="宋体" w:hAnsi="宋体" w:cs="宋体"/>
+          <w:kern w:val="0"/>
+          <w:sz w:val="24"/>
+          <w:szCs w:val="24"/>
+        </w:rPr>
+      </w:pPr>
+      <w:r>
+        <w:rPr>
+          <w:rFonts w:ascii="宋体" w:eastAsia="宋体" w:hAnsi="宋体" w:cs="宋体" w:hint="eastAsia"/>
+          <w:kern w:val="0"/>
+          <w:sz w:val="24"/>
+          <w:szCs w:val="24"/>
+        </w:rPr>
+        <w:t>对齐时直接选择菜单Source/Format (或者快捷键Ctrl+Shift+F)</w:t>
+      </w:r>
+    </w:p>
+    <w:p>
+      <w:pPr>
+        <w:widowControl/>
+        <w:jc w:val="left"/>
+        <w:rPr>
+          <w:rFonts w:ascii="宋体" w:eastAsia="宋体" w:hAnsi="宋体" w:cs="宋体"/>
+          <w:kern w:val="0"/>
+          <w:sz w:val="24"/>
+          <w:szCs w:val="24"/>
+        </w:rPr>
+      </w:pPr>
+    </w:p>
+    <w:tbl>
+      <w:tblPr>
+        <w:tblStyle w:val="TableGrid"/>
+        <w:tblW w:w="0" w:type="auto"/>
+        <w:tblLook w:val="04A0"/>
+      </w:tblPr>
+      <w:tblGrid>
+        <w:gridCol w:w="4112"/>
+        <w:gridCol w:w="4410"/>
+      </w:tblGrid>
+      <w:tr>
+        <w:tc>
+          <w:tcPr>
+            <w:tcW w:w="4261" w:type="dxa"/>
+          </w:tcPr>
+          <w:p>
+            <w:pPr>
+              <w:widowControl/>
+              <w:jc w:val="left"/>
+              <w:rPr>
+                <w:rFonts w:ascii="宋体" w:eastAsia="宋体" w:hAnsi="宋体" w:cs="宋体"/>
+                <w:kern w:val="0"/>
+                <w:sz w:val="24"/>
+                <w:szCs w:val="24"/>
+              </w:rPr>
+            </w:pPr>
+            <w:r>
+              <w:rPr>
+                <w:rFonts w:ascii="宋体" w:eastAsia="宋体" w:hAnsi="宋体" w:cs="宋体" w:hint="eastAsia"/>
+                <w:kern w:val="0"/>
+                <w:sz w:val="24"/>
+                <w:szCs w:val="24"/>
+              </w:rPr>
+              <w:t>混乱的代码</w:t>
+            </w:r>
+          </w:p>
+        </w:tc>
+        <w:tc>
+          <w:tcPr>
+            <w:tcW w:w="4261" w:type="dxa"/>
+          </w:tcPr>
+          <w:p>
+            <w:pPr>
+              <w:widowControl/>
+              <w:jc w:val="left"/>
+              <w:rPr>
+                <w:rFonts w:ascii="宋体" w:eastAsia="宋体" w:hAnsi="宋体" w:cs="宋体"/>
+                <w:kern w:val="0"/>
+                <w:sz w:val="24"/>
+                <w:szCs w:val="24"/>
+              </w:rPr>
+            </w:pPr>
+            <w:r>
+              <w:rPr>
+                <w:rFonts w:ascii="宋体" w:eastAsia="宋体" w:hAnsi="宋体" w:cs="宋体" w:hint="eastAsia"/>
+                <w:kern w:val="0"/>
+                <w:sz w:val="24"/>
+                <w:szCs w:val="24"/>
+              </w:rPr>
+              <w:t>按Ctrl+Shift+F后</w:t>
+            </w:r>
+          </w:p>
+        </w:tc>
+      </w:tr>
+      <w:tr>
+        <w:tc>
+          <w:tcPr>
+            <w:tcW w:w="4261" w:type="dxa"/>
+          </w:tcPr>
+          <w:p>
+            <w:pPr>
+              <w:widowControl/>
+              <w:jc w:val="left"/>
+              <w:rPr>
+                <w:rFonts w:ascii="宋体" w:eastAsia="宋体" w:hAnsi="宋体" w:cs="宋体"/>
+                <w:kern w:val="0"/>
+                <w:sz w:val="24"/>
+                <w:szCs w:val="24"/>
+              </w:rPr>
+            </w:pPr>
+            <w:r>
+              <w:rPr>
+                <w:rFonts w:ascii="宋体" w:eastAsia="宋体" w:cs="宋体" w:hint="eastAsia"/>
+                <w:kern w:val="0"/>
+                <w:sz w:val="18"/>
+                <w:szCs w:val="18"/>
+                <w:lang w:val="zh-CN"/>
+              </w:rPr>
+              <w:object w:dxaOrig="6855" w:dyaOrig="4365">
+                <v:shape id="_x0000_i1026" type="#_x0000_t75" style="width:197.25pt;height:126pt" o:ole="">
+                  <v:imagedata r:id="rId14" o:title=""/>
+                </v:shape>
+                <o:OLEObject Type="Embed" ProgID="Picture.PicObj.1" ShapeID="_x0000_i1026" DrawAspect="Content" ObjectID="_1544543797" r:id="rId15"/>
+              </w:object>
+            </w:r>
+          </w:p>
+        </w:tc>
+        <w:tc>
+          <w:tcPr>
+            <w:tcW w:w="4261" w:type="dxa"/>
+          </w:tcPr>
+          <w:p>
+            <w:pPr>
+              <w:widowControl/>
+              <w:jc w:val="left"/>
+              <w:rPr>
+                <w:rFonts w:ascii="宋体" w:eastAsia="宋体" w:hAnsi="宋体" w:cs="宋体"/>
+                <w:kern w:val="0"/>
+                <w:sz w:val="24"/>
+                <w:szCs w:val="24"/>
+              </w:rPr>
+            </w:pPr>
+            <w:r>
+              <w:rPr>
+                <w:rFonts w:ascii="宋体" w:eastAsia="宋体" w:cs="宋体" w:hint="eastAsia"/>
+                <w:kern w:val="0"/>
+                <w:sz w:val="18"/>
+                <w:szCs w:val="18"/>
+                <w:lang w:val="zh-CN"/>
+              </w:rPr>
+              <w:object w:dxaOrig="6195" w:dyaOrig="2850">
+                <v:shape id="_x0000_i1027" type="#_x0000_t75" style="width:212.25pt;height:97.5pt" o:ole="">
+                  <v:imagedata r:id="rId16" o:title=""/>
+                </v:shape>
+                <o:OLEObject Type="Embed" ProgID="Picture.PicObj.1" ShapeID="_x0000_i1027" DrawAspect="Content" ObjectID="_1544543798" r:id="rId17"/>
+              </w:object>
+            </w:r>
+          </w:p>
+        </w:tc>
+      </w:tr>
+    </w:tbl>
+    <w:p>
+      <w:pPr>
+        <w:widowControl/>
+        <w:jc w:val="left"/>
+        <w:rPr>
+          <w:rFonts w:ascii="宋体" w:eastAsia="宋体" w:hAnsi="宋体" w:cs="宋体"/>
+          <w:kern w:val="0"/>
+          <w:sz w:val="24"/>
+          <w:szCs w:val="24"/>
+        </w:rPr>
+      </w:pPr>
+    </w:p>
+    <w:p>
+      <w:pPr>
+        <w:widowControl/>
+        <w:jc w:val="left"/>
+        <w:rPr>
+          <w:rFonts w:ascii="宋体" w:eastAsia="宋体" w:hAnsi="宋体" w:cs="宋体"/>
+          <w:kern w:val="0"/>
+          <w:sz w:val="24"/>
+          <w:szCs w:val="24"/>
+        </w:rPr>
+      </w:pPr>
+      <w:r>
+        <w:rPr>
+          <w:rFonts w:ascii="宋体" w:eastAsia="宋体" w:hAnsi="宋体" w:cs="宋体" w:hint="eastAsia"/>
+          <w:kern w:val="0"/>
+          <w:sz w:val="24"/>
+          <w:szCs w:val="24"/>
+        </w:rPr>
+        <w:t>选中对应的代码，按Alt+Shift+J能够自动增加注释，可以在增加的注释上做修改。</w:t>
+      </w:r>
+    </w:p>
+    <w:tbl>
+      <w:tblPr>
+        <w:tblStyle w:val="TableGrid"/>
+        <w:tblW w:w="0" w:type="auto"/>
+        <w:tblLook w:val="04A0"/>
+      </w:tblPr>
+      <w:tblGrid>
+        <w:gridCol w:w="4261"/>
+        <w:gridCol w:w="4261"/>
+      </w:tblGrid>
+      <w:tr>
+        <w:tc>
+          <w:tcPr>
+            <w:tcW w:w="4261" w:type="dxa"/>
+          </w:tcPr>
+          <w:p>
+            <w:pPr>
+              <w:widowControl/>
+              <w:jc w:val="left"/>
+              <w:rPr>
+                <w:rFonts w:ascii="宋体" w:eastAsia="宋体" w:hAnsi="宋体" w:cs="宋体"/>
+                <w:kern w:val="0"/>
+                <w:sz w:val="24"/>
+                <w:szCs w:val="24"/>
+              </w:rPr>
+            </w:pPr>
+            <w:r>
+              <w:rPr>
+                <w:rFonts w:ascii="宋体" w:eastAsia="宋体" w:hAnsi="宋体" w:cs="宋体" w:hint="eastAsia"/>
+                <w:kern w:val="0"/>
+                <w:sz w:val="24"/>
+                <w:szCs w:val="24"/>
+              </w:rPr>
+              <w:t>没有注释的代码</w:t>
+            </w:r>
+          </w:p>
+        </w:tc>
+        <w:tc>
+          <w:tcPr>
+            <w:tcW w:w="4261" w:type="dxa"/>
+          </w:tcPr>
+          <w:p>
+            <w:pPr>
+              <w:widowControl/>
+              <w:jc w:val="left"/>
+              <w:rPr>
+                <w:rFonts w:ascii="宋体" w:eastAsia="宋体" w:hAnsi="宋体" w:cs="宋体"/>
+                <w:kern w:val="0"/>
+                <w:sz w:val="24"/>
+                <w:szCs w:val="24"/>
+              </w:rPr>
+            </w:pPr>
+            <w:r>
+              <w:rPr>
+                <w:rFonts w:ascii="宋体" w:eastAsia="宋体" w:hAnsi="宋体" w:cs="宋体" w:hint="eastAsia"/>
+                <w:kern w:val="0"/>
+                <w:sz w:val="24"/>
+                <w:szCs w:val="24"/>
+              </w:rPr>
+              <w:t>选中代码后，按Alt+Shift+J后</w:t>
+            </w:r>
+          </w:p>
+        </w:tc>
+      </w:tr>
+      <w:tr>
+        <w:tc>
+          <w:tcPr>
+            <w:tcW w:w="4261" w:type="dxa"/>
+          </w:tcPr>
+          <w:p>
+            <w:pPr>
+              <w:autoSpaceDE w:val="0"/>
+              <w:autoSpaceDN w:val="0"/>
+              <w:adjustRightInd w:val="0"/>
+              <w:jc w:val="left"/>
+              <w:rPr>
+                <w:rFonts w:ascii="Courier New" w:hAnsi="Courier New" w:cs="Courier New"/>
+                <w:kern w:val="0"/>
+                <w:sz w:val="20"/>
+                <w:szCs w:val="20"/>
+              </w:rPr>
+            </w:pPr>
+            <w:r>
+              <w:rPr>
+                <w:rFonts w:ascii="Courier New" w:hAnsi="Courier New" w:cs="Courier New"/>
+                <w:color w:val="000000"/>
+                <w:kern w:val="0"/>
+                <w:sz w:val="20"/>
+                <w:szCs w:val="20"/>
+              </w:rPr>
+              <w:t xml:space="preserve">     </w:t>
+            </w:r>
+            <w:r>
+              <w:rPr>
+                <w:rFonts w:ascii="Courier New" w:hAnsi="Courier New" w:cs="Courier New"/>
+                <w:b/>
+                <w:bCs/>
+                <w:color w:val="7F0055"/>
+                <w:kern w:val="0"/>
+                <w:sz w:val="20"/>
+                <w:szCs w:val="20"/>
+              </w:rPr>
+              <w:t>public</w:t>
+            </w:r>
+            <w:r>
+              <w:rPr>
+                <w:rFonts w:ascii="Courier New" w:hAnsi="Courier New" w:cs="Courier New"/>
+                <w:color w:val="000000"/>
+                <w:kern w:val="0"/>
+                <w:sz w:val="20"/>
+                <w:szCs w:val="20"/>
+              </w:rPr>
+              <w:t xml:space="preserve"> </w:t>
+            </w:r>
+            <w:r>
+              <w:rPr>
+                <w:rFonts w:ascii="Courier New" w:hAnsi="Courier New" w:cs="Courier New"/>
+                <w:b/>
+                <w:bCs/>
+                <w:color w:val="7F0055"/>
+                <w:kern w:val="0"/>
+                <w:sz w:val="20"/>
+                <w:szCs w:val="20"/>
+              </w:rPr>
+              <w:t>void</w:t>
+            </w:r>
+            <w:r>
+              <w:rPr>
+                <w:rFonts w:ascii="Courier New" w:hAnsi="Courier New" w:cs="Courier New"/>
+                <w:color w:val="000000"/>
+                <w:kern w:val="0"/>
+                <w:sz w:val="20"/>
+                <w:szCs w:val="20"/>
+              </w:rPr>
+              <w:t xml:space="preserve"> test( </w:t>
+            </w:r>
+            <w:r>
+              <w:rPr>
+                <w:rFonts w:ascii="Courier New" w:hAnsi="Courier New" w:cs="Courier New"/>
+                <w:b/>
+                <w:bCs/>
+                <w:color w:val="7F0055"/>
+                <w:kern w:val="0"/>
+                <w:sz w:val="20"/>
+                <w:szCs w:val="20"/>
+              </w:rPr>
+              <w:t>int</w:t>
+            </w:r>
+            <w:r>
+              <w:rPr>
+                <w:rFonts w:ascii="Courier New" w:hAnsi="Courier New" w:cs="Courier New"/>
+                <w:color w:val="000000"/>
+                <w:kern w:val="0"/>
+                <w:sz w:val="20"/>
+                <w:szCs w:val="20"/>
+              </w:rPr>
+              <w:t xml:space="preserve"> a ) {</w:t>
+            </w:r>
+          </w:p>
+          <w:p>
+            <w:pPr>
+              <w:autoSpaceDE w:val="0"/>
+              <w:autoSpaceDN w:val="0"/>
+              <w:adjustRightInd w:val="0"/>
+              <w:jc w:val="left"/>
+              <w:rPr>
+                <w:rFonts w:ascii="Courier New" w:hAnsi="Courier New" w:cs="Courier New"/>
+                <w:kern w:val="0"/>
+                <w:sz w:val="20"/>
+                <w:szCs w:val="20"/>
+              </w:rPr>
+            </w:pPr>
+          </w:p>
+          <w:p>
+            <w:pPr>
+              <w:widowControl/>
+              <w:jc w:val="left"/>
+              <w:rPr>
+                <w:rFonts w:ascii="宋体" w:eastAsia="宋体" w:hAnsi="宋体" w:cs="宋体"/>
+                <w:kern w:val="0"/>
+                <w:sz w:val="24"/>
+                <w:szCs w:val="24"/>
+              </w:rPr>
+            </w:pPr>
+            <w:r>
+              <w:rPr>
+                <w:rFonts w:ascii="Courier New" w:hAnsi="Courier New" w:cs="Courier New"/>
+                <w:color w:val="000000"/>
+                <w:kern w:val="0"/>
+                <w:sz w:val="20"/>
+                <w:szCs w:val="20"/>
+              </w:rPr>
+              <w:t xml:space="preserve">    }</w:t>
+            </w:r>
+          </w:p>
+        </w:tc>
+        <w:tc>
+          <w:tcPr>
+            <w:tcW w:w="4261" w:type="dxa"/>
+          </w:tcPr>
+          <w:p>
+            <w:pPr>
+              <w:autoSpaceDE w:val="0"/>
+              <w:autoSpaceDN w:val="0"/>
+              <w:adjustRightInd w:val="0"/>
+              <w:jc w:val="left"/>
+              <w:rPr>
+                <w:rFonts w:ascii="Courier New" w:hAnsi="Courier New" w:cs="Courier New"/>
+                <w:kern w:val="0"/>
+                <w:sz w:val="20"/>
+                <w:szCs w:val="20"/>
+              </w:rPr>
+            </w:pPr>
+            <w:r>
+              <w:rPr>
+                <w:rFonts w:ascii="Courier New" w:hAnsi="Courier New" w:cs="Courier New"/>
+                <w:color w:val="3F5FBF"/>
+                <w:kern w:val="0"/>
+                <w:sz w:val="20"/>
+                <w:szCs w:val="20"/>
+              </w:rPr>
+              <w:t>/**</w:t>
+            </w:r>
+          </w:p>
+          <w:p>
+            <w:pPr>
+              <w:autoSpaceDE w:val="0"/>
+              <w:autoSpaceDN w:val="0"/>
+              <w:adjustRightInd w:val="0"/>
+              <w:jc w:val="left"/>
+              <w:rPr>
+                <w:rFonts w:ascii="Courier New" w:hAnsi="Courier New" w:cs="Courier New"/>
+                <w:kern w:val="0"/>
+                <w:sz w:val="20"/>
+                <w:szCs w:val="20"/>
+              </w:rPr>
+            </w:pPr>
+            <w:r>
+              <w:rPr>
+                <w:rFonts w:ascii="Courier New" w:hAnsi="Courier New" w:cs="Courier New"/>
+                <w:color w:val="3F5FBF"/>
+                <w:kern w:val="0"/>
+                <w:sz w:val="20"/>
+                <w:szCs w:val="20"/>
+              </w:rPr>
+              <w:t xml:space="preserve">     * </w:t>
+            </w:r>
+            <w:r>
+              <w:rPr>
+                <w:rFonts w:ascii="Courier New" w:hAnsi="Courier New" w:cs="Courier New"/>
+                <w:color w:val="3F5FBF"/>
+                <w:kern w:val="0"/>
+                <w:sz w:val="20"/>
+                <w:szCs w:val="20"/>
+              </w:rPr>
+              <w:t>类方法的详细使用说明</w:t>
+            </w:r>
+          </w:p>
+          <w:p>
+            <w:pPr>
+              <w:autoSpaceDE w:val="0"/>
+              <w:autoSpaceDN w:val="0"/>
+              <w:adjustRightInd w:val="0"/>
+              <w:jc w:val="left"/>
+              <w:rPr>
+                <w:rFonts w:ascii="Courier New" w:hAnsi="Courier New" w:cs="Courier New"/>
+                <w:kern w:val="0"/>
+                <w:sz w:val="20"/>
+                <w:szCs w:val="20"/>
+              </w:rPr>
+            </w:pPr>
+            <w:r>
+              <w:rPr>
+                <w:rFonts w:ascii="Courier New" w:hAnsi="Courier New" w:cs="Courier New"/>
+                <w:color w:val="3F5FBF"/>
+                <w:kern w:val="0"/>
+                <w:sz w:val="20"/>
+                <w:szCs w:val="20"/>
+              </w:rPr>
+              <w:t xml:space="preserve">     * </w:t>
+            </w:r>
+            <w:r>
+              <w:rPr>
+                <w:rFonts w:ascii="Courier New" w:hAnsi="Courier New" w:cs="Courier New"/>
+                <w:b/>
+                <w:bCs/>
+                <w:color w:val="7F9FBF"/>
+                <w:kern w:val="0"/>
+                <w:sz w:val="20"/>
+                <w:szCs w:val="20"/>
+              </w:rPr>
+              <w:t>@param</w:t>
+            </w:r>
+            <w:r>
+              <w:rPr>
+                <w:rFonts w:ascii="Courier New" w:hAnsi="Courier New" w:cs="Courier New"/>
+                <w:color w:val="3F5FBF"/>
+                <w:kern w:val="0"/>
+                <w:sz w:val="20"/>
+                <w:szCs w:val="20"/>
+              </w:rPr>
+              <w:t xml:space="preserve"> </w:t>
+            </w:r>
+            <w:r>
+              <w:rPr>
+                <w:rFonts w:ascii="Courier New" w:hAnsi="Courier New" w:cs="Courier New"/>
+                <w:color w:val="3F5FBF"/>
+                <w:kern w:val="0"/>
+                <w:sz w:val="20"/>
+                <w:szCs w:val="20"/>
+              </w:rPr>
+              <w:t>参数</w:t>
+            </w:r>
+            <w:r>
+              <w:rPr>
+                <w:rFonts w:ascii="Courier New" w:hAnsi="Courier New" w:cs="Courier New"/>
+                <w:color w:val="3F5FBF"/>
+                <w:kern w:val="0"/>
+                <w:sz w:val="20"/>
+                <w:szCs w:val="20"/>
+              </w:rPr>
+              <w:t xml:space="preserve">1 </w:t>
+            </w:r>
+            <w:r>
+              <w:rPr>
+                <w:rFonts w:ascii="Courier New" w:hAnsi="Courier New" w:cs="Courier New"/>
+                <w:color w:val="3F5FBF"/>
+                <w:kern w:val="0"/>
+                <w:sz w:val="20"/>
+                <w:szCs w:val="20"/>
+              </w:rPr>
+              <w:t>参数</w:t>
+            </w:r>
+            <w:r>
+              <w:rPr>
+                <w:rFonts w:ascii="Courier New" w:hAnsi="Courier New" w:cs="Courier New"/>
+                <w:color w:val="3F5FBF"/>
+                <w:kern w:val="0"/>
+                <w:sz w:val="20"/>
+                <w:szCs w:val="20"/>
+              </w:rPr>
+              <w:t>1</w:t>
+            </w:r>
+            <w:r>
+              <w:rPr>
+                <w:rFonts w:ascii="Courier New" w:hAnsi="Courier New" w:cs="Courier New"/>
+                <w:color w:val="3F5FBF"/>
+                <w:kern w:val="0"/>
+                <w:sz w:val="20"/>
+                <w:szCs w:val="20"/>
+              </w:rPr>
+              <w:t>的使用说明</w:t>
+            </w:r>
+          </w:p>
+          <w:p>
+            <w:pPr>
+              <w:autoSpaceDE w:val="0"/>
+              <w:autoSpaceDN w:val="0"/>
+              <w:adjustRightInd w:val="0"/>
+              <w:jc w:val="left"/>
+              <w:rPr>
+                <w:rFonts w:ascii="Courier New" w:hAnsi="Courier New" w:cs="Courier New"/>
+                <w:kern w:val="0"/>
+                <w:sz w:val="20"/>
+                <w:szCs w:val="20"/>
+              </w:rPr>
+            </w:pPr>
+            <w:r>
+              <w:rPr>
+                <w:rFonts w:ascii="Courier New" w:hAnsi="Courier New" w:cs="Courier New"/>
+                <w:color w:val="3F5FBF"/>
+                <w:kern w:val="0"/>
+                <w:sz w:val="20"/>
+                <w:szCs w:val="20"/>
+              </w:rPr>
+              <w:t xml:space="preserve">     * </w:t>
+            </w:r>
+            <w:r>
+              <w:rPr>
+                <w:rFonts w:ascii="Courier New" w:hAnsi="Courier New" w:cs="Courier New"/>
+                <w:b/>
+                <w:bCs/>
+                <w:color w:val="7F9FBF"/>
+                <w:kern w:val="0"/>
+                <w:sz w:val="20"/>
+                <w:szCs w:val="20"/>
+              </w:rPr>
+              <w:t>@return</w:t>
+            </w:r>
+            <w:r>
+              <w:rPr>
+                <w:rFonts w:ascii="Courier New" w:hAnsi="Courier New" w:cs="Courier New"/>
+                <w:color w:val="3F5FBF"/>
+                <w:kern w:val="0"/>
+                <w:sz w:val="20"/>
+                <w:szCs w:val="20"/>
+              </w:rPr>
+              <w:t xml:space="preserve"> </w:t>
+            </w:r>
+            <w:r>
+              <w:rPr>
+                <w:rFonts w:ascii="Courier New" w:hAnsi="Courier New" w:cs="Courier New"/>
+                <w:color w:val="3F5FBF"/>
+                <w:kern w:val="0"/>
+                <w:sz w:val="20"/>
+                <w:szCs w:val="20"/>
+              </w:rPr>
+              <w:t>返回结果的说明</w:t>
+            </w:r>
+          </w:p>
+          <w:p>
+            <w:pPr>
+              <w:autoSpaceDE w:val="0"/>
+              <w:autoSpaceDN w:val="0"/>
+              <w:adjustRightInd w:val="0"/>
+              <w:jc w:val="left"/>
+              <w:rPr>
+                <w:rFonts w:ascii="Courier New" w:hAnsi="Courier New" w:cs="Courier New"/>
+                <w:kern w:val="0"/>
+                <w:sz w:val="20"/>
+                <w:szCs w:val="20"/>
+              </w:rPr>
+            </w:pPr>
+            <w:r>
+              <w:rPr>
+                <w:rFonts w:ascii="Courier New" w:hAnsi="Courier New" w:cs="Courier New"/>
+                <w:color w:val="3F5FBF"/>
+                <w:kern w:val="0"/>
+                <w:sz w:val="20"/>
+                <w:szCs w:val="20"/>
+              </w:rPr>
+              <w:t xml:space="preserve">     * </w:t>
+            </w:r>
+            <w:r>
+              <w:rPr>
+                <w:rFonts w:ascii="Courier New" w:hAnsi="Courier New" w:cs="Courier New"/>
+                <w:b/>
+                <w:bCs/>
+                <w:color w:val="7F9FBF"/>
+                <w:kern w:val="0"/>
+                <w:sz w:val="20"/>
+                <w:szCs w:val="20"/>
+              </w:rPr>
+              <w:t>@throws</w:t>
+            </w:r>
+            <w:r>
+              <w:rPr>
+                <w:rFonts w:ascii="Courier New" w:hAnsi="Courier New" w:cs="Courier New"/>
+                <w:color w:val="3F5FBF"/>
+                <w:kern w:val="0"/>
+                <w:sz w:val="20"/>
+                <w:szCs w:val="20"/>
+              </w:rPr>
+              <w:t xml:space="preserve"> </w:t>
+            </w:r>
+            <w:r>
+              <w:rPr>
+                <w:rFonts w:ascii="Courier New" w:hAnsi="Courier New" w:cs="Courier New"/>
+                <w:color w:val="3F5FBF"/>
+                <w:kern w:val="0"/>
+                <w:sz w:val="20"/>
+                <w:szCs w:val="20"/>
+              </w:rPr>
+              <w:t>异常类型</w:t>
+            </w:r>
+            <w:r>
+              <w:rPr>
+                <w:rFonts w:ascii="Courier New" w:hAnsi="Courier New" w:cs="Courier New"/>
+                <w:color w:val="3F5FBF"/>
+                <w:kern w:val="0"/>
+                <w:sz w:val="20"/>
+                <w:szCs w:val="20"/>
+              </w:rPr>
+              <w:t>.</w:t>
+            </w:r>
+            <w:r>
+              <w:rPr>
+                <w:rFonts w:ascii="Courier New" w:hAnsi="Courier New" w:cs="Courier New"/>
+                <w:color w:val="3F5FBF"/>
+                <w:kern w:val="0"/>
+                <w:sz w:val="20"/>
+                <w:szCs w:val="20"/>
+              </w:rPr>
+              <w:t>错误代码</w:t>
+            </w:r>
+            <w:r>
+              <w:rPr>
+                <w:rFonts w:ascii="Courier New" w:hAnsi="Courier New" w:cs="Courier New"/>
+                <w:color w:val="3F5FBF"/>
+                <w:kern w:val="0"/>
+                <w:sz w:val="20"/>
+                <w:szCs w:val="20"/>
+              </w:rPr>
+              <w:t xml:space="preserve"> </w:t>
+            </w:r>
+            <w:r>
+              <w:rPr>
+                <w:rFonts w:ascii="Courier New" w:hAnsi="Courier New" w:cs="Courier New"/>
+                <w:color w:val="3F5FBF"/>
+                <w:kern w:val="0"/>
+                <w:sz w:val="20"/>
+                <w:szCs w:val="20"/>
+              </w:rPr>
+              <w:t>注明从此类方法中抛出异常的说明</w:t>
+            </w:r>
+          </w:p>
+          <w:p>
+            <w:pPr>
+              <w:autoSpaceDE w:val="0"/>
+              <w:autoSpaceDN w:val="0"/>
+              <w:adjustRightInd w:val="0"/>
+              <w:jc w:val="left"/>
+              <w:rPr>
+                <w:rFonts w:ascii="Courier New" w:hAnsi="Courier New" w:cs="Courier New"/>
+                <w:kern w:val="0"/>
+                <w:sz w:val="20"/>
+                <w:szCs w:val="20"/>
+              </w:rPr>
+            </w:pPr>
+            <w:r>
+              <w:rPr>
+                <w:rFonts w:ascii="Courier New" w:hAnsi="Courier New" w:cs="Courier New"/>
+                <w:color w:val="3F5FBF"/>
+                <w:kern w:val="0"/>
+                <w:sz w:val="20"/>
+                <w:szCs w:val="20"/>
+              </w:rPr>
+              <w:t xml:space="preserve">     */</w:t>
+            </w:r>
+          </w:p>
+          <w:p>
+            <w:pPr>
+              <w:autoSpaceDE w:val="0"/>
+              <w:autoSpaceDN w:val="0"/>
+              <w:adjustRightInd w:val="0"/>
+              <w:jc w:val="left"/>
+              <w:rPr>
+                <w:rFonts w:ascii="Courier New" w:hAnsi="Courier New" w:cs="Courier New"/>
+                <w:kern w:val="0"/>
+                <w:sz w:val="20"/>
+                <w:szCs w:val="20"/>
+              </w:rPr>
+            </w:pPr>
+            <w:r>
+              <w:rPr>
+                <w:rFonts w:ascii="Courier New" w:hAnsi="Courier New" w:cs="Courier New"/>
+                <w:color w:val="000000"/>
+                <w:kern w:val="0"/>
+                <w:sz w:val="20"/>
+                <w:szCs w:val="20"/>
+              </w:rPr>
+              <w:t xml:space="preserve">    </w:t>
+            </w:r>
+            <w:r>
+              <w:rPr>
+                <w:rFonts w:ascii="Courier New" w:hAnsi="Courier New" w:cs="Courier New"/>
+                <w:b/>
+                <w:bCs/>
+                <w:color w:val="7F0055"/>
+                <w:kern w:val="0"/>
+                <w:sz w:val="20"/>
+                <w:szCs w:val="20"/>
+              </w:rPr>
+              <w:t>public</w:t>
+            </w:r>
+            <w:r>
+              <w:rPr>
+                <w:rFonts w:ascii="Courier New" w:hAnsi="Courier New" w:cs="Courier New"/>
+                <w:color w:val="000000"/>
+                <w:kern w:val="0"/>
+                <w:sz w:val="20"/>
+                <w:szCs w:val="20"/>
+              </w:rPr>
+              <w:t xml:space="preserve"> </w:t>
+            </w:r>
+            <w:r>
+              <w:rPr>
+                <w:rFonts w:ascii="Courier New" w:hAnsi="Courier New" w:cs="Courier New"/>
+                <w:b/>
+                <w:bCs/>
+                <w:color w:val="7F0055"/>
+                <w:kern w:val="0"/>
+                <w:sz w:val="20"/>
+                <w:szCs w:val="20"/>
+              </w:rPr>
+              <w:t>void</w:t>
+            </w:r>
+            <w:r>
+              <w:rPr>
+                <w:rFonts w:ascii="Courier New" w:hAnsi="Courier New" w:cs="Courier New"/>
+                <w:color w:val="000000"/>
+                <w:kern w:val="0"/>
+                <w:sz w:val="20"/>
+                <w:szCs w:val="20"/>
+              </w:rPr>
+              <w:t xml:space="preserve"> test( </w:t>
+            </w:r>
+            <w:r>
+              <w:rPr>
+                <w:rFonts w:ascii="Courier New" w:hAnsi="Courier New" w:cs="Courier New"/>
+                <w:b/>
+                <w:bCs/>
+                <w:color w:val="7F0055"/>
+                <w:kern w:val="0"/>
+                <w:sz w:val="20"/>
+                <w:szCs w:val="20"/>
+              </w:rPr>
+              <w:t>int</w:t>
+            </w:r>
+            <w:r>
+              <w:rPr>
+                <w:rFonts w:ascii="Courier New" w:hAnsi="Courier New" w:cs="Courier New"/>
+                <w:color w:val="000000"/>
+                <w:kern w:val="0"/>
+                <w:sz w:val="20"/>
+                <w:szCs w:val="20"/>
+              </w:rPr>
+              <w:t xml:space="preserve"> a ) {</w:t>
+            </w:r>
+          </w:p>
+          <w:p>
+            <w:pPr>
+              <w:autoSpaceDE w:val="0"/>
+              <w:autoSpaceDN w:val="0"/>
+              <w:adjustRightInd w:val="0"/>
+              <w:jc w:val="left"/>
+              <w:rPr>
+                <w:rFonts w:ascii="Courier New" w:hAnsi="Courier New" w:cs="Courier New"/>
+                <w:kern w:val="0"/>
+                <w:sz w:val="20"/>
+                <w:szCs w:val="20"/>
+              </w:rPr>
+            </w:pPr>
+          </w:p>
+          <w:p>
+            <w:pPr>
+              <w:widowControl/>
+              <w:jc w:val="left"/>
+              <w:rPr>
+                <w:rFonts w:ascii="宋体" w:eastAsia="宋体" w:hAnsi="宋体" w:cs="宋体"/>
+                <w:kern w:val="0"/>
+                <w:sz w:val="24"/>
+                <w:szCs w:val="24"/>
+              </w:rPr>
+            </w:pPr>
+            <w:r>
+              <w:rPr>
+                <w:rFonts w:ascii="Courier New" w:hAnsi="Courier New" w:cs="Courier New"/>
+                <w:color w:val="000000"/>
+                <w:kern w:val="0"/>
+                <w:sz w:val="20"/>
+                <w:szCs w:val="20"/>
+              </w:rPr>
+              <w:t xml:space="preserve">    }</w:t>
+            </w:r>
+          </w:p>
+        </w:tc>
+      </w:tr>
+    </w:tbl>
+    <w:p>
+      <w:pPr>
+        <w:widowControl/>
+        <w:jc w:val="left"/>
+        <w:rPr>
+          <w:rFonts w:ascii="宋体" w:eastAsia="宋体" w:hAnsi="宋体" w:cs="宋体"/>
+          <w:kern w:val="0"/>
+          <w:sz w:val="24"/>
+          <w:szCs w:val="24"/>
+        </w:rPr>
+      </w:pPr>
+    </w:p>
+    <w:p>
+      <w:pPr>
+        <w:pStyle w:val="Heading2"/>
+      </w:pPr>
+      <w:r>
+        <w:rPr>
+          <w:rFonts w:hint="eastAsia"/>
+        </w:rPr>
+        <w:t>字符编码设置，要求统一成</w:t>
+      </w:r>
+      <w:r>
+        <w:rPr>
+          <w:rFonts w:hint="eastAsia"/>
+        </w:rPr>
+        <w:t>UTF8&amp;UNIX</w:t>
+      </w:r>
+    </w:p>
+    <w:p>
+      <w:pPr>
+        <w:widowControl/>
+        <w:jc w:val="left"/>
+        <w:rPr>
+          <w:rFonts w:ascii="宋体" w:eastAsia="宋体" w:hAnsi="宋体" w:cs="宋体"/>
+          <w:kern w:val="0"/>
+          <w:sz w:val="24"/>
+          <w:szCs w:val="24"/>
+        </w:rPr>
+      </w:pPr>
+      <w:r>
+        <w:rPr>
+          <w:rFonts w:ascii="Arial" w:hAnsi="Arial" w:cs="Arial"/>
+          <w:color w:val="3D464D"/>
+          <w:sz w:val="22"/>
+        </w:rPr>
+        <w:t>点击</w:t>
+      </w:r>
+      <w:r>
+        <w:rPr>
+          <w:rFonts w:ascii="Arial" w:hAnsi="Arial" w:cs="Arial"/>
+          <w:color w:val="3D464D"/>
+          <w:sz w:val="22"/>
+        </w:rPr>
+        <w:t xml:space="preserve"> window-&gt;preference</w:t>
+      </w:r>
+      <w:r>
+        <w:rPr>
+          <w:rFonts w:ascii="Arial" w:hAnsi="Arial" w:cs="Arial" w:hint="eastAsia"/>
+          <w:color w:val="3D464D"/>
+          <w:sz w:val="22"/>
+        </w:rPr>
+        <w:t>-&gt;General-&gt;Workspace</w:t>
+      </w:r>
+    </w:p>
+    <w:p>
+      <w:r>
+        <w:lastRenderedPageBreak/>
+        <w:drawing>
+          <wp:inline distT="0" distB="0" distL="0" distR="0">
+            <wp:extent cx="5266690" cy="6277610"/>
+            <wp:effectExtent l="19050" t="0" r="0" b="0"/>
+            <wp:docPr id="4" name="Picture 2"/>
+            <wp:cNvGraphicFramePr>
+              <a:graphicFrameLocks xmlns:a="http://schemas.openxmlformats.org/drawingml/2006/main" noChangeAspect="1"/>
+            </wp:cNvGraphicFramePr>
+            <a:graphic xmlns:a="http://schemas.openxmlformats.org/drawingml/2006/main">
+              <a:graphicData uri="http://schemas.openxmlformats.org/drawingml/2006/picture">
+                <pic:pic xmlns:pic="http://schemas.openxmlformats.org/drawingml/2006/picture">
+                  <pic:nvPicPr>
+                    <pic:cNvPr id="0" name="Picture 2"/>
+                    <pic:cNvPicPr>
+                      <a:picLocks noChangeAspect="1" noChangeArrowheads="1"/>
+                    </pic:cNvPicPr>
+                  </pic:nvPicPr>
+                  <pic:blipFill>
+                    <a:blip r:embed="rId18"/>
+                    <a:srcRect/>
+                    <a:stretch>
+                      <a:fillRect/>
+                    </a:stretch>
+                  </pic:blipFill>
+                  <pic:spPr bwMode="auto">
+                    <a:xfrm>
+                      <a:off x="0" y="0"/>
+                      <a:ext cx="5266690" cy="6277610"/>
+                    </a:xfrm>
+                    <a:prstGeom prst="rect">
+                      <a:avLst/>
+                    </a:prstGeom>
+                    <a:noFill/>
+                    <a:ln w="9525">
+                      <a:noFill/>
+                      <a:miter lim="800000"/>
+                      <a:headEnd/>
+                      <a:tailEnd/>
+                    </a:ln>
+                  </pic:spPr>
+                </pic:pic>
+              </a:graphicData>
+            </a:graphic>
+          </wp:inline>
+        </w:drawing>
+      </w:r>
+    </w:p>
+    <w:p>
+      <w:pPr>
         <w:pStyle w:val="Heading1"/>
       </w:pPr>
       <w:r>
@@ -337,6 +1696,7 @@
         <w:rPr>
           <w:rFonts w:hint="eastAsia"/>
         </w:rPr>
+        <w:lastRenderedPageBreak/>
         <w:t>3</w:t>
       </w:r>
       <w:r>
@@ -613,7 +1973,6 @@
         <w:rPr>
           <w:rFonts w:hint="eastAsia"/>
         </w:rPr>
-        <w:lastRenderedPageBreak/>
         <w:t>1</w:t>
       </w:r>
       <w:r>
@@ -844,7 +2203,6 @@
     <w:p/>
     <w:p>
       <w:r>
-        <w:lastRenderedPageBreak/>
         <w:t>/**</w:t>
       </w:r>
     </w:p>
@@ -1198,7 +2556,6 @@
         <w:rPr>
           <w:rFonts w:hint="eastAsia"/>
         </w:rPr>
-        <w:lastRenderedPageBreak/>
         <w:t>SDB</w:t>
       </w:r>
       <w:r>
@@ -1525,6 +2882,7 @@
         <w:rPr>
           <w:rFonts w:hint="eastAsia"/>
         </w:rPr>
+        <w:lastRenderedPageBreak/>
         <w:t>用例初始化函数名使用</w:t>
       </w:r>
       <w:r>
@@ -2806,7 +4164,6 @@
         <w:rPr>
           <w:rFonts w:hint="eastAsia"/>
         </w:rPr>
-        <w:lastRenderedPageBreak/>
         <w:t>7</w:t>
       </w:r>
       <w:r>
@@ -3085,6 +4442,7 @@
               <w:jc w:val="left"/>
             </w:pPr>
             <w:r>
+              <w:lastRenderedPageBreak/>
               <w:t>I</w:t>
             </w:r>
             <w:r>
@@ -3401,6 +4759,7 @@
               <w:jc w:val="left"/>
             </w:pPr>
             <w:r>
+              <w:lastRenderedPageBreak/>
               <w:t>W</w:t>
             </w:r>
             <w:r>
@@ -3421,6 +4780,7 @@
               <w:rPr>
                 <w:rFonts w:hint="eastAsia"/>
               </w:rPr>
+              <w:lastRenderedPageBreak/>
               <w:t xml:space="preserve">    </w:t>
             </w:r>
             <w:r>
@@ -3590,11 +4950,6 @@
       </w:pPr>
     </w:p>
     <w:p>
-      <w:pPr>
-        <w:rPr>
-          <w:rFonts w:hint="eastAsia"/>
-        </w:rPr>
-      </w:pPr>
       <w:r>
         <w:rPr>
           <w:rFonts w:hint="eastAsia"/>
@@ -4368,6 +5723,31 @@
       <w:ind w:firstLineChars="200" w:firstLine="420"/>
     </w:pPr>
   </w:style>
+  <w:style w:type="paragraph" w:styleId="BalloonText">
+    <w:name w:val="Balloon Text"/>
+    <w:basedOn w:val="Normal"/>
+    <w:link w:val="BalloonTextChar"/>
+    <w:uiPriority w:val="99"/>
+    <w:semiHidden/>
+    <w:unhideWhenUsed/>
+    <w:rsid w:val="008E2E33"/>
+    <w:rPr>
+      <w:sz w:val="16"/>
+      <w:szCs w:val="16"/>
+    </w:rPr>
+  </w:style>
+  <w:style w:type="character" w:customStyle="1" w:styleId="BalloonTextChar">
+    <w:name w:val="Balloon Text Char"/>
+    <w:basedOn w:val="DefaultParagraphFont"/>
+    <w:link w:val="BalloonText"/>
+    <w:uiPriority w:val="99"/>
+    <w:semiHidden/>
+    <w:rsid w:val="008E2E33"/>
+    <w:rPr>
+      <w:sz w:val="16"/>
+      <w:szCs w:val="16"/>
+    </w:rPr>
+  </w:style>
 </w:styles>
 </file>
 
@@ -4379,7 +5759,7 @@
         <a:sysClr val="windowText" lastClr="000000"/>
       </a:dk1>
       <a:lt1>
-        <a:sysClr val="window" lastClr="CCE8CF"/>
+        <a:sysClr val="window" lastClr="FFFFFF"/>
       </a:lt1>
       <a:dk2>
         <a:srgbClr val="1F497D"/>

--- a/internal_doc/09.规范模板/JAVA测试用例编写规范.docx
+++ b/internal_doc/09.规范模板/JAVA测试用例编写规范.docx
@@ -254,13 +254,7 @@
         <w:br w:type="page"/>
       </w:r>
     </w:p>
-    <w:p>
-      <w:pPr>
-        <w:rPr>
-          <w:rFonts w:hint="eastAsia"/>
-        </w:rPr>
-      </w:pPr>
-    </w:p>
+    <w:p/>
     <w:p>
       <w:pPr>
         <w:pStyle w:val="Heading1"/>
@@ -513,7 +507,7 @@
           <v:shape id="_x0000_i1025" type="#_x0000_t75" style="width:76.5pt;height:48pt" o:ole="">
             <v:imagedata r:id="rId9" o:title=""/>
           </v:shape>
-          <o:OLEObject Type="Embed" ProgID="Package" ShapeID="_x0000_i1025" DrawAspect="Icon" ObjectID="_1544543795" r:id="rId10"/>
+          <o:OLEObject Type="Embed" ProgID="Package" ShapeID="_x0000_i1025" DrawAspect="Icon" ObjectID="_1546092697" r:id="rId10"/>
         </w:object>
       </w:r>
     </w:p>
@@ -624,10 +618,10 @@
           <w:szCs w:val="24"/>
         </w:rPr>
         <w:object w:dxaOrig="1534" w:dyaOrig="962">
-          <v:shape id="_x0000_i1028" type="#_x0000_t75" style="width:76.5pt;height:48pt" o:ole="">
+          <v:shape id="_x0000_i1026" type="#_x0000_t75" style="width:76.5pt;height:48pt" o:ole="">
             <v:imagedata r:id="rId12" o:title=""/>
           </v:shape>
-          <o:OLEObject Type="Embed" ProgID="Package" ShapeID="_x0000_i1028" DrawAspect="Icon" ObjectID="_1544543796" r:id="rId13"/>
+          <o:OLEObject Type="Embed" ProgID="Package" ShapeID="_x0000_i1026" DrawAspect="Icon" ObjectID="_1546092698" r:id="rId13"/>
         </w:object>
       </w:r>
     </w:p>
@@ -765,10 +759,10 @@
                 <w:lang w:val="zh-CN"/>
               </w:rPr>
               <w:object w:dxaOrig="6855" w:dyaOrig="4365">
-                <v:shape id="_x0000_i1026" type="#_x0000_t75" style="width:197.25pt;height:126pt" o:ole="">
+                <v:shape id="_x0000_i1027" type="#_x0000_t75" style="width:197.25pt;height:126pt" o:ole="">
                   <v:imagedata r:id="rId14" o:title=""/>
                 </v:shape>
-                <o:OLEObject Type="Embed" ProgID="Picture.PicObj.1" ShapeID="_x0000_i1026" DrawAspect="Content" ObjectID="_1544543797" r:id="rId15"/>
+                <o:OLEObject Type="Embed" ProgID="Picture.PicObj.1" ShapeID="_x0000_i1027" DrawAspect="Content" ObjectID="_1546092699" r:id="rId15"/>
               </w:object>
             </w:r>
           </w:p>
@@ -797,10 +791,10 @@
                 <w:lang w:val="zh-CN"/>
               </w:rPr>
               <w:object w:dxaOrig="6195" w:dyaOrig="2850">
-                <v:shape id="_x0000_i1027" type="#_x0000_t75" style="width:212.25pt;height:97.5pt" o:ole="">
+                <v:shape id="_x0000_i1028" type="#_x0000_t75" style="width:212.25pt;height:97.5pt" o:ole="">
                   <v:imagedata r:id="rId16" o:title=""/>
                 </v:shape>
-                <o:OLEObject Type="Embed" ProgID="Picture.PicObj.1" ShapeID="_x0000_i1027" DrawAspect="Content" ObjectID="_1544543798" r:id="rId17"/>
+                <o:OLEObject Type="Embed" ProgID="Picture.PicObj.1" ShapeID="_x0000_i1028" DrawAspect="Content" ObjectID="_1546092700" r:id="rId17"/>
               </w:object>
             </w:r>
           </w:p>
@@ -1566,6 +1560,9 @@
     </w:p>
     <w:p>
       <w:r>
+        <w:rPr>
+          <w:noProof/>
+        </w:rPr>
         <w:lastRenderedPageBreak/>
         <w:drawing>
           <wp:inline distT="0" distB="0" distL="0" distR="0">
@@ -1947,11 +1944,7 @@
       </w:r>
     </w:p>
     <w:p/>
-    <w:p>
-      <w:r>
-        <w:t xml:space="preserve"> </w:t>
-      </w:r>
-    </w:p>
+    <w:p/>
     <w:p/>
     <w:p>
       <w:pPr>
@@ -3018,17 +3011,97 @@
       </w:pPr>
     </w:p>
     <w:p>
-      <w:r>
-        <w:rPr>
-          <w:rFonts w:hint="eastAsia"/>
-        </w:rPr>
-        <w:t>4</w:t>
-      </w:r>
-      <w:r>
-        <w:rPr>
-          <w:rFonts w:hint="eastAsia"/>
-        </w:rPr>
-        <w:t>、每个用例中需要在开始和结束打印用例名和时间。</w:t>
+      <w:pPr>
+        <w:pStyle w:val="ListParagraph"/>
+        <w:numPr>
+          <w:ilvl w:val="0"/>
+          <w:numId w:val="1"/>
+        </w:numPr>
+        <w:ind w:firstLineChars="0"/>
+        <w:rPr>
+          <w:rFonts w:hint="eastAsia"/>
+        </w:rPr>
+      </w:pPr>
+      <w:r>
+        <w:rPr>
+          <w:rFonts w:hint="eastAsia"/>
+        </w:rPr>
+        <w:t>每个用例中需要在开始和结束打印用例名和时间。</w:t>
+      </w:r>
+    </w:p>
+    <w:p>
+      <w:pPr>
+        <w:pStyle w:val="ListParagraph"/>
+        <w:ind w:left="360" w:firstLineChars="0" w:firstLine="0"/>
+        <w:rPr>
+          <w:rFonts w:hint="eastAsia"/>
+        </w:rPr>
+      </w:pPr>
+      <w:r>
+        <w:rPr>
+          <w:rFonts w:hint="eastAsia"/>
+        </w:rPr>
+        <w:t>开始打印放在</w:t>
+      </w:r>
+      <w:r>
+        <w:rPr>
+          <w:rFonts w:hint="eastAsia"/>
+        </w:rPr>
+        <w:t>@BeforeClass</w:t>
+      </w:r>
+      <w:r>
+        <w:rPr>
+          <w:rFonts w:hint="eastAsia"/>
+        </w:rPr>
+        <w:t>方法的第一行</w:t>
+      </w:r>
+    </w:p>
+    <w:p>
+      <w:pPr>
+        <w:pStyle w:val="ListParagraph"/>
+        <w:ind w:left="360" w:firstLineChars="0" w:firstLine="0"/>
+      </w:pPr>
+      <w:r>
+        <w:rPr>
+          <w:rFonts w:hint="eastAsia"/>
+        </w:rPr>
+        <w:t>结束打印要放在</w:t>
+      </w:r>
+      <w:r>
+        <w:rPr>
+          <w:rFonts w:hint="eastAsia"/>
+        </w:rPr>
+        <w:t>@AfterClass</w:t>
+      </w:r>
+      <w:r>
+        <w:rPr>
+          <w:rFonts w:hint="eastAsia"/>
+        </w:rPr>
+        <w:t>方法的</w:t>
+      </w:r>
+      <w:r>
+        <w:rPr>
+          <w:rFonts w:hint="eastAsia"/>
+        </w:rPr>
+        <w:t>finally</w:t>
+      </w:r>
+      <w:r>
+        <w:rPr>
+          <w:rFonts w:hint="eastAsia"/>
+        </w:rPr>
+        <w:t>代码块中，不要放在</w:t>
+      </w:r>
+      <w:r>
+        <w:rPr>
+          <w:rFonts w:hint="eastAsia"/>
+        </w:rPr>
+        <w:t>try</w:t>
+      </w:r>
+      <w:r>
+        <w:rPr>
+          <w:rFonts w:hint="eastAsia"/>
+        </w:rPr>
+        <w:t>部分</w:t>
       </w:r>
     </w:p>
     <w:p>
@@ -4370,6 +4443,7 @@
               <w:rPr>
                 <w:rFonts w:hint="eastAsia"/>
               </w:rPr>
+              <w:lastRenderedPageBreak/>
               <w:t>正确的</w:t>
             </w:r>
           </w:p>
@@ -4442,7 +4516,6 @@
               <w:jc w:val="left"/>
             </w:pPr>
             <w:r>
-              <w:lastRenderedPageBreak/>
               <w:t>I</w:t>
             </w:r>
             <w:r>
@@ -4759,7 +4832,6 @@
               <w:jc w:val="left"/>
             </w:pPr>
             <w:r>
-              <w:lastRenderedPageBreak/>
               <w:t>W</w:t>
             </w:r>
             <w:r>
@@ -4780,7 +4852,6 @@
               <w:rPr>
                 <w:rFonts w:hint="eastAsia"/>
               </w:rPr>
-              <w:lastRenderedPageBreak/>
               <w:t xml:space="preserve">    </w:t>
             </w:r>
             <w:r>
@@ -5014,6 +5085,7 @@
     <w:p>
       <w:pPr>
         <w:rPr>
+          <w:rFonts w:hint="eastAsia"/>
           <w:i/>
           <w:color w:val="0070C0"/>
           <w:sz w:val="18"/>
@@ -5149,6 +5221,1568 @@
           <w:szCs w:val="18"/>
         </w:rPr>
         <w:t>方法串行执行。</w:t>
+      </w:r>
+    </w:p>
+    <w:p>
+      <w:pPr>
+        <w:rPr>
+          <w:rFonts w:hint="eastAsia"/>
+          <w:i/>
+          <w:color w:val="0070C0"/>
+          <w:sz w:val="18"/>
+          <w:szCs w:val="18"/>
+        </w:rPr>
+      </w:pPr>
+    </w:p>
+    <w:p>
+      <w:pPr>
+        <w:pStyle w:val="PlainText"/>
+        <w:rPr>
+          <w:rFonts w:hAnsi="宋体" w:cs="宋体" w:hint="eastAsia"/>
+        </w:rPr>
+      </w:pPr>
+      <w:r>
+        <w:rPr>
+          <w:rFonts w:hint="eastAsia"/>
+        </w:rPr>
+        <w:t>12、数据库的连接一定要记得关闭，</w:t>
+      </w:r>
+      <w:r>
+        <w:rPr>
+          <w:rFonts w:hAnsi="宋体" w:cs="宋体" w:hint="eastAsia"/>
+        </w:rPr>
+        <w:t>并且关闭之前要进行判断是否为null,并且关闭的代码要放在finally代码块中。</w:t>
+      </w:r>
+    </w:p>
+    <w:p>
+      <w:pPr>
+        <w:pStyle w:val="PlainText"/>
+        <w:ind w:left="360"/>
+        <w:rPr>
+          <w:rFonts w:hAnsi="宋体" w:cs="宋体" w:hint="eastAsia"/>
+          <w:color w:val="548DD4" w:themeColor="text2" w:themeTint="99"/>
+        </w:rPr>
+      </w:pPr>
+      <w:r>
+        <w:rPr>
+          <w:rFonts w:hAnsi="宋体" w:cs="宋体" w:hint="eastAsia"/>
+          <w:color w:val="548DD4" w:themeColor="text2" w:themeTint="99"/>
+        </w:rPr>
+        <w:t>参考代码：</w:t>
+      </w:r>
+    </w:p>
+    <w:tbl>
+      <w:tblPr>
+        <w:tblStyle w:val="TableGrid"/>
+        <w:tblW w:w="0" w:type="auto"/>
+        <w:tblInd w:w="360" w:type="dxa"/>
+        <w:tblLook w:val="04A0"/>
+      </w:tblPr>
+      <w:tblGrid>
+        <w:gridCol w:w="8162"/>
+      </w:tblGrid>
+      <w:tr>
+        <w:tc>
+          <w:tcPr>
+            <w:tcW w:w="8616" w:type="dxa"/>
+          </w:tcPr>
+          <w:p>
+            <w:pPr>
+              <w:widowControl/>
+              <w:shd w:val="clear" w:color="auto" w:fill="FFFFFF"/>
+              <w:tabs>
+                <w:tab w:val="left" w:pos="916"/>
+                <w:tab w:val="left" w:pos="1832"/>
+                <w:tab w:val="left" w:pos="2748"/>
+                <w:tab w:val="left" w:pos="3664"/>
+                <w:tab w:val="left" w:pos="4580"/>
+                <w:tab w:val="left" w:pos="5496"/>
+                <w:tab w:val="left" w:pos="6412"/>
+                <w:tab w:val="left" w:pos="7328"/>
+                <w:tab w:val="left" w:pos="8244"/>
+                <w:tab w:val="left" w:pos="9160"/>
+                <w:tab w:val="left" w:pos="10076"/>
+                <w:tab w:val="left" w:pos="10992"/>
+                <w:tab w:val="left" w:pos="11908"/>
+                <w:tab w:val="left" w:pos="12824"/>
+                <w:tab w:val="left" w:pos="13740"/>
+                <w:tab w:val="left" w:pos="14656"/>
+              </w:tabs>
+              <w:jc w:val="left"/>
+              <w:rPr>
+                <w:rFonts w:ascii="Courier New" w:eastAsia="宋体" w:hAnsi="Courier New" w:cs="Courier New" w:hint="eastAsia"/>
+                <w:color w:val="000000"/>
+                <w:kern w:val="0"/>
+                <w:sz w:val="23"/>
+                <w:szCs w:val="23"/>
+              </w:rPr>
+            </w:pPr>
+            <w:r>
+              <w:rPr>
+                <w:rFonts w:ascii="Courier New" w:eastAsia="宋体" w:hAnsi="Courier New" w:cs="Courier New"/>
+                <w:color w:val="000000"/>
+                <w:kern w:val="0"/>
+                <w:sz w:val="23"/>
+                <w:szCs w:val="23"/>
+              </w:rPr>
+              <w:t xml:space="preserve">Sequoiadb sdb = </w:t>
+            </w:r>
+            <w:r>
+              <w:rPr>
+                <w:rFonts w:ascii="Courier New" w:eastAsia="宋体" w:hAnsi="Courier New" w:cs="Courier New"/>
+                <w:b/>
+                <w:bCs/>
+                <w:color w:val="000080"/>
+                <w:kern w:val="0"/>
+                <w:sz w:val="23"/>
+                <w:szCs w:val="23"/>
+              </w:rPr>
+              <w:t>null</w:t>
+            </w:r>
+            <w:r>
+              <w:rPr>
+                <w:rFonts w:ascii="Courier New" w:eastAsia="宋体" w:hAnsi="Courier New" w:cs="Courier New"/>
+                <w:color w:val="000000"/>
+                <w:kern w:val="0"/>
+                <w:sz w:val="23"/>
+                <w:szCs w:val="23"/>
+              </w:rPr>
+              <w:t>;</w:t>
+            </w:r>
+            <w:r>
+              <w:rPr>
+                <w:rFonts w:ascii="Courier New" w:eastAsia="宋体" w:hAnsi="Courier New" w:cs="Courier New"/>
+                <w:color w:val="000000"/>
+                <w:kern w:val="0"/>
+                <w:sz w:val="23"/>
+                <w:szCs w:val="23"/>
+              </w:rPr>
+              <w:br/>
+            </w:r>
+            <w:r>
+              <w:rPr>
+                <w:rFonts w:ascii="Courier New" w:eastAsia="宋体" w:hAnsi="Courier New" w:cs="Courier New"/>
+                <w:b/>
+                <w:bCs/>
+                <w:color w:val="000080"/>
+                <w:kern w:val="0"/>
+                <w:sz w:val="23"/>
+                <w:szCs w:val="23"/>
+              </w:rPr>
+              <w:t xml:space="preserve">try </w:t>
+            </w:r>
+            <w:r>
+              <w:rPr>
+                <w:rFonts w:ascii="Courier New" w:eastAsia="宋体" w:hAnsi="Courier New" w:cs="Courier New"/>
+                <w:color w:val="000000"/>
+                <w:kern w:val="0"/>
+                <w:sz w:val="23"/>
+                <w:szCs w:val="23"/>
+              </w:rPr>
+              <w:t>{</w:t>
+            </w:r>
+            <w:r>
+              <w:rPr>
+                <w:rFonts w:ascii="Courier New" w:eastAsia="宋体" w:hAnsi="Courier New" w:cs="Courier New"/>
+                <w:color w:val="000000"/>
+                <w:kern w:val="0"/>
+                <w:sz w:val="23"/>
+                <w:szCs w:val="23"/>
+              </w:rPr>
+              <w:br/>
+              <w:t xml:space="preserve">    sdb = </w:t>
+            </w:r>
+            <w:r>
+              <w:rPr>
+                <w:rFonts w:ascii="Courier New" w:eastAsia="宋体" w:hAnsi="Courier New" w:cs="Courier New"/>
+                <w:b/>
+                <w:bCs/>
+                <w:color w:val="000080"/>
+                <w:kern w:val="0"/>
+                <w:sz w:val="23"/>
+                <w:szCs w:val="23"/>
+              </w:rPr>
+              <w:t xml:space="preserve">new </w:t>
+            </w:r>
+            <w:r>
+              <w:rPr>
+                <w:rFonts w:ascii="Courier New" w:eastAsia="宋体" w:hAnsi="Courier New" w:cs="Courier New"/>
+                <w:color w:val="000000"/>
+                <w:kern w:val="0"/>
+                <w:sz w:val="23"/>
+                <w:szCs w:val="23"/>
+              </w:rPr>
+              <w:t>Sequoiadb(</w:t>
+            </w:r>
+            <w:r>
+              <w:rPr>
+                <w:rFonts w:ascii="Courier New" w:eastAsia="宋体" w:hAnsi="Courier New" w:cs="Courier New"/>
+                <w:b/>
+                <w:bCs/>
+                <w:color w:val="008000"/>
+                <w:kern w:val="0"/>
+                <w:sz w:val="23"/>
+                <w:szCs w:val="23"/>
+              </w:rPr>
+              <w:t>"sdbserver01:11810"</w:t>
+            </w:r>
+            <w:r>
+              <w:rPr>
+                <w:rFonts w:ascii="Courier New" w:eastAsia="宋体" w:hAnsi="Courier New" w:cs="Courier New"/>
+                <w:color w:val="000000"/>
+                <w:kern w:val="0"/>
+                <w:sz w:val="23"/>
+                <w:szCs w:val="23"/>
+              </w:rPr>
+              <w:t xml:space="preserve">, </w:t>
+            </w:r>
+            <w:r>
+              <w:rPr>
+                <w:rFonts w:ascii="Courier New" w:eastAsia="宋体" w:hAnsi="Courier New" w:cs="Courier New"/>
+                <w:b/>
+                <w:bCs/>
+                <w:color w:val="008000"/>
+                <w:kern w:val="0"/>
+                <w:sz w:val="23"/>
+                <w:szCs w:val="23"/>
+              </w:rPr>
+              <w:t>""</w:t>
+            </w:r>
+            <w:r>
+              <w:rPr>
+                <w:rFonts w:ascii="Courier New" w:eastAsia="宋体" w:hAnsi="Courier New" w:cs="Courier New"/>
+                <w:color w:val="000000"/>
+                <w:kern w:val="0"/>
+                <w:sz w:val="23"/>
+                <w:szCs w:val="23"/>
+              </w:rPr>
+              <w:t xml:space="preserve">, </w:t>
+            </w:r>
+            <w:r>
+              <w:rPr>
+                <w:rFonts w:ascii="Courier New" w:eastAsia="宋体" w:hAnsi="Courier New" w:cs="Courier New"/>
+                <w:b/>
+                <w:bCs/>
+                <w:color w:val="008000"/>
+                <w:kern w:val="0"/>
+                <w:sz w:val="23"/>
+                <w:szCs w:val="23"/>
+              </w:rPr>
+              <w:t>""</w:t>
+            </w:r>
+            <w:r>
+              <w:rPr>
+                <w:rFonts w:ascii="Courier New" w:eastAsia="宋体" w:hAnsi="Courier New" w:cs="Courier New"/>
+                <w:color w:val="000000"/>
+                <w:kern w:val="0"/>
+                <w:sz w:val="23"/>
+                <w:szCs w:val="23"/>
+              </w:rPr>
+              <w:t>);</w:t>
+            </w:r>
+            <w:r>
+              <w:rPr>
+                <w:rFonts w:ascii="Courier New" w:eastAsia="宋体" w:hAnsi="Courier New" w:cs="Courier New"/>
+                <w:color w:val="000000"/>
+                <w:kern w:val="0"/>
+                <w:sz w:val="23"/>
+                <w:szCs w:val="23"/>
+              </w:rPr>
+              <w:br/>
+              <w:t xml:space="preserve">    </w:t>
+            </w:r>
+            <w:r>
+              <w:rPr>
+                <w:rFonts w:ascii="Courier New" w:eastAsia="宋体" w:hAnsi="Courier New" w:cs="Courier New"/>
+                <w:i/>
+                <w:iCs/>
+                <w:color w:val="808080"/>
+                <w:kern w:val="0"/>
+                <w:sz w:val="23"/>
+                <w:szCs w:val="23"/>
+              </w:rPr>
+              <w:t xml:space="preserve">// </w:t>
+            </w:r>
+            <w:r>
+              <w:rPr>
+                <w:rFonts w:ascii="宋体" w:eastAsia="宋体" w:hAnsi="宋体" w:cs="Courier New" w:hint="eastAsia"/>
+                <w:i/>
+                <w:iCs/>
+                <w:color w:val="808080"/>
+                <w:kern w:val="0"/>
+                <w:sz w:val="23"/>
+                <w:szCs w:val="23"/>
+              </w:rPr>
+              <w:t>操作代码</w:t>
+            </w:r>
+            <w:r>
+              <w:rPr>
+                <w:rFonts w:ascii="宋体" w:eastAsia="宋体" w:hAnsi="宋体" w:cs="Courier New" w:hint="eastAsia"/>
+                <w:i/>
+                <w:iCs/>
+                <w:color w:val="808080"/>
+                <w:kern w:val="0"/>
+                <w:sz w:val="23"/>
+                <w:szCs w:val="23"/>
+              </w:rPr>
+              <w:br/>
+            </w:r>
+            <w:r>
+              <w:rPr>
+                <w:rFonts w:ascii="Courier New" w:eastAsia="宋体" w:hAnsi="Courier New" w:cs="Courier New"/>
+                <w:color w:val="000000"/>
+                <w:kern w:val="0"/>
+                <w:sz w:val="23"/>
+                <w:szCs w:val="23"/>
+              </w:rPr>
+              <w:t xml:space="preserve">} </w:t>
+            </w:r>
+            <w:r>
+              <w:rPr>
+                <w:rFonts w:ascii="Courier New" w:eastAsia="宋体" w:hAnsi="Courier New" w:cs="Courier New"/>
+                <w:b/>
+                <w:bCs/>
+                <w:color w:val="000080"/>
+                <w:kern w:val="0"/>
+                <w:sz w:val="23"/>
+                <w:szCs w:val="23"/>
+              </w:rPr>
+              <w:t xml:space="preserve">catch </w:t>
+            </w:r>
+            <w:r>
+              <w:rPr>
+                <w:rFonts w:ascii="Courier New" w:eastAsia="宋体" w:hAnsi="Courier New" w:cs="Courier New"/>
+                <w:color w:val="000000"/>
+                <w:kern w:val="0"/>
+                <w:sz w:val="23"/>
+                <w:szCs w:val="23"/>
+              </w:rPr>
+              <w:t>(BaseException e){</w:t>
+            </w:r>
+            <w:r>
+              <w:rPr>
+                <w:rFonts w:ascii="Courier New" w:eastAsia="宋体" w:hAnsi="Courier New" w:cs="Courier New"/>
+                <w:color w:val="000000"/>
+                <w:kern w:val="0"/>
+                <w:sz w:val="23"/>
+                <w:szCs w:val="23"/>
+              </w:rPr>
+              <w:br/>
+              <w:t xml:space="preserve">    e.printStackTrace();</w:t>
+            </w:r>
+            <w:r>
+              <w:rPr>
+                <w:rFonts w:ascii="Courier New" w:eastAsia="宋体" w:hAnsi="Courier New" w:cs="Courier New"/>
+                <w:color w:val="000000"/>
+                <w:kern w:val="0"/>
+                <w:sz w:val="23"/>
+                <w:szCs w:val="23"/>
+              </w:rPr>
+              <w:br/>
+              <w:t xml:space="preserve">} </w:t>
+            </w:r>
+            <w:r>
+              <w:rPr>
+                <w:rFonts w:ascii="Courier New" w:eastAsia="宋体" w:hAnsi="Courier New" w:cs="Courier New"/>
+                <w:b/>
+                <w:bCs/>
+                <w:color w:val="000080"/>
+                <w:kern w:val="0"/>
+                <w:sz w:val="23"/>
+                <w:szCs w:val="23"/>
+              </w:rPr>
+              <w:t xml:space="preserve">finally </w:t>
+            </w:r>
+            <w:r>
+              <w:rPr>
+                <w:rFonts w:ascii="Courier New" w:eastAsia="宋体" w:hAnsi="Courier New" w:cs="Courier New"/>
+                <w:color w:val="000000"/>
+                <w:kern w:val="0"/>
+                <w:sz w:val="23"/>
+                <w:szCs w:val="23"/>
+              </w:rPr>
+              <w:t>{</w:t>
+            </w:r>
+            <w:r>
+              <w:rPr>
+                <w:rFonts w:ascii="Courier New" w:eastAsia="宋体" w:hAnsi="Courier New" w:cs="Courier New"/>
+                <w:color w:val="000000"/>
+                <w:kern w:val="0"/>
+                <w:sz w:val="23"/>
+                <w:szCs w:val="23"/>
+              </w:rPr>
+              <w:br/>
+              <w:t xml:space="preserve">    </w:t>
+            </w:r>
+            <w:r>
+              <w:rPr>
+                <w:rFonts w:ascii="Courier New" w:eastAsia="宋体" w:hAnsi="Courier New" w:cs="Courier New"/>
+                <w:b/>
+                <w:bCs/>
+                <w:color w:val="000080"/>
+                <w:kern w:val="0"/>
+                <w:sz w:val="23"/>
+                <w:szCs w:val="23"/>
+              </w:rPr>
+              <w:t xml:space="preserve">if </w:t>
+            </w:r>
+            <w:r>
+              <w:rPr>
+                <w:rFonts w:ascii="Courier New" w:eastAsia="宋体" w:hAnsi="Courier New" w:cs="Courier New"/>
+                <w:color w:val="000000"/>
+                <w:kern w:val="0"/>
+                <w:sz w:val="23"/>
+                <w:szCs w:val="23"/>
+              </w:rPr>
+              <w:t xml:space="preserve">(sdb != </w:t>
+            </w:r>
+            <w:r>
+              <w:rPr>
+                <w:rFonts w:ascii="Courier New" w:eastAsia="宋体" w:hAnsi="Courier New" w:cs="Courier New"/>
+                <w:b/>
+                <w:bCs/>
+                <w:color w:val="000080"/>
+                <w:kern w:val="0"/>
+                <w:sz w:val="23"/>
+                <w:szCs w:val="23"/>
+              </w:rPr>
+              <w:t>null</w:t>
+            </w:r>
+            <w:r>
+              <w:rPr>
+                <w:rFonts w:ascii="Courier New" w:eastAsia="宋体" w:hAnsi="Courier New" w:cs="Courier New"/>
+                <w:color w:val="000000"/>
+                <w:kern w:val="0"/>
+                <w:sz w:val="23"/>
+                <w:szCs w:val="23"/>
+              </w:rPr>
+              <w:t>) sdb.disconnect();</w:t>
+            </w:r>
+            <w:r>
+              <w:rPr>
+                <w:rFonts w:ascii="Courier New" w:eastAsia="宋体" w:hAnsi="Courier New" w:cs="Courier New"/>
+                <w:color w:val="000000"/>
+                <w:kern w:val="0"/>
+                <w:sz w:val="23"/>
+                <w:szCs w:val="23"/>
+              </w:rPr>
+              <w:br/>
+              <w:t>}</w:t>
+            </w:r>
+          </w:p>
+        </w:tc>
+      </w:tr>
+    </w:tbl>
+    <w:p>
+      <w:pPr>
+        <w:rPr>
+          <w:rFonts w:hint="eastAsia"/>
+        </w:rPr>
+      </w:pPr>
+    </w:p>
+    <w:p>
+      <w:pPr>
+        <w:rPr>
+          <w:rFonts w:hint="eastAsia"/>
+          <w:i/>
+        </w:rPr>
+      </w:pPr>
+    </w:p>
+    <w:p>
+      <w:pPr>
+        <w:pStyle w:val="PlainText"/>
+        <w:rPr>
+          <w:rFonts w:hAnsi="宋体" w:cs="宋体" w:hint="eastAsia"/>
+        </w:rPr>
+      </w:pPr>
+      <w:r>
+        <w:rPr>
+          <w:rFonts w:hint="eastAsia"/>
+        </w:rPr>
+        <w:t>13、</w:t>
+      </w:r>
+      <w:r>
+        <w:rPr>
+          <w:rFonts w:hAnsi="宋体" w:cs="宋体" w:hint="eastAsia"/>
+        </w:rPr>
+        <w:t>游标一定要记得关闭</w:t>
+      </w:r>
+    </w:p>
+    <w:p>
+      <w:pPr>
+        <w:pStyle w:val="PlainText"/>
+        <w:ind w:left="360"/>
+        <w:rPr>
+          <w:rFonts w:hAnsi="宋体" w:cs="宋体" w:hint="eastAsia"/>
+          <w:i/>
+          <w:color w:val="548DD4" w:themeColor="text2" w:themeTint="99"/>
+        </w:rPr>
+      </w:pPr>
+      <w:r>
+        <w:rPr>
+          <w:rFonts w:hAnsi="宋体" w:cs="宋体" w:hint="eastAsia"/>
+          <w:i/>
+          <w:color w:val="548DD4" w:themeColor="text2" w:themeTint="99"/>
+        </w:rPr>
+        <w:t>直接使用cursor.colse()方法</w:t>
+      </w:r>
+    </w:p>
+    <w:p>
+      <w:pPr>
+        <w:pStyle w:val="PlainText"/>
+        <w:ind w:left="360"/>
+        <w:rPr>
+          <w:rFonts w:hAnsi="宋体" w:cs="宋体" w:hint="eastAsia"/>
+          <w:i/>
+          <w:color w:val="548DD4" w:themeColor="text2" w:themeTint="99"/>
+        </w:rPr>
+      </w:pPr>
+      <w:r>
+        <w:rPr>
+          <w:rFonts w:hAnsi="宋体" w:cs="宋体" w:hint="eastAsia"/>
+          <w:i/>
+          <w:color w:val="548DD4" w:themeColor="text2" w:themeTint="99"/>
+        </w:rPr>
+        <w:t>如果用例用存在较多游标也可以直接调用连接sdb.closeAllCursor()方法</w:t>
+      </w:r>
+    </w:p>
+    <w:p>
+      <w:pPr>
+        <w:rPr>
+          <w:rFonts w:hint="eastAsia"/>
+          <w:i/>
+        </w:rPr>
+      </w:pPr>
+    </w:p>
+    <w:p>
+      <w:pPr>
+        <w:pStyle w:val="PlainText"/>
+        <w:rPr>
+          <w:rFonts w:hAnsi="宋体" w:cs="宋体" w:hint="eastAsia"/>
+        </w:rPr>
+      </w:pPr>
+      <w:r>
+        <w:rPr>
+          <w:rFonts w:hAnsi="宋体" w:cs="宋体" w:hint="eastAsia"/>
+        </w:rPr>
+        <w:t>14、工具类方法统</w:t>
+      </w:r>
+      <w:r>
+        <w:rPr>
+          <w:rFonts w:hAnsi="宋体" w:cs="宋体" w:hint="eastAsia"/>
+        </w:rPr>
+        <w:t>一定义为静态的</w:t>
+      </w:r>
+    </w:p>
+    <w:p>
+      <w:pPr>
+        <w:pStyle w:val="PlainText"/>
+        <w:ind w:left="360"/>
+        <w:rPr>
+          <w:rFonts w:hAnsi="宋体" w:cs="宋体" w:hint="eastAsia"/>
+          <w:i/>
+          <w:color w:val="548DD4" w:themeColor="text2" w:themeTint="99"/>
+        </w:rPr>
+      </w:pPr>
+      <w:r>
+        <w:rPr>
+          <w:rFonts w:hAnsi="宋体" w:cs="宋体" w:hint="eastAsia"/>
+          <w:i/>
+          <w:color w:val="548DD4" w:themeColor="text2" w:themeTint="99"/>
+        </w:rPr>
+        <w:t>公共的工具类中的方法，不要存在有的成员方法，有的又是静态方法，这样在调用的时候会很别扭，比如：</w:t>
+      </w:r>
+    </w:p>
+    <w:p>
+      <w:pPr>
+        <w:pStyle w:val="PlainText"/>
+        <w:ind w:left="360"/>
+        <w:rPr>
+          <w:rFonts w:hAnsi="宋体" w:cs="宋体" w:hint="eastAsia"/>
+          <w:i/>
+          <w:color w:val="548DD4" w:themeColor="text2" w:themeTint="99"/>
+        </w:rPr>
+      </w:pPr>
+      <w:r>
+        <w:rPr>
+          <w:rFonts w:hAnsi="宋体" w:cs="宋体" w:hint="eastAsia"/>
+          <w:i/>
+          <w:color w:val="548DD4" w:themeColor="text2" w:themeTint="99"/>
+        </w:rPr>
+        <w:t>（就因为工具类中存在某一个成员方法isStandAlone，所以非得new对象调用）</w:t>
+      </w:r>
+    </w:p>
+    <w:p>
+      <w:pPr>
+        <w:pStyle w:val="PlainText"/>
+        <w:ind w:left="360"/>
+        <w:rPr>
+          <w:rFonts w:hAnsi="宋体" w:cs="宋体" w:hint="eastAsia"/>
+        </w:rPr>
+      </w:pPr>
+      <w:r>
+        <w:rPr>
+          <w:rFonts w:hAnsi="宋体" w:cs="宋体"/>
+        </w:rPr>
+        <w:lastRenderedPageBreak/>
+        <w:drawing>
+          <wp:inline distT="0" distB="0" distL="0" distR="0">
+            <wp:extent cx="2333625" cy="1207135"/>
+            <wp:effectExtent l="19050" t="0" r="9525" b="0"/>
+            <wp:docPr id="2" name="Picture 7"/>
+            <wp:cNvGraphicFramePr>
+              <a:graphicFrameLocks xmlns:a="http://schemas.openxmlformats.org/drawingml/2006/main" noChangeAspect="1"/>
+            </wp:cNvGraphicFramePr>
+            <a:graphic xmlns:a="http://schemas.openxmlformats.org/drawingml/2006/main">
+              <a:graphicData uri="http://schemas.openxmlformats.org/drawingml/2006/picture">
+                <pic:pic xmlns:pic="http://schemas.openxmlformats.org/drawingml/2006/picture">
+                  <pic:nvPicPr>
+                    <pic:cNvPr id="0" name="Picture 7"/>
+                    <pic:cNvPicPr>
+                      <a:picLocks noChangeAspect="1" noChangeArrowheads="1"/>
+                    </pic:cNvPicPr>
+                  </pic:nvPicPr>
+                  <pic:blipFill>
+                    <a:blip r:embed="rId19"/>
+                    <a:srcRect/>
+                    <a:stretch>
+                      <a:fillRect/>
+                    </a:stretch>
+                  </pic:blipFill>
+                  <pic:spPr bwMode="auto">
+                    <a:xfrm>
+                      <a:off x="0" y="0"/>
+                      <a:ext cx="2333625" cy="1207135"/>
+                    </a:xfrm>
+                    <a:prstGeom prst="rect">
+                      <a:avLst/>
+                    </a:prstGeom>
+                    <a:noFill/>
+                    <a:ln w="9525">
+                      <a:noFill/>
+                      <a:miter lim="800000"/>
+                      <a:headEnd/>
+                      <a:tailEnd/>
+                    </a:ln>
+                  </pic:spPr>
+                </pic:pic>
+              </a:graphicData>
+            </a:graphic>
+          </wp:inline>
+        </w:drawing>
+      </w:r>
+    </w:p>
+    <w:p>
+      <w:pPr>
+        <w:pStyle w:val="PlainText"/>
+        <w:ind w:left="360"/>
+        <w:rPr>
+          <w:rFonts w:hAnsi="宋体" w:cs="宋体" w:hint="eastAsia"/>
+        </w:rPr>
+      </w:pPr>
+      <w:r>
+        <w:rPr>
+          <w:rFonts w:hAnsi="宋体" w:cs="宋体"/>
+        </w:rPr>
+        <w:drawing>
+          <wp:inline distT="0" distB="0" distL="0" distR="0">
+            <wp:extent cx="5274310" cy="1181397"/>
+            <wp:effectExtent l="19050" t="0" r="2540" b="0"/>
+            <wp:docPr id="1" name="Picture 10"/>
+            <wp:cNvGraphicFramePr>
+              <a:graphicFrameLocks xmlns:a="http://schemas.openxmlformats.org/drawingml/2006/main" noChangeAspect="1"/>
+            </wp:cNvGraphicFramePr>
+            <a:graphic xmlns:a="http://schemas.openxmlformats.org/drawingml/2006/main">
+              <a:graphicData uri="http://schemas.openxmlformats.org/drawingml/2006/picture">
+                <pic:pic xmlns:pic="http://schemas.openxmlformats.org/drawingml/2006/picture">
+                  <pic:nvPicPr>
+                    <pic:cNvPr id="0" name="Picture 10"/>
+                    <pic:cNvPicPr>
+                      <a:picLocks noChangeAspect="1" noChangeArrowheads="1"/>
+                    </pic:cNvPicPr>
+                  </pic:nvPicPr>
+                  <pic:blipFill>
+                    <a:blip r:embed="rId20"/>
+                    <a:srcRect/>
+                    <a:stretch>
+                      <a:fillRect/>
+                    </a:stretch>
+                  </pic:blipFill>
+                  <pic:spPr bwMode="auto">
+                    <a:xfrm>
+                      <a:off x="0" y="0"/>
+                      <a:ext cx="5274310" cy="1181397"/>
+                    </a:xfrm>
+                    <a:prstGeom prst="rect">
+                      <a:avLst/>
+                    </a:prstGeom>
+                    <a:noFill/>
+                    <a:ln w="9525">
+                      <a:noFill/>
+                      <a:miter lim="800000"/>
+                      <a:headEnd/>
+                      <a:tailEnd/>
+                    </a:ln>
+                  </pic:spPr>
+                </pic:pic>
+              </a:graphicData>
+            </a:graphic>
+          </wp:inline>
+        </w:drawing>
+      </w:r>
+    </w:p>
+    <w:p>
+      <w:pPr>
+        <w:rPr>
+          <w:rFonts w:hint="eastAsia"/>
+          <w:i/>
+        </w:rPr>
+      </w:pPr>
+    </w:p>
+    <w:p>
+      <w:pPr>
+        <w:rPr>
+          <w:rFonts w:hint="eastAsia"/>
+        </w:rPr>
+      </w:pPr>
+      <w:r>
+        <w:rPr>
+          <w:rFonts w:hint="eastAsia"/>
+        </w:rPr>
+        <w:t>15</w:t>
+      </w:r>
+      <w:r>
+        <w:rPr>
+          <w:rFonts w:hint="eastAsia"/>
+        </w:rPr>
+        <w:t>、</w:t>
+      </w:r>
+      <w:r>
+        <w:rPr>
+          <w:rFonts w:hint="eastAsia"/>
+        </w:rPr>
+        <w:t>方法取名尽量做到见名知意</w:t>
+      </w:r>
+      <w:r>
+        <w:rPr>
+          <w:rFonts w:hint="eastAsia"/>
+        </w:rPr>
+        <w:t>，如果名字会较长，可以缩写然后加上注释</w:t>
+      </w:r>
+    </w:p>
+    <w:p>
+      <w:pPr>
+        <w:pStyle w:val="ListParagraph"/>
+        <w:ind w:left="360" w:firstLineChars="0" w:firstLine="0"/>
+        <w:rPr>
+          <w:rFonts w:hint="eastAsia"/>
+        </w:rPr>
+      </w:pPr>
+      <w:r>
+        <w:rPr>
+          <w:rFonts w:hint="eastAsia"/>
+        </w:rPr>
+        <w:t>（如下面的方法是获取某个组的主节点的</w:t>
+      </w:r>
+      <w:r>
+        <w:rPr>
+          <w:rFonts w:hint="eastAsia"/>
+        </w:rPr>
+        <w:t>NodeName: 192.168.31.123:11810</w:t>
+      </w:r>
+      <w:r>
+        <w:rPr>
+          <w:rFonts w:hint="eastAsia"/>
+        </w:rPr>
+        <w:t>）</w:t>
+      </w:r>
+    </w:p>
+    <w:p>
+      <w:pPr>
+        <w:pStyle w:val="ListParagraph"/>
+        <w:ind w:left="360" w:firstLineChars="0" w:firstLine="0"/>
+        <w:rPr>
+          <w:i/>
+          <w:color w:val="548DD4" w:themeColor="text2" w:themeTint="99"/>
+        </w:rPr>
+      </w:pPr>
+      <w:r>
+        <w:rPr>
+          <w:rFonts w:hint="eastAsia"/>
+          <w:i/>
+          <w:color w:val="548DD4" w:themeColor="text2" w:themeTint="99"/>
+        </w:rPr>
+        <w:t>建议采用如下两种方式</w:t>
+      </w:r>
+    </w:p>
+    <w:p>
+      <w:pPr>
+        <w:pStyle w:val="ListParagraph"/>
+        <w:numPr>
+          <w:ilvl w:val="0"/>
+          <w:numId w:val="8"/>
+        </w:numPr>
+        <w:ind w:firstLineChars="0"/>
+        <w:rPr>
+          <w:i/>
+          <w:color w:val="548DD4" w:themeColor="text2" w:themeTint="99"/>
+        </w:rPr>
+      </w:pPr>
+      <w:r>
+        <w:rPr>
+          <w:rFonts w:hint="eastAsia"/>
+          <w:i/>
+          <w:color w:val="548DD4" w:themeColor="text2" w:themeTint="99"/>
+        </w:rPr>
+        <w:t xml:space="preserve">getNodeName </w:t>
+      </w:r>
+      <w:r>
+        <w:rPr>
+          <w:rFonts w:hint="eastAsia"/>
+          <w:i/>
+          <w:color w:val="548DD4" w:themeColor="text2" w:themeTint="99"/>
+        </w:rPr>
+        <w:t>然后在上面加入</w:t>
+      </w:r>
+      <w:r>
+        <w:rPr>
+          <w:rFonts w:hint="eastAsia"/>
+          <w:i/>
+          <w:color w:val="548DD4" w:themeColor="text2" w:themeTint="99"/>
+        </w:rPr>
+        <w:t>javadoc</w:t>
+      </w:r>
+      <w:r>
+        <w:rPr>
+          <w:rFonts w:hint="eastAsia"/>
+          <w:i/>
+          <w:color w:val="548DD4" w:themeColor="text2" w:themeTint="99"/>
+        </w:rPr>
+        <w:t>类型的注释</w:t>
+      </w:r>
+    </w:p>
+    <w:p>
+      <w:pPr>
+        <w:pStyle w:val="ListParagraph"/>
+        <w:numPr>
+          <w:ilvl w:val="0"/>
+          <w:numId w:val="8"/>
+        </w:numPr>
+        <w:ind w:firstLineChars="0"/>
+        <w:rPr>
+          <w:rFonts w:hint="eastAsia"/>
+          <w:i/>
+          <w:color w:val="548DD4" w:themeColor="text2" w:themeTint="99"/>
+        </w:rPr>
+      </w:pPr>
+      <w:r>
+        <w:rPr>
+          <w:rFonts w:hint="eastAsia"/>
+          <w:i/>
+          <w:color w:val="548DD4" w:themeColor="text2" w:themeTint="99"/>
+        </w:rPr>
+        <w:t>getMasterNodeNameByGroupName</w:t>
+      </w:r>
+    </w:p>
+    <w:p>
+      <w:pPr>
+        <w:pStyle w:val="ListParagraph"/>
+        <w:ind w:left="360" w:firstLineChars="0" w:firstLine="0"/>
+        <w:rPr>
+          <w:rFonts w:hint="eastAsia"/>
+        </w:rPr>
+      </w:pPr>
+      <w:r>
+        <w:drawing>
+          <wp:inline distT="0" distB="0" distL="0" distR="0">
+            <wp:extent cx="4921358" cy="1584960"/>
+            <wp:effectExtent l="19050" t="0" r="0" b="0"/>
+            <wp:docPr id="6" name="Picture 13"/>
+            <wp:cNvGraphicFramePr>
+              <a:graphicFrameLocks xmlns:a="http://schemas.openxmlformats.org/drawingml/2006/main" noChangeAspect="1"/>
+            </wp:cNvGraphicFramePr>
+            <a:graphic xmlns:a="http://schemas.openxmlformats.org/drawingml/2006/main">
+              <a:graphicData uri="http://schemas.openxmlformats.org/drawingml/2006/picture">
+                <pic:pic xmlns:pic="http://schemas.openxmlformats.org/drawingml/2006/picture">
+                  <pic:nvPicPr>
+                    <pic:cNvPr id="0" name="Picture 13"/>
+                    <pic:cNvPicPr>
+                      <a:picLocks noChangeAspect="1" noChangeArrowheads="1"/>
+                    </pic:cNvPicPr>
+                  </pic:nvPicPr>
+                  <pic:blipFill>
+                    <a:blip r:embed="rId21"/>
+                    <a:srcRect/>
+                    <a:stretch>
+                      <a:fillRect/>
+                    </a:stretch>
+                  </pic:blipFill>
+                  <pic:spPr bwMode="auto">
+                    <a:xfrm>
+                      <a:off x="0" y="0"/>
+                      <a:ext cx="4921358" cy="1584960"/>
+                    </a:xfrm>
+                    <a:prstGeom prst="rect">
+                      <a:avLst/>
+                    </a:prstGeom>
+                    <a:noFill/>
+                    <a:ln w="9525">
+                      <a:noFill/>
+                      <a:miter lim="800000"/>
+                      <a:headEnd/>
+                      <a:tailEnd/>
+                    </a:ln>
+                  </pic:spPr>
+                </pic:pic>
+              </a:graphicData>
+            </a:graphic>
+          </wp:inline>
+        </w:drawing>
+      </w:r>
+    </w:p>
+    <w:p>
+      <w:pPr>
+        <w:rPr>
+          <w:rFonts w:hint="eastAsia"/>
+        </w:rPr>
+      </w:pPr>
+    </w:p>
+    <w:p>
+      <w:pPr>
+        <w:rPr>
+          <w:rFonts w:hint="eastAsia"/>
+        </w:rPr>
+      </w:pPr>
+    </w:p>
+    <w:p>
+      <w:pPr>
+        <w:rPr>
+          <w:rFonts w:hint="eastAsia"/>
+        </w:rPr>
+      </w:pPr>
+      <w:r>
+        <w:rPr>
+          <w:rFonts w:hint="eastAsia"/>
+        </w:rPr>
+        <w:t>16</w:t>
+      </w:r>
+      <w:r>
+        <w:rPr>
+          <w:rFonts w:hint="eastAsia"/>
+        </w:rPr>
+        <w:t>、</w:t>
+      </w:r>
+      <w:r>
+        <w:rPr>
+          <w:rFonts w:hint="eastAsia"/>
+        </w:rPr>
+        <w:t>公共方法参数定义尽量做到“消除冗余”</w:t>
+      </w:r>
+      <w:r>
+        <w:rPr>
+          <w:rFonts w:hint="eastAsia"/>
+        </w:rPr>
+        <w:t xml:space="preserve"> </w:t>
+      </w:r>
+    </w:p>
+    <w:p>
+      <w:pPr>
+        <w:pStyle w:val="ListParagraph"/>
+        <w:ind w:left="360" w:firstLineChars="0" w:firstLine="0"/>
+        <w:rPr>
+          <w:rFonts w:hint="eastAsia"/>
+          <w:i/>
+          <w:color w:val="548DD4" w:themeColor="text2" w:themeTint="99"/>
+        </w:rPr>
+      </w:pPr>
+      <w:r>
+        <w:rPr>
+          <w:rFonts w:hint="eastAsia"/>
+          <w:i/>
+          <w:color w:val="548DD4" w:themeColor="text2" w:themeTint="99"/>
+        </w:rPr>
+        <w:t>如果某个参数中能很明了的得到另一个参数，那么另一个参数就算是一个冗余参数，没必要传递；如下例子中</w:t>
+      </w:r>
+      <w:r>
+        <w:rPr>
+          <w:rFonts w:hint="eastAsia"/>
+          <w:i/>
+          <w:color w:val="548DD4" w:themeColor="text2" w:themeTint="99"/>
+        </w:rPr>
+        <w:t xml:space="preserve"> csDB</w:t>
+      </w:r>
+      <w:r>
+        <w:rPr>
+          <w:rFonts w:hint="eastAsia"/>
+          <w:i/>
+          <w:color w:val="548DD4" w:themeColor="text2" w:themeTint="99"/>
+        </w:rPr>
+        <w:t>就算是一个冗余参数</w:t>
+      </w:r>
+    </w:p>
+    <w:tbl>
+      <w:tblPr>
+        <w:tblStyle w:val="TableGrid"/>
+        <w:tblW w:w="0" w:type="auto"/>
+        <w:tblInd w:w="360" w:type="dxa"/>
+        <w:tblLook w:val="04A0"/>
+      </w:tblPr>
+      <w:tblGrid>
+        <w:gridCol w:w="8162"/>
+      </w:tblGrid>
+      <w:tr>
+        <w:tc>
+          <w:tcPr>
+            <w:tcW w:w="8616" w:type="dxa"/>
+          </w:tcPr>
+          <w:p>
+            <w:pPr>
+              <w:pStyle w:val="HTMLPreformatted"/>
+              <w:shd w:val="clear" w:color="auto" w:fill="FFFFFF"/>
+              <w:rPr>
+                <w:rFonts w:ascii="Courier New" w:hAnsi="Courier New" w:cs="Courier New" w:hint="eastAsia"/>
+                <w:color w:val="000000"/>
+                <w:sz w:val="23"/>
+                <w:szCs w:val="23"/>
+              </w:rPr>
+            </w:pPr>
+            <w:r>
+              <w:rPr>
+                <w:rFonts w:ascii="Courier New" w:hAnsi="Courier New" w:cs="Courier New"/>
+                <w:b/>
+                <w:bCs/>
+                <w:color w:val="000080"/>
+                <w:sz w:val="23"/>
+                <w:szCs w:val="23"/>
+              </w:rPr>
+              <w:t xml:space="preserve">public void </w:t>
+            </w:r>
+            <w:r>
+              <w:rPr>
+                <w:rFonts w:ascii="Courier New" w:hAnsi="Courier New" w:cs="Courier New"/>
+                <w:color w:val="000000"/>
+                <w:sz w:val="23"/>
+                <w:szCs w:val="23"/>
+              </w:rPr>
+              <w:t>Xxx(String csName, Sequoiadb sdb, DBCollection csDB){</w:t>
+            </w:r>
+            <w:r>
+              <w:rPr>
+                <w:rFonts w:ascii="Courier New" w:hAnsi="Courier New" w:cs="Courier New"/>
+                <w:color w:val="000000"/>
+                <w:sz w:val="23"/>
+                <w:szCs w:val="23"/>
+              </w:rPr>
+              <w:br/>
+              <w:t xml:space="preserve">    </w:t>
+            </w:r>
+            <w:r>
+              <w:rPr>
+                <w:rFonts w:ascii="Courier New" w:hAnsi="Courier New" w:cs="Courier New"/>
+                <w:i/>
+                <w:iCs/>
+                <w:color w:val="808080"/>
+                <w:sz w:val="23"/>
+                <w:szCs w:val="23"/>
+              </w:rPr>
+              <w:t xml:space="preserve">// </w:t>
+            </w:r>
+            <w:r>
+              <w:rPr>
+                <w:rFonts w:cs="Courier New" w:hint="eastAsia"/>
+                <w:i/>
+                <w:iCs/>
+                <w:color w:val="808080"/>
+                <w:sz w:val="23"/>
+                <w:szCs w:val="23"/>
+              </w:rPr>
+              <w:t>其中</w:t>
+            </w:r>
+            <w:r>
+              <w:rPr>
+                <w:rFonts w:ascii="Courier New" w:hAnsi="Courier New" w:cs="Courier New"/>
+                <w:i/>
+                <w:iCs/>
+                <w:color w:val="808080"/>
+                <w:sz w:val="23"/>
+                <w:szCs w:val="23"/>
+              </w:rPr>
+              <w:t xml:space="preserve"> csDB = sdb.getCollectionSpace(csName)</w:t>
+            </w:r>
+            <w:r>
+              <w:rPr>
+                <w:rFonts w:ascii="Courier New" w:hAnsi="Courier New" w:cs="Courier New"/>
+                <w:i/>
+                <w:iCs/>
+                <w:color w:val="808080"/>
+                <w:sz w:val="23"/>
+                <w:szCs w:val="23"/>
+              </w:rPr>
+              <w:br/>
+            </w:r>
+            <w:r>
+              <w:rPr>
+                <w:rFonts w:ascii="Courier New" w:hAnsi="Courier New" w:cs="Courier New"/>
+                <w:color w:val="000000"/>
+                <w:sz w:val="23"/>
+                <w:szCs w:val="23"/>
+              </w:rPr>
+              <w:t>}</w:t>
+            </w:r>
+          </w:p>
+        </w:tc>
+      </w:tr>
+    </w:tbl>
+    <w:p>
+      <w:pPr>
+        <w:rPr>
+          <w:rFonts w:hint="eastAsia"/>
+        </w:rPr>
+      </w:pPr>
+    </w:p>
+    <w:p>
+      <w:pPr>
+        <w:rPr>
+          <w:rFonts w:hint="eastAsia"/>
+        </w:rPr>
+      </w:pPr>
+      <w:r>
+        <w:rPr>
+          <w:rFonts w:hint="eastAsia"/>
+        </w:rPr>
+        <w:t>17</w:t>
+      </w:r>
+      <w:r>
+        <w:rPr>
+          <w:rFonts w:hint="eastAsia"/>
+        </w:rPr>
+        <w:t>、</w:t>
+      </w:r>
+      <w:r>
+        <w:rPr>
+          <w:rFonts w:hint="eastAsia"/>
+        </w:rPr>
+        <w:t>并发操作时不能使用同一个数据库连接（新手常常不注意）</w:t>
+      </w:r>
+    </w:p>
+    <w:p>
+      <w:pPr>
+        <w:rPr>
+          <w:rFonts w:hint="eastAsia"/>
+          <w:i/>
+          <w:color w:val="548DD4" w:themeColor="text2" w:themeTint="99"/>
+        </w:rPr>
+      </w:pPr>
+      <w:r>
+        <w:rPr>
+          <w:rFonts w:hint="eastAsia"/>
+        </w:rPr>
+        <w:t xml:space="preserve">   </w:t>
+      </w:r>
+      <w:r>
+        <w:rPr>
+          <w:rFonts w:hint="eastAsia"/>
+          <w:i/>
+          <w:color w:val="548DD4" w:themeColor="text2" w:themeTint="99"/>
+        </w:rPr>
+        <w:t xml:space="preserve">SequoiaDB </w:t>
+      </w:r>
+      <w:r>
+        <w:rPr>
+          <w:rFonts w:hint="eastAsia"/>
+          <w:i/>
+          <w:color w:val="548DD4" w:themeColor="text2" w:themeTint="99"/>
+        </w:rPr>
+        <w:t>只建立一条</w:t>
+      </w:r>
+      <w:r>
+        <w:rPr>
+          <w:rFonts w:hint="eastAsia"/>
+          <w:i/>
+          <w:color w:val="548DD4" w:themeColor="text2" w:themeTint="99"/>
+        </w:rPr>
+        <w:t xml:space="preserve"> Socket </w:t>
+      </w:r>
+      <w:r>
+        <w:rPr>
+          <w:rFonts w:hint="eastAsia"/>
+          <w:i/>
+          <w:color w:val="548DD4" w:themeColor="text2" w:themeTint="99"/>
+        </w:rPr>
+        <w:t>连接，且内部没有对网络操作加锁。如果需要多线程连接数据库，各个线程必须各自新建一个</w:t>
+      </w:r>
+      <w:r>
+        <w:rPr>
+          <w:rFonts w:hint="eastAsia"/>
+          <w:i/>
+          <w:color w:val="548DD4" w:themeColor="text2" w:themeTint="99"/>
+        </w:rPr>
+        <w:t xml:space="preserve"> SequoiaDB </w:t>
+      </w:r>
+      <w:r>
+        <w:rPr>
+          <w:rFonts w:hint="eastAsia"/>
+          <w:i/>
+          <w:color w:val="548DD4" w:themeColor="text2" w:themeTint="99"/>
+        </w:rPr>
+        <w:t>对象及其之上的</w:t>
+      </w:r>
+      <w:r>
+        <w:rPr>
+          <w:rFonts w:hint="eastAsia"/>
+          <w:i/>
+          <w:color w:val="548DD4" w:themeColor="text2" w:themeTint="99"/>
+        </w:rPr>
+        <w:t xml:space="preserve"> CollectionSpace/DBCollection/DBCursor </w:t>
+      </w:r>
+      <w:r>
+        <w:rPr>
+          <w:rFonts w:hint="eastAsia"/>
+          <w:i/>
+          <w:color w:val="548DD4" w:themeColor="text2" w:themeTint="99"/>
+        </w:rPr>
+        <w:t>对象。</w:t>
+      </w:r>
+    </w:p>
+    <w:p>
+      <w:pPr>
+        <w:rPr>
+          <w:rFonts w:hint="eastAsia"/>
+        </w:rPr>
+      </w:pPr>
+    </w:p>
+    <w:p>
+      <w:pPr>
+        <w:rPr>
+          <w:rFonts w:hint="eastAsia"/>
+        </w:rPr>
+      </w:pPr>
+    </w:p>
+    <w:p>
+      <w:pPr>
+        <w:rPr>
+          <w:rFonts w:hint="eastAsia"/>
+        </w:rPr>
+      </w:pPr>
+      <w:r>
+        <w:rPr>
+          <w:rFonts w:hint="eastAsia"/>
+        </w:rPr>
+        <w:lastRenderedPageBreak/>
+        <w:t>18</w:t>
+      </w:r>
+      <w:r>
+        <w:rPr>
+          <w:rFonts w:hint="eastAsia"/>
+        </w:rPr>
+        <w:t>、所有的对数据库的操作都要求放在</w:t>
+      </w:r>
+      <w:r>
+        <w:rPr>
+          <w:rFonts w:hint="eastAsia"/>
+        </w:rPr>
+        <w:t>try</w:t>
+      </w:r>
+      <w:r>
+        <w:rPr>
+          <w:rFonts w:hint="eastAsia"/>
+        </w:rPr>
+        <w:t>代码块中</w:t>
+      </w:r>
+    </w:p>
+    <w:p>
+      <w:pPr>
+        <w:ind w:left="360"/>
+        <w:rPr>
+          <w:rFonts w:hint="eastAsia"/>
+          <w:i/>
+          <w:color w:val="548DD4" w:themeColor="text2" w:themeTint="99"/>
+        </w:rPr>
+      </w:pPr>
+      <w:r>
+        <w:rPr>
+          <w:rFonts w:hint="eastAsia"/>
+          <w:i/>
+          <w:color w:val="548DD4" w:themeColor="text2" w:themeTint="99"/>
+        </w:rPr>
+        <w:t>因为对数据库操作的代码，每一个操作都有可能会抛出异常，代码中必须捕获异常</w:t>
+      </w:r>
+    </w:p>
+    <w:p>
+      <w:pPr>
+        <w:rPr>
+          <w:rFonts w:hint="eastAsia"/>
+        </w:rPr>
+      </w:pPr>
+    </w:p>
+    <w:p>
+      <w:pPr>
+        <w:rPr>
+          <w:rFonts w:hint="eastAsia"/>
+        </w:rPr>
+      </w:pPr>
+      <w:r>
+        <w:rPr>
+          <w:rFonts w:hint="eastAsia"/>
+        </w:rPr>
+        <w:t>19</w:t>
+      </w:r>
+      <w:r>
+        <w:rPr>
+          <w:rFonts w:hint="eastAsia"/>
+        </w:rPr>
+        <w:t>、</w:t>
+      </w:r>
+      <w:r>
+        <w:rPr>
+          <w:rFonts w:hint="eastAsia"/>
+        </w:rPr>
+        <w:t>第六点提到的用例中自己创建的</w:t>
+      </w:r>
+      <w:r>
+        <w:rPr>
+          <w:rFonts w:hint="eastAsia"/>
+        </w:rPr>
+        <w:t>CS, CL</w:t>
+      </w:r>
+      <w:r>
+        <w:rPr>
+          <w:rFonts w:hint="eastAsia"/>
+        </w:rPr>
+        <w:t>一定要在代码中做清除环境的动作</w:t>
+      </w:r>
+    </w:p>
+    <w:p>
+      <w:pPr>
+        <w:pStyle w:val="ListParagraph"/>
+        <w:ind w:left="360" w:firstLineChars="0" w:firstLine="0"/>
+        <w:rPr>
+          <w:rFonts w:hint="eastAsia"/>
+        </w:rPr>
+      </w:pPr>
+      <w:r>
+        <w:rPr>
+          <w:rFonts w:hint="eastAsia"/>
+        </w:rPr>
+        <w:t>如在本用例用有自己创建</w:t>
+      </w:r>
+      <w:r>
+        <w:rPr>
+          <w:rFonts w:hint="eastAsia"/>
+        </w:rPr>
+        <w:t>CS/CL</w:t>
+      </w:r>
+      <w:r>
+        <w:rPr>
+          <w:rFonts w:hint="eastAsia"/>
+        </w:rPr>
+        <w:t>的，一定要在</w:t>
+      </w:r>
+      <w:r>
+        <w:rPr>
+          <w:rFonts w:hint="eastAsia"/>
+        </w:rPr>
+        <w:t>@</w:t>
+      </w:r>
+      <w:r>
+        <w:t>AfterClass</w:t>
+      </w:r>
+      <w:r>
+        <w:rPr>
+          <w:rFonts w:hint="eastAsia"/>
+        </w:rPr>
+        <w:t>中进行删除，</w:t>
+      </w:r>
+    </w:p>
+    <w:p>
+      <w:pPr>
+        <w:pStyle w:val="ListParagraph"/>
+        <w:ind w:left="360" w:firstLineChars="0" w:firstLine="0"/>
+        <w:rPr>
+          <w:rFonts w:hint="eastAsia"/>
+        </w:rPr>
+      </w:pPr>
+      <w:r>
+        <w:rPr>
+          <w:rFonts w:hint="eastAsia"/>
+        </w:rPr>
+        <w:t>但是</w:t>
+      </w:r>
+      <w:r>
+        <w:rPr>
+          <w:rFonts w:hint="eastAsia"/>
+        </w:rPr>
+        <w:t>存在一种情况就是在</w:t>
+      </w:r>
+      <w:r>
+        <w:rPr>
+          <w:rFonts w:hint="eastAsia"/>
+        </w:rPr>
+        <w:t>@</w:t>
+      </w:r>
+      <w:r>
+        <w:t>BeforeClass</w:t>
+      </w:r>
+      <w:r>
+        <w:rPr>
+          <w:rFonts w:hint="eastAsia"/>
+        </w:rPr>
+        <w:t>方法中创建好了</w:t>
+      </w:r>
+      <w:r>
+        <w:rPr>
+          <w:rFonts w:hint="eastAsia"/>
+        </w:rPr>
+        <w:t>CS/CL</w:t>
+      </w:r>
+      <w:r>
+        <w:rPr>
+          <w:rFonts w:hint="eastAsia"/>
+        </w:rPr>
+        <w:t>，然后进行一些操作，这时候操作又跑异常了，这种情况</w:t>
+      </w:r>
+      <w:r>
+        <w:rPr>
+          <w:rFonts w:hint="eastAsia"/>
+        </w:rPr>
+        <w:t>@AfterClass</w:t>
+      </w:r>
+      <w:r>
+        <w:rPr>
+          <w:rFonts w:hint="eastAsia"/>
+        </w:rPr>
+        <w:t>标注的方法是不会执行的，可以采用下面两种方式确保环境能正确清理：</w:t>
+      </w:r>
+    </w:p>
+    <w:p>
+      <w:pPr>
+        <w:pStyle w:val="ListParagraph"/>
+        <w:numPr>
+          <w:ilvl w:val="0"/>
+          <w:numId w:val="9"/>
+        </w:numPr>
+        <w:ind w:firstLineChars="0"/>
+        <w:rPr>
+          <w:rFonts w:hint="eastAsia"/>
+          <w:i/>
+          <w:color w:val="548DD4" w:themeColor="text2" w:themeTint="99"/>
+        </w:rPr>
+      </w:pPr>
+      <w:r>
+        <w:rPr>
+          <w:rFonts w:hint="eastAsia"/>
+          <w:i/>
+          <w:color w:val="548DD4" w:themeColor="text2" w:themeTint="99"/>
+        </w:rPr>
+        <w:t>在</w:t>
+      </w:r>
+      <w:r>
+        <w:rPr>
+          <w:i/>
+          <w:color w:val="548DD4" w:themeColor="text2" w:themeTint="99"/>
+        </w:rPr>
+        <w:t>@BeforeClass</w:t>
+      </w:r>
+      <w:r>
+        <w:rPr>
+          <w:rFonts w:hint="eastAsia"/>
+          <w:i/>
+          <w:color w:val="548DD4" w:themeColor="text2" w:themeTint="99"/>
+        </w:rPr>
+        <w:t>中创建的代码块的</w:t>
+      </w:r>
+      <w:r>
+        <w:rPr>
+          <w:rFonts w:hint="eastAsia"/>
+          <w:i/>
+          <w:color w:val="548DD4" w:themeColor="text2" w:themeTint="99"/>
+        </w:rPr>
+        <w:t>catch</w:t>
+      </w:r>
+      <w:r>
+        <w:rPr>
+          <w:rFonts w:hint="eastAsia"/>
+          <w:i/>
+          <w:color w:val="548DD4" w:themeColor="text2" w:themeTint="99"/>
+        </w:rPr>
+        <w:t>部分建议删除</w:t>
+      </w:r>
+      <w:r>
+        <w:rPr>
+          <w:rFonts w:hint="eastAsia"/>
+          <w:i/>
+          <w:color w:val="548DD4" w:themeColor="text2" w:themeTint="99"/>
+        </w:rPr>
+        <w:t>CS/CL</w:t>
+      </w:r>
+      <w:r>
+        <w:rPr>
+          <w:rFonts w:hint="eastAsia"/>
+          <w:i/>
+          <w:color w:val="548DD4" w:themeColor="text2" w:themeTint="99"/>
+        </w:rPr>
+        <w:t>，</w:t>
+      </w:r>
+    </w:p>
+    <w:p>
+      <w:pPr>
+        <w:pStyle w:val="ListParagraph"/>
+        <w:numPr>
+          <w:ilvl w:val="0"/>
+          <w:numId w:val="9"/>
+        </w:numPr>
+        <w:ind w:firstLineChars="0"/>
+        <w:rPr>
+          <w:i/>
+          <w:color w:val="548DD4" w:themeColor="text2" w:themeTint="99"/>
+        </w:rPr>
+      </w:pPr>
+      <w:r>
+        <w:rPr>
+          <w:rFonts w:hint="eastAsia"/>
+          <w:i/>
+          <w:color w:val="548DD4" w:themeColor="text2" w:themeTint="99"/>
+        </w:rPr>
+        <w:t>使用</w:t>
+      </w:r>
+      <w:r>
+        <w:rPr>
+          <w:i/>
+          <w:color w:val="548DD4" w:themeColor="text2" w:themeTint="99"/>
+        </w:rPr>
+        <w:t>@AfterClass(alwaysRun = true)</w:t>
+      </w:r>
+      <w:r>
+        <w:rPr>
+          <w:rFonts w:hint="eastAsia"/>
+          <w:i/>
+          <w:color w:val="548DD4" w:themeColor="text2" w:themeTint="99"/>
+        </w:rPr>
+        <w:t xml:space="preserve"> </w:t>
+      </w:r>
+      <w:r>
+        <w:rPr>
+          <w:rFonts w:hint="eastAsia"/>
+          <w:i/>
+          <w:color w:val="548DD4" w:themeColor="text2" w:themeTint="99"/>
+        </w:rPr>
+        <w:t>标注</w:t>
+      </w:r>
+      <w:r>
+        <w:rPr>
+          <w:rFonts w:hint="eastAsia"/>
+          <w:i/>
+          <w:color w:val="548DD4" w:themeColor="text2" w:themeTint="99"/>
+        </w:rPr>
+        <w:t>afterClass</w:t>
+      </w:r>
+      <w:r>
+        <w:rPr>
+          <w:rFonts w:hint="eastAsia"/>
+          <w:i/>
+          <w:color w:val="548DD4" w:themeColor="text2" w:themeTint="99"/>
+        </w:rPr>
+        <w:t>方法</w:t>
       </w:r>
     </w:p>
     <w:sectPr>
@@ -5202,13 +6836,13 @@
 <file path=word/numbering.xml><?xml version="1.0" encoding="utf-8"?>
 <w:numbering xmlns:ve="http://schemas.openxmlformats.org/markup-compatibility/2006" xmlns:o="urn:schemas-microsoft-com:office:office" xmlns:r="http://schemas.openxmlformats.org/officeDocument/2006/relationships" xmlns:m="http://schemas.openxmlformats.org/officeDocument/2006/math" xmlns:v="urn:schemas-microsoft-com:vml" xmlns:wp="http://schemas.openxmlformats.org/drawingml/2006/wordprocessingDrawing" xmlns:w10="urn:schemas-microsoft-com:office:word" xmlns:w="http://schemas.openxmlformats.org/wordprocessingml/2006/main" xmlns:wne="http://schemas.microsoft.com/office/word/2006/wordml">
   <w:abstractNum w:abstractNumId="0">
-    <w:nsid w:val="232F7FA9"/>
+    <w:nsid w:val="079B654D"/>
     <w:multiLevelType w:val="hybridMultilevel"/>
-    <w:tmpl w:val="EB407D34"/>
-    <w:lvl w:ilvl="0" w:tplc="526C7C32">
+    <w:tmpl w:val="E33C2A52"/>
+    <w:lvl w:ilvl="0" w:tplc="7B5C0D62">
       <w:start w:val="1"/>
-      <w:numFmt w:val="decimal"/>
-      <w:lvlText w:val="%1、"/>
+      <w:numFmt w:val="upperLetter"/>
+      <w:lvlText w:val="%1."/>
       <w:lvlJc w:val="left"/>
       <w:pPr>
         <w:ind w:left="360" w:hanging="360"/>
@@ -5290,8 +6924,745 @@
       </w:pPr>
     </w:lvl>
   </w:abstractNum>
+  <w:abstractNum w:abstractNumId="1">
+    <w:nsid w:val="0C7F23AE"/>
+    <w:multiLevelType w:val="hybridMultilevel"/>
+    <w:tmpl w:val="A25ACA02"/>
+    <w:lvl w:ilvl="0" w:tplc="497217BA">
+      <w:start w:val="15"/>
+      <w:numFmt w:val="decimal"/>
+      <w:lvlText w:val="%1、"/>
+      <w:lvlJc w:val="left"/>
+      <w:pPr>
+        <w:ind w:left="840" w:hanging="420"/>
+      </w:pPr>
+      <w:rPr>
+        <w:rFonts w:hint="default"/>
+      </w:rPr>
+    </w:lvl>
+    <w:lvl w:ilvl="1" w:tplc="04090019" w:tentative="1">
+      <w:start w:val="1"/>
+      <w:numFmt w:val="lowerLetter"/>
+      <w:lvlText w:val="%2)"/>
+      <w:lvlJc w:val="left"/>
+      <w:pPr>
+        <w:ind w:left="1260" w:hanging="420"/>
+      </w:pPr>
+    </w:lvl>
+    <w:lvl w:ilvl="2" w:tplc="0409001B" w:tentative="1">
+      <w:start w:val="1"/>
+      <w:numFmt w:val="lowerRoman"/>
+      <w:lvlText w:val="%3."/>
+      <w:lvlJc w:val="right"/>
+      <w:pPr>
+        <w:ind w:left="1680" w:hanging="420"/>
+      </w:pPr>
+    </w:lvl>
+    <w:lvl w:ilvl="3" w:tplc="0409000F" w:tentative="1">
+      <w:start w:val="1"/>
+      <w:numFmt w:val="decimal"/>
+      <w:lvlText w:val="%4."/>
+      <w:lvlJc w:val="left"/>
+      <w:pPr>
+        <w:ind w:left="2100" w:hanging="420"/>
+      </w:pPr>
+    </w:lvl>
+    <w:lvl w:ilvl="4" w:tplc="04090019" w:tentative="1">
+      <w:start w:val="1"/>
+      <w:numFmt w:val="lowerLetter"/>
+      <w:lvlText w:val="%5)"/>
+      <w:lvlJc w:val="left"/>
+      <w:pPr>
+        <w:ind w:left="2520" w:hanging="420"/>
+      </w:pPr>
+    </w:lvl>
+    <w:lvl w:ilvl="5" w:tplc="0409001B" w:tentative="1">
+      <w:start w:val="1"/>
+      <w:numFmt w:val="lowerRoman"/>
+      <w:lvlText w:val="%6."/>
+      <w:lvlJc w:val="right"/>
+      <w:pPr>
+        <w:ind w:left="2940" w:hanging="420"/>
+      </w:pPr>
+    </w:lvl>
+    <w:lvl w:ilvl="6" w:tplc="0409000F" w:tentative="1">
+      <w:start w:val="1"/>
+      <w:numFmt w:val="decimal"/>
+      <w:lvlText w:val="%7."/>
+      <w:lvlJc w:val="left"/>
+      <w:pPr>
+        <w:ind w:left="3360" w:hanging="420"/>
+      </w:pPr>
+    </w:lvl>
+    <w:lvl w:ilvl="7" w:tplc="04090019" w:tentative="1">
+      <w:start w:val="1"/>
+      <w:numFmt w:val="lowerLetter"/>
+      <w:lvlText w:val="%8)"/>
+      <w:lvlJc w:val="left"/>
+      <w:pPr>
+        <w:ind w:left="3780" w:hanging="420"/>
+      </w:pPr>
+    </w:lvl>
+    <w:lvl w:ilvl="8" w:tplc="0409001B" w:tentative="1">
+      <w:start w:val="1"/>
+      <w:numFmt w:val="lowerRoman"/>
+      <w:lvlText w:val="%9."/>
+      <w:lvlJc w:val="right"/>
+      <w:pPr>
+        <w:ind w:left="4200" w:hanging="420"/>
+      </w:pPr>
+    </w:lvl>
+  </w:abstractNum>
+  <w:abstractNum w:abstractNumId="2">
+    <w:nsid w:val="0EDD636B"/>
+    <w:multiLevelType w:val="hybridMultilevel"/>
+    <w:tmpl w:val="3ABA767E"/>
+    <w:lvl w:ilvl="0" w:tplc="5A5E496C">
+      <w:start w:val="1"/>
+      <w:numFmt w:val="decimal"/>
+      <w:lvlText w:val="%1."/>
+      <w:lvlJc w:val="left"/>
+      <w:pPr>
+        <w:ind w:left="360" w:hanging="360"/>
+      </w:pPr>
+      <w:rPr>
+        <w:rFonts w:hint="default"/>
+      </w:rPr>
+    </w:lvl>
+    <w:lvl w:ilvl="1" w:tplc="04090019" w:tentative="1">
+      <w:start w:val="1"/>
+      <w:numFmt w:val="lowerLetter"/>
+      <w:lvlText w:val="%2)"/>
+      <w:lvlJc w:val="left"/>
+      <w:pPr>
+        <w:ind w:left="840" w:hanging="420"/>
+      </w:pPr>
+    </w:lvl>
+    <w:lvl w:ilvl="2" w:tplc="0409001B" w:tentative="1">
+      <w:start w:val="1"/>
+      <w:numFmt w:val="lowerRoman"/>
+      <w:lvlText w:val="%3."/>
+      <w:lvlJc w:val="right"/>
+      <w:pPr>
+        <w:ind w:left="1260" w:hanging="420"/>
+      </w:pPr>
+    </w:lvl>
+    <w:lvl w:ilvl="3" w:tplc="0409000F" w:tentative="1">
+      <w:start w:val="1"/>
+      <w:numFmt w:val="decimal"/>
+      <w:lvlText w:val="%4."/>
+      <w:lvlJc w:val="left"/>
+      <w:pPr>
+        <w:ind w:left="1680" w:hanging="420"/>
+      </w:pPr>
+    </w:lvl>
+    <w:lvl w:ilvl="4" w:tplc="04090019" w:tentative="1">
+      <w:start w:val="1"/>
+      <w:numFmt w:val="lowerLetter"/>
+      <w:lvlText w:val="%5)"/>
+      <w:lvlJc w:val="left"/>
+      <w:pPr>
+        <w:ind w:left="2100" w:hanging="420"/>
+      </w:pPr>
+    </w:lvl>
+    <w:lvl w:ilvl="5" w:tplc="0409001B" w:tentative="1">
+      <w:start w:val="1"/>
+      <w:numFmt w:val="lowerRoman"/>
+      <w:lvlText w:val="%6."/>
+      <w:lvlJc w:val="right"/>
+      <w:pPr>
+        <w:ind w:left="2520" w:hanging="420"/>
+      </w:pPr>
+    </w:lvl>
+    <w:lvl w:ilvl="6" w:tplc="0409000F" w:tentative="1">
+      <w:start w:val="1"/>
+      <w:numFmt w:val="decimal"/>
+      <w:lvlText w:val="%7."/>
+      <w:lvlJc w:val="left"/>
+      <w:pPr>
+        <w:ind w:left="2940" w:hanging="420"/>
+      </w:pPr>
+    </w:lvl>
+    <w:lvl w:ilvl="7" w:tplc="04090019" w:tentative="1">
+      <w:start w:val="1"/>
+      <w:numFmt w:val="lowerLetter"/>
+      <w:lvlText w:val="%8)"/>
+      <w:lvlJc w:val="left"/>
+      <w:pPr>
+        <w:ind w:left="3360" w:hanging="420"/>
+      </w:pPr>
+    </w:lvl>
+    <w:lvl w:ilvl="8" w:tplc="0409001B" w:tentative="1">
+      <w:start w:val="1"/>
+      <w:numFmt w:val="lowerRoman"/>
+      <w:lvlText w:val="%9."/>
+      <w:lvlJc w:val="right"/>
+      <w:pPr>
+        <w:ind w:left="3780" w:hanging="420"/>
+      </w:pPr>
+    </w:lvl>
+  </w:abstractNum>
+  <w:abstractNum w:abstractNumId="3">
+    <w:nsid w:val="232F7FA9"/>
+    <w:multiLevelType w:val="hybridMultilevel"/>
+    <w:tmpl w:val="EB407D34"/>
+    <w:lvl w:ilvl="0" w:tplc="526C7C32">
+      <w:start w:val="1"/>
+      <w:numFmt w:val="decimal"/>
+      <w:lvlText w:val="%1、"/>
+      <w:lvlJc w:val="left"/>
+      <w:pPr>
+        <w:ind w:left="360" w:hanging="360"/>
+      </w:pPr>
+      <w:rPr>
+        <w:rFonts w:hint="default"/>
+      </w:rPr>
+    </w:lvl>
+    <w:lvl w:ilvl="1" w:tplc="04090019" w:tentative="1">
+      <w:start w:val="1"/>
+      <w:numFmt w:val="lowerLetter"/>
+      <w:lvlText w:val="%2)"/>
+      <w:lvlJc w:val="left"/>
+      <w:pPr>
+        <w:ind w:left="840" w:hanging="420"/>
+      </w:pPr>
+    </w:lvl>
+    <w:lvl w:ilvl="2" w:tplc="0409001B" w:tentative="1">
+      <w:start w:val="1"/>
+      <w:numFmt w:val="lowerRoman"/>
+      <w:lvlText w:val="%3."/>
+      <w:lvlJc w:val="right"/>
+      <w:pPr>
+        <w:ind w:left="1260" w:hanging="420"/>
+      </w:pPr>
+    </w:lvl>
+    <w:lvl w:ilvl="3" w:tplc="0409000F" w:tentative="1">
+      <w:start w:val="1"/>
+      <w:numFmt w:val="decimal"/>
+      <w:lvlText w:val="%4."/>
+      <w:lvlJc w:val="left"/>
+      <w:pPr>
+        <w:ind w:left="1680" w:hanging="420"/>
+      </w:pPr>
+    </w:lvl>
+    <w:lvl w:ilvl="4" w:tplc="04090019" w:tentative="1">
+      <w:start w:val="1"/>
+      <w:numFmt w:val="lowerLetter"/>
+      <w:lvlText w:val="%5)"/>
+      <w:lvlJc w:val="left"/>
+      <w:pPr>
+        <w:ind w:left="2100" w:hanging="420"/>
+      </w:pPr>
+    </w:lvl>
+    <w:lvl w:ilvl="5" w:tplc="0409001B" w:tentative="1">
+      <w:start w:val="1"/>
+      <w:numFmt w:val="lowerRoman"/>
+      <w:lvlText w:val="%6."/>
+      <w:lvlJc w:val="right"/>
+      <w:pPr>
+        <w:ind w:left="2520" w:hanging="420"/>
+      </w:pPr>
+    </w:lvl>
+    <w:lvl w:ilvl="6" w:tplc="0409000F" w:tentative="1">
+      <w:start w:val="1"/>
+      <w:numFmt w:val="decimal"/>
+      <w:lvlText w:val="%7."/>
+      <w:lvlJc w:val="left"/>
+      <w:pPr>
+        <w:ind w:left="2940" w:hanging="420"/>
+      </w:pPr>
+    </w:lvl>
+    <w:lvl w:ilvl="7" w:tplc="04090019" w:tentative="1">
+      <w:start w:val="1"/>
+      <w:numFmt w:val="lowerLetter"/>
+      <w:lvlText w:val="%8)"/>
+      <w:lvlJc w:val="left"/>
+      <w:pPr>
+        <w:ind w:left="3360" w:hanging="420"/>
+      </w:pPr>
+    </w:lvl>
+    <w:lvl w:ilvl="8" w:tplc="0409001B" w:tentative="1">
+      <w:start w:val="1"/>
+      <w:numFmt w:val="lowerRoman"/>
+      <w:lvlText w:val="%9."/>
+      <w:lvlJc w:val="right"/>
+      <w:pPr>
+        <w:ind w:left="3780" w:hanging="420"/>
+      </w:pPr>
+    </w:lvl>
+  </w:abstractNum>
+  <w:abstractNum w:abstractNumId="4">
+    <w:nsid w:val="24A03987"/>
+    <w:multiLevelType w:val="hybridMultilevel"/>
+    <w:tmpl w:val="D3D67AC8"/>
+    <w:lvl w:ilvl="0" w:tplc="CE621F4A">
+      <w:start w:val="1"/>
+      <w:numFmt w:val="upperLetter"/>
+      <w:lvlText w:val="%1．"/>
+      <w:lvlJc w:val="left"/>
+      <w:pPr>
+        <w:ind w:left="780" w:hanging="420"/>
+      </w:pPr>
+      <w:rPr>
+        <w:rFonts w:hint="default"/>
+      </w:rPr>
+    </w:lvl>
+    <w:lvl w:ilvl="1" w:tplc="04090019" w:tentative="1">
+      <w:start w:val="1"/>
+      <w:numFmt w:val="lowerLetter"/>
+      <w:lvlText w:val="%2)"/>
+      <w:lvlJc w:val="left"/>
+      <w:pPr>
+        <w:ind w:left="1200" w:hanging="420"/>
+      </w:pPr>
+    </w:lvl>
+    <w:lvl w:ilvl="2" w:tplc="0409001B" w:tentative="1">
+      <w:start w:val="1"/>
+      <w:numFmt w:val="lowerRoman"/>
+      <w:lvlText w:val="%3."/>
+      <w:lvlJc w:val="right"/>
+      <w:pPr>
+        <w:ind w:left="1620" w:hanging="420"/>
+      </w:pPr>
+    </w:lvl>
+    <w:lvl w:ilvl="3" w:tplc="0409000F" w:tentative="1">
+      <w:start w:val="1"/>
+      <w:numFmt w:val="decimal"/>
+      <w:lvlText w:val="%4."/>
+      <w:lvlJc w:val="left"/>
+      <w:pPr>
+        <w:ind w:left="2040" w:hanging="420"/>
+      </w:pPr>
+    </w:lvl>
+    <w:lvl w:ilvl="4" w:tplc="04090019" w:tentative="1">
+      <w:start w:val="1"/>
+      <w:numFmt w:val="lowerLetter"/>
+      <w:lvlText w:val="%5)"/>
+      <w:lvlJc w:val="left"/>
+      <w:pPr>
+        <w:ind w:left="2460" w:hanging="420"/>
+      </w:pPr>
+    </w:lvl>
+    <w:lvl w:ilvl="5" w:tplc="0409001B" w:tentative="1">
+      <w:start w:val="1"/>
+      <w:numFmt w:val="lowerRoman"/>
+      <w:lvlText w:val="%6."/>
+      <w:lvlJc w:val="right"/>
+      <w:pPr>
+        <w:ind w:left="2880" w:hanging="420"/>
+      </w:pPr>
+    </w:lvl>
+    <w:lvl w:ilvl="6" w:tplc="0409000F" w:tentative="1">
+      <w:start w:val="1"/>
+      <w:numFmt w:val="decimal"/>
+      <w:lvlText w:val="%7."/>
+      <w:lvlJc w:val="left"/>
+      <w:pPr>
+        <w:ind w:left="3300" w:hanging="420"/>
+      </w:pPr>
+    </w:lvl>
+    <w:lvl w:ilvl="7" w:tplc="04090019" w:tentative="1">
+      <w:start w:val="1"/>
+      <w:numFmt w:val="lowerLetter"/>
+      <w:lvlText w:val="%8)"/>
+      <w:lvlJc w:val="left"/>
+      <w:pPr>
+        <w:ind w:left="3720" w:hanging="420"/>
+      </w:pPr>
+    </w:lvl>
+    <w:lvl w:ilvl="8" w:tplc="0409001B" w:tentative="1">
+      <w:start w:val="1"/>
+      <w:numFmt w:val="lowerRoman"/>
+      <w:lvlText w:val="%9."/>
+      <w:lvlJc w:val="right"/>
+      <w:pPr>
+        <w:ind w:left="4140" w:hanging="420"/>
+      </w:pPr>
+    </w:lvl>
+  </w:abstractNum>
+  <w:abstractNum w:abstractNumId="5">
+    <w:nsid w:val="2D96086E"/>
+    <w:multiLevelType w:val="hybridMultilevel"/>
+    <w:tmpl w:val="0CE040DA"/>
+    <w:lvl w:ilvl="0" w:tplc="6CFC9FB2">
+      <w:start w:val="1"/>
+      <w:numFmt w:val="upperLetter"/>
+      <w:lvlText w:val="%1．"/>
+      <w:lvlJc w:val="left"/>
+      <w:pPr>
+        <w:ind w:left="675" w:hanging="360"/>
+      </w:pPr>
+      <w:rPr>
+        <w:rFonts w:hint="default"/>
+      </w:rPr>
+    </w:lvl>
+    <w:lvl w:ilvl="1" w:tplc="04090019" w:tentative="1">
+      <w:start w:val="1"/>
+      <w:numFmt w:val="lowerLetter"/>
+      <w:lvlText w:val="%2)"/>
+      <w:lvlJc w:val="left"/>
+      <w:pPr>
+        <w:ind w:left="1155" w:hanging="420"/>
+      </w:pPr>
+    </w:lvl>
+    <w:lvl w:ilvl="2" w:tplc="0409001B" w:tentative="1">
+      <w:start w:val="1"/>
+      <w:numFmt w:val="lowerRoman"/>
+      <w:lvlText w:val="%3."/>
+      <w:lvlJc w:val="right"/>
+      <w:pPr>
+        <w:ind w:left="1575" w:hanging="420"/>
+      </w:pPr>
+    </w:lvl>
+    <w:lvl w:ilvl="3" w:tplc="0409000F" w:tentative="1">
+      <w:start w:val="1"/>
+      <w:numFmt w:val="decimal"/>
+      <w:lvlText w:val="%4."/>
+      <w:lvlJc w:val="left"/>
+      <w:pPr>
+        <w:ind w:left="1995" w:hanging="420"/>
+      </w:pPr>
+    </w:lvl>
+    <w:lvl w:ilvl="4" w:tplc="04090019" w:tentative="1">
+      <w:start w:val="1"/>
+      <w:numFmt w:val="lowerLetter"/>
+      <w:lvlText w:val="%5)"/>
+      <w:lvlJc w:val="left"/>
+      <w:pPr>
+        <w:ind w:left="2415" w:hanging="420"/>
+      </w:pPr>
+    </w:lvl>
+    <w:lvl w:ilvl="5" w:tplc="0409001B" w:tentative="1">
+      <w:start w:val="1"/>
+      <w:numFmt w:val="lowerRoman"/>
+      <w:lvlText w:val="%6."/>
+      <w:lvlJc w:val="right"/>
+      <w:pPr>
+        <w:ind w:left="2835" w:hanging="420"/>
+      </w:pPr>
+    </w:lvl>
+    <w:lvl w:ilvl="6" w:tplc="0409000F" w:tentative="1">
+      <w:start w:val="1"/>
+      <w:numFmt w:val="decimal"/>
+      <w:lvlText w:val="%7."/>
+      <w:lvlJc w:val="left"/>
+      <w:pPr>
+        <w:ind w:left="3255" w:hanging="420"/>
+      </w:pPr>
+    </w:lvl>
+    <w:lvl w:ilvl="7" w:tplc="04090019" w:tentative="1">
+      <w:start w:val="1"/>
+      <w:numFmt w:val="lowerLetter"/>
+      <w:lvlText w:val="%8)"/>
+      <w:lvlJc w:val="left"/>
+      <w:pPr>
+        <w:ind w:left="3675" w:hanging="420"/>
+      </w:pPr>
+    </w:lvl>
+    <w:lvl w:ilvl="8" w:tplc="0409001B" w:tentative="1">
+      <w:start w:val="1"/>
+      <w:numFmt w:val="lowerRoman"/>
+      <w:lvlText w:val="%9."/>
+      <w:lvlJc w:val="right"/>
+      <w:pPr>
+        <w:ind w:left="4095" w:hanging="420"/>
+      </w:pPr>
+    </w:lvl>
+  </w:abstractNum>
+  <w:abstractNum w:abstractNumId="6">
+    <w:nsid w:val="4E5147EE"/>
+    <w:multiLevelType w:val="hybridMultilevel"/>
+    <w:tmpl w:val="F7EA5A88"/>
+    <w:lvl w:ilvl="0" w:tplc="C1CE9314">
+      <w:start w:val="15"/>
+      <w:numFmt w:val="decimal"/>
+      <w:lvlText w:val="%1、"/>
+      <w:lvlJc w:val="left"/>
+      <w:pPr>
+        <w:ind w:left="780" w:hanging="420"/>
+      </w:pPr>
+      <w:rPr>
+        <w:rFonts w:hint="default"/>
+      </w:rPr>
+    </w:lvl>
+    <w:lvl w:ilvl="1" w:tplc="04090019" w:tentative="1">
+      <w:start w:val="1"/>
+      <w:numFmt w:val="lowerLetter"/>
+      <w:lvlText w:val="%2)"/>
+      <w:lvlJc w:val="left"/>
+      <w:pPr>
+        <w:ind w:left="1200" w:hanging="420"/>
+      </w:pPr>
+    </w:lvl>
+    <w:lvl w:ilvl="2" w:tplc="0409001B" w:tentative="1">
+      <w:start w:val="1"/>
+      <w:numFmt w:val="lowerRoman"/>
+      <w:lvlText w:val="%3."/>
+      <w:lvlJc w:val="right"/>
+      <w:pPr>
+        <w:ind w:left="1620" w:hanging="420"/>
+      </w:pPr>
+    </w:lvl>
+    <w:lvl w:ilvl="3" w:tplc="0409000F" w:tentative="1">
+      <w:start w:val="1"/>
+      <w:numFmt w:val="decimal"/>
+      <w:lvlText w:val="%4."/>
+      <w:lvlJc w:val="left"/>
+      <w:pPr>
+        <w:ind w:left="2040" w:hanging="420"/>
+      </w:pPr>
+    </w:lvl>
+    <w:lvl w:ilvl="4" w:tplc="04090019" w:tentative="1">
+      <w:start w:val="1"/>
+      <w:numFmt w:val="lowerLetter"/>
+      <w:lvlText w:val="%5)"/>
+      <w:lvlJc w:val="left"/>
+      <w:pPr>
+        <w:ind w:left="2460" w:hanging="420"/>
+      </w:pPr>
+    </w:lvl>
+    <w:lvl w:ilvl="5" w:tplc="0409001B" w:tentative="1">
+      <w:start w:val="1"/>
+      <w:numFmt w:val="lowerRoman"/>
+      <w:lvlText w:val="%6."/>
+      <w:lvlJc w:val="right"/>
+      <w:pPr>
+        <w:ind w:left="2880" w:hanging="420"/>
+      </w:pPr>
+    </w:lvl>
+    <w:lvl w:ilvl="6" w:tplc="0409000F" w:tentative="1">
+      <w:start w:val="1"/>
+      <w:numFmt w:val="decimal"/>
+      <w:lvlText w:val="%7."/>
+      <w:lvlJc w:val="left"/>
+      <w:pPr>
+        <w:ind w:left="3300" w:hanging="420"/>
+      </w:pPr>
+    </w:lvl>
+    <w:lvl w:ilvl="7" w:tplc="04090019" w:tentative="1">
+      <w:start w:val="1"/>
+      <w:numFmt w:val="lowerLetter"/>
+      <w:lvlText w:val="%8)"/>
+      <w:lvlJc w:val="left"/>
+      <w:pPr>
+        <w:ind w:left="3720" w:hanging="420"/>
+      </w:pPr>
+    </w:lvl>
+    <w:lvl w:ilvl="8" w:tplc="0409001B" w:tentative="1">
+      <w:start w:val="1"/>
+      <w:numFmt w:val="lowerRoman"/>
+      <w:lvlText w:val="%9."/>
+      <w:lvlJc w:val="right"/>
+      <w:pPr>
+        <w:ind w:left="4140" w:hanging="420"/>
+      </w:pPr>
+    </w:lvl>
+  </w:abstractNum>
+  <w:abstractNum w:abstractNumId="7">
+    <w:nsid w:val="69A82C89"/>
+    <w:multiLevelType w:val="hybridMultilevel"/>
+    <w:tmpl w:val="62FE13FE"/>
+    <w:lvl w:ilvl="0" w:tplc="00EE0072">
+      <w:start w:val="15"/>
+      <w:numFmt w:val="decimal"/>
+      <w:lvlText w:val="%1、"/>
+      <w:lvlJc w:val="left"/>
+      <w:pPr>
+        <w:ind w:left="420" w:hanging="420"/>
+      </w:pPr>
+      <w:rPr>
+        <w:rFonts w:hint="default"/>
+      </w:rPr>
+    </w:lvl>
+    <w:lvl w:ilvl="1" w:tplc="04090019" w:tentative="1">
+      <w:start w:val="1"/>
+      <w:numFmt w:val="lowerLetter"/>
+      <w:lvlText w:val="%2)"/>
+      <w:lvlJc w:val="left"/>
+      <w:pPr>
+        <w:ind w:left="840" w:hanging="420"/>
+      </w:pPr>
+    </w:lvl>
+    <w:lvl w:ilvl="2" w:tplc="0409001B" w:tentative="1">
+      <w:start w:val="1"/>
+      <w:numFmt w:val="lowerRoman"/>
+      <w:lvlText w:val="%3."/>
+      <w:lvlJc w:val="right"/>
+      <w:pPr>
+        <w:ind w:left="1260" w:hanging="420"/>
+      </w:pPr>
+    </w:lvl>
+    <w:lvl w:ilvl="3" w:tplc="0409000F" w:tentative="1">
+      <w:start w:val="1"/>
+      <w:numFmt w:val="decimal"/>
+      <w:lvlText w:val="%4."/>
+      <w:lvlJc w:val="left"/>
+      <w:pPr>
+        <w:ind w:left="1680" w:hanging="420"/>
+      </w:pPr>
+    </w:lvl>
+    <w:lvl w:ilvl="4" w:tplc="04090019" w:tentative="1">
+      <w:start w:val="1"/>
+      <w:numFmt w:val="lowerLetter"/>
+      <w:lvlText w:val="%5)"/>
+      <w:lvlJc w:val="left"/>
+      <w:pPr>
+        <w:ind w:left="2100" w:hanging="420"/>
+      </w:pPr>
+    </w:lvl>
+    <w:lvl w:ilvl="5" w:tplc="0409001B" w:tentative="1">
+      <w:start w:val="1"/>
+      <w:numFmt w:val="lowerRoman"/>
+      <w:lvlText w:val="%6."/>
+      <w:lvlJc w:val="right"/>
+      <w:pPr>
+        <w:ind w:left="2520" w:hanging="420"/>
+      </w:pPr>
+    </w:lvl>
+    <w:lvl w:ilvl="6" w:tplc="0409000F" w:tentative="1">
+      <w:start w:val="1"/>
+      <w:numFmt w:val="decimal"/>
+      <w:lvlText w:val="%7."/>
+      <w:lvlJc w:val="left"/>
+      <w:pPr>
+        <w:ind w:left="2940" w:hanging="420"/>
+      </w:pPr>
+    </w:lvl>
+    <w:lvl w:ilvl="7" w:tplc="04090019" w:tentative="1">
+      <w:start w:val="1"/>
+      <w:numFmt w:val="lowerLetter"/>
+      <w:lvlText w:val="%8)"/>
+      <w:lvlJc w:val="left"/>
+      <w:pPr>
+        <w:ind w:left="3360" w:hanging="420"/>
+      </w:pPr>
+    </w:lvl>
+    <w:lvl w:ilvl="8" w:tplc="0409001B" w:tentative="1">
+      <w:start w:val="1"/>
+      <w:numFmt w:val="lowerRoman"/>
+      <w:lvlText w:val="%9."/>
+      <w:lvlJc w:val="right"/>
+      <w:pPr>
+        <w:ind w:left="3780" w:hanging="420"/>
+      </w:pPr>
+    </w:lvl>
+  </w:abstractNum>
+  <w:abstractNum w:abstractNumId="8">
+    <w:nsid w:val="6F3A5659"/>
+    <w:multiLevelType w:val="hybridMultilevel"/>
+    <w:tmpl w:val="CCF20CB4"/>
+    <w:lvl w:ilvl="0" w:tplc="035061FE">
+      <w:start w:val="15"/>
+      <w:numFmt w:val="decimal"/>
+      <w:lvlText w:val="%1."/>
+      <w:lvlJc w:val="left"/>
+      <w:pPr>
+        <w:ind w:left="360" w:hanging="360"/>
+      </w:pPr>
+      <w:rPr>
+        <w:rFonts w:hint="default"/>
+        <w:i/>
+      </w:rPr>
+    </w:lvl>
+    <w:lvl w:ilvl="1" w:tplc="04090019" w:tentative="1">
+      <w:start w:val="1"/>
+      <w:numFmt w:val="lowerLetter"/>
+      <w:lvlText w:val="%2)"/>
+      <w:lvlJc w:val="left"/>
+      <w:pPr>
+        <w:ind w:left="840" w:hanging="420"/>
+      </w:pPr>
+    </w:lvl>
+    <w:lvl w:ilvl="2" w:tplc="0409001B" w:tentative="1">
+      <w:start w:val="1"/>
+      <w:numFmt w:val="lowerRoman"/>
+      <w:lvlText w:val="%3."/>
+      <w:lvlJc w:val="right"/>
+      <w:pPr>
+        <w:ind w:left="1260" w:hanging="420"/>
+      </w:pPr>
+    </w:lvl>
+    <w:lvl w:ilvl="3" w:tplc="0409000F" w:tentative="1">
+      <w:start w:val="1"/>
+      <w:numFmt w:val="decimal"/>
+      <w:lvlText w:val="%4."/>
+      <w:lvlJc w:val="left"/>
+      <w:pPr>
+        <w:ind w:left="1680" w:hanging="420"/>
+      </w:pPr>
+    </w:lvl>
+    <w:lvl w:ilvl="4" w:tplc="04090019" w:tentative="1">
+      <w:start w:val="1"/>
+      <w:numFmt w:val="lowerLetter"/>
+      <w:lvlText w:val="%5)"/>
+      <w:lvlJc w:val="left"/>
+      <w:pPr>
+        <w:ind w:left="2100" w:hanging="420"/>
+      </w:pPr>
+    </w:lvl>
+    <w:lvl w:ilvl="5" w:tplc="0409001B" w:tentative="1">
+      <w:start w:val="1"/>
+      <w:numFmt w:val="lowerRoman"/>
+      <w:lvlText w:val="%6."/>
+      <w:lvlJc w:val="right"/>
+      <w:pPr>
+        <w:ind w:left="2520" w:hanging="420"/>
+      </w:pPr>
+    </w:lvl>
+    <w:lvl w:ilvl="6" w:tplc="0409000F" w:tentative="1">
+      <w:start w:val="1"/>
+      <w:numFmt w:val="decimal"/>
+      <w:lvlText w:val="%7."/>
+      <w:lvlJc w:val="left"/>
+      <w:pPr>
+        <w:ind w:left="2940" w:hanging="420"/>
+      </w:pPr>
+    </w:lvl>
+    <w:lvl w:ilvl="7" w:tplc="04090019" w:tentative="1">
+      <w:start w:val="1"/>
+      <w:numFmt w:val="lowerLetter"/>
+      <w:lvlText w:val="%8)"/>
+      <w:lvlJc w:val="left"/>
+      <w:pPr>
+        <w:ind w:left="3360" w:hanging="420"/>
+      </w:pPr>
+    </w:lvl>
+    <w:lvl w:ilvl="8" w:tplc="0409001B" w:tentative="1">
+      <w:start w:val="1"/>
+      <w:numFmt w:val="lowerRoman"/>
+      <w:lvlText w:val="%9."/>
+      <w:lvlJc w:val="right"/>
+      <w:pPr>
+        <w:ind w:left="3780" w:hanging="420"/>
+      </w:pPr>
+    </w:lvl>
+  </w:abstractNum>
   <w:num w:numId="1">
+    <w:abstractNumId w:val="3"/>
+  </w:num>
+  <w:num w:numId="2">
+    <w:abstractNumId w:val="2"/>
+  </w:num>
+  <w:num w:numId="3">
     <w:abstractNumId w:val="0"/>
+  </w:num>
+  <w:num w:numId="4">
+    <w:abstractNumId w:val="6"/>
+  </w:num>
+  <w:num w:numId="5">
+    <w:abstractNumId w:val="7"/>
+  </w:num>
+  <w:num w:numId="6">
+    <w:abstractNumId w:val="1"/>
+  </w:num>
+  <w:num w:numId="7">
+    <w:abstractNumId w:val="8"/>
+  </w:num>
+  <w:num w:numId="8">
+    <w:abstractNumId w:val="5"/>
+  </w:num>
+  <w:num w:numId="9">
+    <w:abstractNumId w:val="4"/>
   </w:num>
 </w:numbering>
 </file>
@@ -5748,6 +8119,78 @@
       <w:szCs w:val="16"/>
     </w:rPr>
   </w:style>
+  <w:style w:type="paragraph" w:styleId="PlainText">
+    <w:name w:val="Plain Text"/>
+    <w:basedOn w:val="Normal"/>
+    <w:link w:val="PlainTextChar"/>
+    <w:uiPriority w:val="99"/>
+    <w:unhideWhenUsed/>
+    <w:rsid w:val="0032255C"/>
+    <w:rPr>
+      <w:rFonts w:ascii="宋体" w:eastAsia="宋体" w:hAnsi="Courier New" w:cs="Courier New"/>
+      <w:szCs w:val="21"/>
+    </w:rPr>
+  </w:style>
+  <w:style w:type="character" w:customStyle="1" w:styleId="PlainTextChar">
+    <w:name w:val="Plain Text Char"/>
+    <w:basedOn w:val="DefaultParagraphFont"/>
+    <w:link w:val="PlainText"/>
+    <w:uiPriority w:val="99"/>
+    <w:rsid w:val="0032255C"/>
+    <w:rPr>
+      <w:rFonts w:ascii="宋体" w:eastAsia="宋体" w:hAnsi="Courier New" w:cs="Courier New"/>
+      <w:szCs w:val="21"/>
+    </w:rPr>
+  </w:style>
+  <w:style w:type="paragraph" w:styleId="HTMLPreformatted">
+    <w:name w:val="HTML Preformatted"/>
+    <w:basedOn w:val="Normal"/>
+    <w:link w:val="HTMLPreformattedChar"/>
+    <w:uiPriority w:val="99"/>
+    <w:unhideWhenUsed/>
+    <w:rsid w:val="00AE0408"/>
+    <w:pPr>
+      <w:widowControl/>
+      <w:tabs>
+        <w:tab w:val="left" w:pos="916"/>
+        <w:tab w:val="left" w:pos="1832"/>
+        <w:tab w:val="left" w:pos="2748"/>
+        <w:tab w:val="left" w:pos="3664"/>
+        <w:tab w:val="left" w:pos="4580"/>
+        <w:tab w:val="left" w:pos="5496"/>
+        <w:tab w:val="left" w:pos="6412"/>
+        <w:tab w:val="left" w:pos="7328"/>
+        <w:tab w:val="left" w:pos="8244"/>
+        <w:tab w:val="left" w:pos="9160"/>
+        <w:tab w:val="left" w:pos="10076"/>
+        <w:tab w:val="left" w:pos="10992"/>
+        <w:tab w:val="left" w:pos="11908"/>
+        <w:tab w:val="left" w:pos="12824"/>
+        <w:tab w:val="left" w:pos="13740"/>
+        <w:tab w:val="left" w:pos="14656"/>
+      </w:tabs>
+      <w:jc w:val="left"/>
+    </w:pPr>
+    <w:rPr>
+      <w:rFonts w:ascii="宋体" w:eastAsia="宋体" w:hAnsi="宋体" w:cs="宋体"/>
+      <w:kern w:val="0"/>
+      <w:sz w:val="24"/>
+      <w:szCs w:val="24"/>
+    </w:rPr>
+  </w:style>
+  <w:style w:type="character" w:customStyle="1" w:styleId="HTMLPreformattedChar">
+    <w:name w:val="HTML Preformatted Char"/>
+    <w:basedOn w:val="DefaultParagraphFont"/>
+    <w:link w:val="HTMLPreformatted"/>
+    <w:uiPriority w:val="99"/>
+    <w:rsid w:val="00AE0408"/>
+    <w:rPr>
+      <w:rFonts w:ascii="宋体" w:eastAsia="宋体" w:hAnsi="宋体" w:cs="宋体"/>
+      <w:kern w:val="0"/>
+      <w:sz w:val="24"/>
+      <w:szCs w:val="24"/>
+    </w:rPr>
+  </w:style>
 </w:styles>
 </file>
 
@@ -5759,7 +8202,7 @@
         <a:sysClr val="windowText" lastClr="000000"/>
       </a:dk1>
       <a:lt1>
-        <a:sysClr val="window" lastClr="FFFFFF"/>
+        <a:sysClr val="window" lastClr="C0DCC0"/>
       </a:lt1>
       <a:dk2>
         <a:srgbClr val="1F497D"/>

--- a/internal_doc/09.规范模板/JAVA测试用例编写规范.docx
+++ b/internal_doc/09.规范模板/JAVA测试用例编写规范.docx
@@ -507,7 +507,7 @@
           <v:shape id="_x0000_i1025" type="#_x0000_t75" style="width:76.5pt;height:48pt" o:ole="">
             <v:imagedata r:id="rId9" o:title=""/>
           </v:shape>
-          <o:OLEObject Type="Embed" ProgID="Package" ShapeID="_x0000_i1025" DrawAspect="Icon" ObjectID="_1546092697" r:id="rId10"/>
+          <o:OLEObject Type="Embed" ProgID="Package" ShapeID="_x0000_i1025" DrawAspect="Icon" ObjectID="_1571724999" r:id="rId10"/>
         </w:object>
       </w:r>
     </w:p>
@@ -621,7 +621,7 @@
           <v:shape id="_x0000_i1026" type="#_x0000_t75" style="width:76.5pt;height:48pt" o:ole="">
             <v:imagedata r:id="rId12" o:title=""/>
           </v:shape>
-          <o:OLEObject Type="Embed" ProgID="Package" ShapeID="_x0000_i1026" DrawAspect="Icon" ObjectID="_1546092698" r:id="rId13"/>
+          <o:OLEObject Type="Embed" ProgID="Package" ShapeID="_x0000_i1026" DrawAspect="Icon" ObjectID="_1571725000" r:id="rId13"/>
         </w:object>
       </w:r>
     </w:p>
@@ -762,7 +762,7 @@
                 <v:shape id="_x0000_i1027" type="#_x0000_t75" style="width:197.25pt;height:126pt" o:ole="">
                   <v:imagedata r:id="rId14" o:title=""/>
                 </v:shape>
-                <o:OLEObject Type="Embed" ProgID="Picture.PicObj.1" ShapeID="_x0000_i1027" DrawAspect="Content" ObjectID="_1546092699" r:id="rId15"/>
+                <o:OLEObject Type="Embed" ProgID="Picture.PicObj.1" ShapeID="_x0000_i1027" DrawAspect="Content" ObjectID="_1571725001" r:id="rId15"/>
               </w:object>
             </w:r>
           </w:p>
@@ -794,7 +794,7 @@
                 <v:shape id="_x0000_i1028" type="#_x0000_t75" style="width:212.25pt;height:97.5pt" o:ole="">
                   <v:imagedata r:id="rId16" o:title=""/>
                 </v:shape>
-                <o:OLEObject Type="Embed" ProgID="Picture.PicObj.1" ShapeID="_x0000_i1028" DrawAspect="Content" ObjectID="_1546092700" r:id="rId17"/>
+                <o:OLEObject Type="Embed" ProgID="Picture.PicObj.1" ShapeID="_x0000_i1028" DrawAspect="Content" ObjectID="_1571725002" r:id="rId17"/>
               </w:object>
             </w:r>
           </w:p>
@@ -3018,9 +3018,6 @@
           <w:numId w:val="1"/>
         </w:numPr>
         <w:ind w:firstLineChars="0"/>
-        <w:rPr>
-          <w:rFonts w:hint="eastAsia"/>
-        </w:rPr>
       </w:pPr>
       <w:r>
         <w:rPr>
@@ -3033,9 +3030,6 @@
       <w:pPr>
         <w:pStyle w:val="ListParagraph"/>
         <w:ind w:left="360" w:firstLineChars="0" w:firstLine="0"/>
-        <w:rPr>
-          <w:rFonts w:hint="eastAsia"/>
-        </w:rPr>
       </w:pPr>
       <w:r>
         <w:rPr>
@@ -5085,7 +5079,6 @@
     <w:p>
       <w:pPr>
         <w:rPr>
-          <w:rFonts w:hint="eastAsia"/>
           <w:i/>
           <w:color w:val="0070C0"/>
           <w:sz w:val="18"/>
@@ -5226,7 +5219,6 @@
     <w:p>
       <w:pPr>
         <w:rPr>
-          <w:rFonts w:hint="eastAsia"/>
           <w:i/>
           <w:color w:val="0070C0"/>
           <w:sz w:val="18"/>
@@ -5238,7 +5230,7 @@
       <w:pPr>
         <w:pStyle w:val="PlainText"/>
         <w:rPr>
-          <w:rFonts w:hAnsi="宋体" w:cs="宋体" w:hint="eastAsia"/>
+          <w:rFonts w:hAnsi="宋体" w:cs="宋体"/>
         </w:rPr>
       </w:pPr>
       <w:r>
@@ -5259,7 +5251,7 @@
         <w:pStyle w:val="PlainText"/>
         <w:ind w:left="360"/>
         <w:rPr>
-          <w:rFonts w:hAnsi="宋体" w:cs="宋体" w:hint="eastAsia"/>
+          <w:rFonts w:hAnsi="宋体" w:cs="宋体"/>
           <w:color w:val="548DD4" w:themeColor="text2" w:themeTint="99"/>
         </w:rPr>
       </w:pPr>
@@ -5310,7 +5302,7 @@
               </w:tabs>
               <w:jc w:val="left"/>
               <w:rPr>
-                <w:rFonts w:ascii="Courier New" w:eastAsia="宋体" w:hAnsi="Courier New" w:cs="Courier New" w:hint="eastAsia"/>
+                <w:rFonts w:ascii="Courier New" w:eastAsia="宋体" w:hAnsi="Courier New" w:cs="Courier New"/>
                 <w:color w:val="000000"/>
                 <w:kern w:val="0"/>
                 <w:sz w:val="23"/>
@@ -5673,17 +5665,10 @@
         </w:tc>
       </w:tr>
     </w:tbl>
-    <w:p>
-      <w:pPr>
-        <w:rPr>
-          <w:rFonts w:hint="eastAsia"/>
-        </w:rPr>
-      </w:pPr>
-    </w:p>
-    <w:p>
-      <w:pPr>
-        <w:rPr>
-          <w:rFonts w:hint="eastAsia"/>
+    <w:p/>
+    <w:p>
+      <w:pPr>
+        <w:rPr>
           <w:i/>
         </w:rPr>
       </w:pPr>
@@ -5692,7 +5677,7 @@
       <w:pPr>
         <w:pStyle w:val="PlainText"/>
         <w:rPr>
-          <w:rFonts w:hAnsi="宋体" w:cs="宋体" w:hint="eastAsia"/>
+          <w:rFonts w:hAnsi="宋体" w:cs="宋体"/>
         </w:rPr>
       </w:pPr>
       <w:r>
@@ -5713,7 +5698,7 @@
         <w:pStyle w:val="PlainText"/>
         <w:ind w:left="360"/>
         <w:rPr>
-          <w:rFonts w:hAnsi="宋体" w:cs="宋体" w:hint="eastAsia"/>
+          <w:rFonts w:hAnsi="宋体" w:cs="宋体"/>
           <w:i/>
           <w:color w:val="548DD4" w:themeColor="text2" w:themeTint="99"/>
         </w:rPr>
@@ -5732,24 +5717,23 @@
         <w:pStyle w:val="PlainText"/>
         <w:ind w:left="360"/>
         <w:rPr>
+          <w:rFonts w:hAnsi="宋体" w:cs="宋体"/>
+          <w:i/>
+          <w:color w:val="548DD4" w:themeColor="text2" w:themeTint="99"/>
+        </w:rPr>
+      </w:pPr>
+      <w:r>
+        <w:rPr>
           <w:rFonts w:hAnsi="宋体" w:cs="宋体" w:hint="eastAsia"/>
           <w:i/>
           <w:color w:val="548DD4" w:themeColor="text2" w:themeTint="99"/>
         </w:rPr>
-      </w:pPr>
-      <w:r>
-        <w:rPr>
-          <w:rFonts w:hAnsi="宋体" w:cs="宋体" w:hint="eastAsia"/>
-          <w:i/>
-          <w:color w:val="548DD4" w:themeColor="text2" w:themeTint="99"/>
-        </w:rPr>
         <w:t>如果用例用存在较多游标也可以直接调用连接sdb.closeAllCursor()方法</w:t>
       </w:r>
     </w:p>
     <w:p>
       <w:pPr>
         <w:rPr>
-          <w:rFonts w:hint="eastAsia"/>
           <w:i/>
         </w:rPr>
       </w:pPr>
@@ -5758,7 +5742,7 @@
       <w:pPr>
         <w:pStyle w:val="PlainText"/>
         <w:rPr>
-          <w:rFonts w:hAnsi="宋体" w:cs="宋体" w:hint="eastAsia"/>
+          <w:rFonts w:hAnsi="宋体" w:cs="宋体"/>
         </w:rPr>
       </w:pPr>
       <w:r>
@@ -5779,7 +5763,7 @@
         <w:pStyle w:val="PlainText"/>
         <w:ind w:left="360"/>
         <w:rPr>
-          <w:rFonts w:hAnsi="宋体" w:cs="宋体" w:hint="eastAsia"/>
+          <w:rFonts w:hAnsi="宋体" w:cs="宋体"/>
           <w:i/>
           <w:color w:val="548DD4" w:themeColor="text2" w:themeTint="99"/>
         </w:rPr>
@@ -5798,7 +5782,7 @@
         <w:pStyle w:val="PlainText"/>
         <w:ind w:left="360"/>
         <w:rPr>
-          <w:rFonts w:hAnsi="宋体" w:cs="宋体" w:hint="eastAsia"/>
+          <w:rFonts w:hAnsi="宋体" w:cs="宋体"/>
           <w:i/>
           <w:color w:val="548DD4" w:themeColor="text2" w:themeTint="99"/>
         </w:rPr>
@@ -5817,12 +5801,13 @@
         <w:pStyle w:val="PlainText"/>
         <w:ind w:left="360"/>
         <w:rPr>
-          <w:rFonts w:hAnsi="宋体" w:cs="宋体" w:hint="eastAsia"/>
-        </w:rPr>
-      </w:pPr>
-      <w:r>
-        <w:rPr>
           <w:rFonts w:hAnsi="宋体" w:cs="宋体"/>
+        </w:rPr>
+      </w:pPr>
+      <w:r>
+        <w:rPr>
+          <w:rFonts w:hAnsi="宋体" w:cs="宋体"/>
+          <w:noProof/>
         </w:rPr>
         <w:lastRenderedPageBreak/>
         <w:drawing>
@@ -5877,12 +5862,13 @@
         <w:pStyle w:val="PlainText"/>
         <w:ind w:left="360"/>
         <w:rPr>
-          <w:rFonts w:hAnsi="宋体" w:cs="宋体" w:hint="eastAsia"/>
-        </w:rPr>
-      </w:pPr>
-      <w:r>
-        <w:rPr>
           <w:rFonts w:hAnsi="宋体" w:cs="宋体"/>
+        </w:rPr>
+      </w:pPr>
+      <w:r>
+        <w:rPr>
+          <w:rFonts w:hAnsi="宋体" w:cs="宋体"/>
+          <w:noProof/>
         </w:rPr>
         <w:drawing>
           <wp:inline distT="0" distB="0" distL="0" distR="0">
@@ -5934,17 +5920,11 @@
     <w:p>
       <w:pPr>
         <w:rPr>
-          <w:rFonts w:hint="eastAsia"/>
-          <w:i/>
-        </w:rPr>
-      </w:pPr>
-    </w:p>
-    <w:p>
-      <w:pPr>
-        <w:rPr>
-          <w:rFonts w:hint="eastAsia"/>
-        </w:rPr>
-      </w:pPr>
+          <w:i/>
+        </w:rPr>
+      </w:pPr>
+    </w:p>
+    <w:p>
       <w:r>
         <w:rPr>
           <w:rFonts w:hint="eastAsia"/>
@@ -5974,9 +5954,6 @@
       <w:pPr>
         <w:pStyle w:val="ListParagraph"/>
         <w:ind w:left="360" w:firstLineChars="0" w:firstLine="0"/>
-        <w:rPr>
-          <w:rFonts w:hint="eastAsia"/>
-        </w:rPr>
       </w:pPr>
       <w:r>
         <w:rPr>
@@ -6070,7 +6047,6 @@
         </w:numPr>
         <w:ind w:firstLineChars="0"/>
         <w:rPr>
-          <w:rFonts w:hint="eastAsia"/>
           <w:i/>
           <w:color w:val="548DD4" w:themeColor="text2" w:themeTint="99"/>
         </w:rPr>
@@ -6088,11 +6064,11 @@
       <w:pPr>
         <w:pStyle w:val="ListParagraph"/>
         <w:ind w:left="360" w:firstLineChars="0" w:firstLine="0"/>
-        <w:rPr>
-          <w:rFonts w:hint="eastAsia"/>
-        </w:rPr>
-      </w:pPr>
-      <w:r>
+      </w:pPr>
+      <w:r>
+        <w:rPr>
+          <w:noProof/>
+        </w:rPr>
         <w:drawing>
           <wp:inline distT="0" distB="0" distL="0" distR="0">
             <wp:extent cx="4921358" cy="1584960"/>
@@ -6140,26 +6116,9 @@
         </w:drawing>
       </w:r>
     </w:p>
-    <w:p>
-      <w:pPr>
-        <w:rPr>
-          <w:rFonts w:hint="eastAsia"/>
-        </w:rPr>
-      </w:pPr>
-    </w:p>
-    <w:p>
-      <w:pPr>
-        <w:rPr>
-          <w:rFonts w:hint="eastAsia"/>
-        </w:rPr>
-      </w:pPr>
-    </w:p>
-    <w:p>
-      <w:pPr>
-        <w:rPr>
-          <w:rFonts w:hint="eastAsia"/>
-        </w:rPr>
-      </w:pPr>
+    <w:p/>
+    <w:p/>
+    <w:p>
       <w:r>
         <w:rPr>
           <w:rFonts w:hint="eastAsia"/>
@@ -6190,7 +6149,6 @@
         <w:pStyle w:val="ListParagraph"/>
         <w:ind w:left="360" w:firstLineChars="0" w:firstLine="0"/>
         <w:rPr>
-          <w:rFonts w:hint="eastAsia"/>
           <w:i/>
           <w:color w:val="548DD4" w:themeColor="text2" w:themeTint="99"/>
         </w:rPr>
@@ -6240,7 +6198,7 @@
               <w:pStyle w:val="HTMLPreformatted"/>
               <w:shd w:val="clear" w:color="auto" w:fill="FFFFFF"/>
               <w:rPr>
-                <w:rFonts w:ascii="Courier New" w:hAnsi="Courier New" w:cs="Courier New" w:hint="eastAsia"/>
+                <w:rFonts w:ascii="Courier New" w:hAnsi="Courier New" w:cs="Courier New"/>
                 <w:color w:val="000000"/>
                 <w:sz w:val="23"/>
                 <w:szCs w:val="23"/>
@@ -6333,19 +6291,8 @@
         </w:tc>
       </w:tr>
     </w:tbl>
-    <w:p>
-      <w:pPr>
-        <w:rPr>
-          <w:rFonts w:hint="eastAsia"/>
-        </w:rPr>
-      </w:pPr>
-    </w:p>
-    <w:p>
-      <w:pPr>
-        <w:rPr>
-          <w:rFonts w:hint="eastAsia"/>
-        </w:rPr>
-      </w:pPr>
+    <w:p/>
+    <w:p>
       <w:r>
         <w:rPr>
           <w:rFonts w:hint="eastAsia"/>
@@ -6368,7 +6315,6 @@
     <w:p>
       <w:pPr>
         <w:rPr>
-          <w:rFonts w:hint="eastAsia"/>
           <w:i/>
           <w:color w:val="548DD4" w:themeColor="text2" w:themeTint="99"/>
         </w:rPr>
@@ -6444,26 +6390,9 @@
         <w:t>对象。</w:t>
       </w:r>
     </w:p>
-    <w:p>
-      <w:pPr>
-        <w:rPr>
-          <w:rFonts w:hint="eastAsia"/>
-        </w:rPr>
-      </w:pPr>
-    </w:p>
-    <w:p>
-      <w:pPr>
-        <w:rPr>
-          <w:rFonts w:hint="eastAsia"/>
-        </w:rPr>
-      </w:pPr>
-    </w:p>
-    <w:p>
-      <w:pPr>
-        <w:rPr>
-          <w:rFonts w:hint="eastAsia"/>
-        </w:rPr>
-      </w:pPr>
+    <w:p/>
+    <w:p/>
+    <w:p>
       <w:r>
         <w:rPr>
           <w:rFonts w:hint="eastAsia"/>
@@ -6494,7 +6423,6 @@
       <w:pPr>
         <w:ind w:left="360"/>
         <w:rPr>
-          <w:rFonts w:hint="eastAsia"/>
           <w:i/>
           <w:color w:val="548DD4" w:themeColor="text2" w:themeTint="99"/>
         </w:rPr>
@@ -6508,19 +6436,8 @@
         <w:t>因为对数据库操作的代码，每一个操作都有可能会抛出异常，代码中必须捕获异常</w:t>
       </w:r>
     </w:p>
-    <w:p>
-      <w:pPr>
-        <w:rPr>
-          <w:rFonts w:hint="eastAsia"/>
-        </w:rPr>
-      </w:pPr>
-    </w:p>
-    <w:p>
-      <w:pPr>
-        <w:rPr>
-          <w:rFonts w:hint="eastAsia"/>
-        </w:rPr>
-      </w:pPr>
+    <w:p/>
+    <w:p>
       <w:r>
         <w:rPr>
           <w:rFonts w:hint="eastAsia"/>
@@ -6556,9 +6473,6 @@
       <w:pPr>
         <w:pStyle w:val="ListParagraph"/>
         <w:ind w:left="360" w:firstLineChars="0" w:firstLine="0"/>
-        <w:rPr>
-          <w:rFonts w:hint="eastAsia"/>
-        </w:rPr>
       </w:pPr>
       <w:r>
         <w:rPr>
@@ -6598,9 +6512,6 @@
       <w:pPr>
         <w:pStyle w:val="ListParagraph"/>
         <w:ind w:left="360" w:firstLineChars="0" w:firstLine="0"/>
-        <w:rPr>
-          <w:rFonts w:hint="eastAsia"/>
-        </w:rPr>
       </w:pPr>
       <w:r>
         <w:rPr>
@@ -6663,7 +6574,6 @@
         </w:numPr>
         <w:ind w:firstLineChars="0"/>
         <w:rPr>
-          <w:rFonts w:hint="eastAsia"/>
           <w:i/>
           <w:color w:val="548DD4" w:themeColor="text2" w:themeTint="99"/>
         </w:rPr>
@@ -6733,6 +6643,7 @@
         </w:numPr>
         <w:ind w:firstLineChars="0"/>
         <w:rPr>
+          <w:rFonts w:hint="eastAsia"/>
           <w:i/>
           <w:color w:val="548DD4" w:themeColor="text2" w:themeTint="99"/>
         </w:rPr>
@@ -6783,6 +6694,162 @@
           <w:color w:val="548DD4" w:themeColor="text2" w:themeTint="99"/>
         </w:rPr>
         <w:t>方法</w:t>
+      </w:r>
+    </w:p>
+    <w:p>
+      <w:pPr>
+        <w:rPr>
+          <w:rFonts w:hint="eastAsia"/>
+        </w:rPr>
+      </w:pPr>
+      <w:r>
+        <w:rPr>
+          <w:rFonts w:hint="eastAsia"/>
+        </w:rPr>
+        <w:t>20</w:t>
+      </w:r>
+      <w:r>
+        <w:rPr>
+          <w:rFonts w:hint="eastAsia"/>
+        </w:rPr>
+        <w:t>、</w:t>
+      </w:r>
+      <w:r>
+        <w:rPr>
+          <w:rFonts w:hint="eastAsia"/>
+        </w:rPr>
+        <w:t>在使用</w:t>
+      </w:r>
+      <w:r>
+        <w:rPr>
+          <w:rFonts w:hint="eastAsia"/>
+        </w:rPr>
+        <w:t>List</w:t>
+      </w:r>
+      <w:r>
+        <w:rPr>
+          <w:rFonts w:hint="eastAsia"/>
+        </w:rPr>
+        <w:t>比较结果时，需考虑返回的</w:t>
+      </w:r>
+      <w:r>
+        <w:rPr>
+          <w:rFonts w:hint="eastAsia"/>
+        </w:rPr>
+        <w:t>list</w:t>
+      </w:r>
+      <w:r>
+        <w:rPr>
+          <w:rFonts w:hint="eastAsia"/>
+        </w:rPr>
+        <w:t>集合是否是有序的</w:t>
+      </w:r>
+    </w:p>
+    <w:p>
+      <w:pPr>
+        <w:rPr>
+          <w:rFonts w:hint="eastAsia"/>
+        </w:rPr>
+      </w:pPr>
+      <w:r>
+        <w:rPr>
+          <w:rFonts w:hint="eastAsia"/>
+        </w:rPr>
+        <w:t>21</w:t>
+      </w:r>
+      <w:r>
+        <w:rPr>
+          <w:rFonts w:hint="eastAsia"/>
+        </w:rPr>
+        <w:t>、</w:t>
+      </w:r>
+      <w:r>
+        <w:rPr>
+          <w:rFonts w:hint="eastAsia"/>
+        </w:rPr>
+        <w:t>查询时的弱一致性问题，用例未指定测主备一致性问题时，读取记录优先从主</w:t>
+      </w:r>
+    </w:p>
+    <w:p>
+      <w:pPr>
+        <w:rPr>
+          <w:rFonts w:hint="eastAsia"/>
+        </w:rPr>
+      </w:pPr>
+      <w:r>
+        <w:rPr>
+          <w:rFonts w:hint="eastAsia"/>
+        </w:rPr>
+        <w:t>22</w:t>
+      </w:r>
+      <w:r>
+        <w:rPr>
+          <w:rFonts w:hint="eastAsia"/>
+        </w:rPr>
+        <w:t>、</w:t>
+      </w:r>
+      <w:r>
+        <w:rPr>
+          <w:rFonts w:hint="eastAsia"/>
+        </w:rPr>
+        <w:t>测主备节点最终数据一致时，需考虑循环多次且使用</w:t>
+      </w:r>
+      <w:r>
+        <w:rPr>
+          <w:rFonts w:hint="eastAsia"/>
+        </w:rPr>
+        <w:t>sleep</w:t>
+      </w:r>
+      <w:r>
+        <w:rPr>
+          <w:rFonts w:hint="eastAsia"/>
+        </w:rPr>
+        <w:t>确保备节点有足够的时间同步主节点的记录</w:t>
+      </w:r>
+    </w:p>
+    <w:p>
+      <w:pPr>
+        <w:rPr>
+          <w:rFonts w:hint="eastAsia"/>
+        </w:rPr>
+      </w:pPr>
+      <w:r>
+        <w:rPr>
+          <w:rFonts w:hint="eastAsia"/>
+        </w:rPr>
+        <w:t>23</w:t>
+      </w:r>
+      <w:r>
+        <w:rPr>
+          <w:rFonts w:hint="eastAsia"/>
+        </w:rPr>
+        <w:t>、</w:t>
+      </w:r>
+      <w:r>
+        <w:rPr>
+          <w:rFonts w:hint="eastAsia"/>
+        </w:rPr>
+        <w:t>压缩相关用例需考虑构建压缩字典的时间</w:t>
+      </w:r>
+    </w:p>
+    <w:p>
+      <w:r>
+        <w:rPr>
+          <w:rFonts w:hint="eastAsia"/>
+        </w:rPr>
+        <w:t>24</w:t>
+      </w:r>
+      <w:r>
+        <w:rPr>
+          <w:rFonts w:hint="eastAsia"/>
+        </w:rPr>
+        <w:t>、</w:t>
+      </w:r>
+      <w:r>
+        <w:rPr>
+          <w:rFonts w:hint="eastAsia"/>
+        </w:rPr>
+        <w:t>查询时无特殊情况均使用带条件查询，避免其他用例残留受影响</w:t>
       </w:r>
     </w:p>
     <w:sectPr>
@@ -8202,7 +8269,7 @@
         <a:sysClr val="windowText" lastClr="000000"/>
       </a:dk1>
       <a:lt1>
-        <a:sysClr val="window" lastClr="C0DCC0"/>
+        <a:sysClr val="window" lastClr="FFFFFF"/>
       </a:lt1>
       <a:dk2>
         <a:srgbClr val="1F497D"/>

--- a/internal_doc/09.规范模板/JAVA测试用例编写规范.docx
+++ b/internal_doc/09.规范模板/JAVA测试用例编写规范.docx
@@ -507,7 +507,7 @@
           <v:shape id="_x0000_i1025" type="#_x0000_t75" style="width:76.5pt;height:48pt" o:ole="">
             <v:imagedata r:id="rId9" o:title=""/>
           </v:shape>
-          <o:OLEObject Type="Embed" ProgID="Package" ShapeID="_x0000_i1025" DrawAspect="Icon" ObjectID="_1571724999" r:id="rId10"/>
+          <o:OLEObject Type="Embed" ProgID="Package" ShapeID="_x0000_i1025" DrawAspect="Icon" ObjectID="_1602587934" r:id="rId10"/>
         </w:object>
       </w:r>
     </w:p>
@@ -621,7 +621,7 @@
           <v:shape id="_x0000_i1026" type="#_x0000_t75" style="width:76.5pt;height:48pt" o:ole="">
             <v:imagedata r:id="rId12" o:title=""/>
           </v:shape>
-          <o:OLEObject Type="Embed" ProgID="Package" ShapeID="_x0000_i1026" DrawAspect="Icon" ObjectID="_1571725000" r:id="rId13"/>
+          <o:OLEObject Type="Embed" ProgID="Package" ShapeID="_x0000_i1026" DrawAspect="Icon" ObjectID="_1602587935" r:id="rId13"/>
         </w:object>
       </w:r>
     </w:p>
@@ -762,7 +762,7 @@
                 <v:shape id="_x0000_i1027" type="#_x0000_t75" style="width:197.25pt;height:126pt" o:ole="">
                   <v:imagedata r:id="rId14" o:title=""/>
                 </v:shape>
-                <o:OLEObject Type="Embed" ProgID="Picture.PicObj.1" ShapeID="_x0000_i1027" DrawAspect="Content" ObjectID="_1571725001" r:id="rId15"/>
+                <o:OLEObject Type="Embed" ProgID="Picture.PicObj.1" ShapeID="_x0000_i1027" DrawAspect="Content" ObjectID="_1602587936" r:id="rId15"/>
               </w:object>
             </w:r>
           </w:p>
@@ -794,7 +794,7 @@
                 <v:shape id="_x0000_i1028" type="#_x0000_t75" style="width:212.25pt;height:97.5pt" o:ole="">
                   <v:imagedata r:id="rId16" o:title=""/>
                 </v:shape>
-                <o:OLEObject Type="Embed" ProgID="Picture.PicObj.1" ShapeID="_x0000_i1028" DrawAspect="Content" ObjectID="_1571725002" r:id="rId17"/>
+                <o:OLEObject Type="Embed" ProgID="Picture.PicObj.1" ShapeID="_x0000_i1028" DrawAspect="Content" ObjectID="_1602587937" r:id="rId17"/>
               </w:object>
             </w:r>
           </w:p>
@@ -3018,24 +3018,39 @@
           <w:numId w:val="1"/>
         </w:numPr>
         <w:ind w:firstLineChars="0"/>
-      </w:pPr>
-      <w:r>
-        <w:rPr>
-          <w:rFonts w:hint="eastAsia"/>
-        </w:rPr>
-        <w:t>每个用例中需要在开始和结束打印用例名和时间。</w:t>
-      </w:r>
-    </w:p>
-    <w:p>
-      <w:pPr>
-        <w:pStyle w:val="ListParagraph"/>
-        <w:ind w:left="360" w:firstLineChars="0" w:firstLine="0"/>
-      </w:pPr>
-      <w:r>
-        <w:rPr>
-          <w:rFonts w:hint="eastAsia"/>
-        </w:rPr>
-        <w:t>开始打印放在</w:t>
+        <w:rPr>
+          <w:rFonts w:hint="eastAsia"/>
+        </w:rPr>
+      </w:pPr>
+      <w:r>
+        <w:rPr>
+          <w:rFonts w:hint="eastAsia"/>
+        </w:rPr>
+        <w:t>每个用例中需要在</w:t>
+      </w:r>
+      <w:r>
+        <w:rPr>
+          <w:rFonts w:hint="eastAsia"/>
+        </w:rPr>
+        <w:t>setUp()</w:t>
+      </w:r>
+      <w:r>
+        <w:rPr>
+          <w:rFonts w:hint="eastAsia"/>
+        </w:rPr>
+        <w:t>和</w:t>
+      </w:r>
+      <w:r>
+        <w:rPr>
+          <w:rFonts w:hint="eastAsia"/>
+        </w:rPr>
+        <w:t>tearDown()</w:t>
+      </w:r>
+      <w:r>
+        <w:rPr>
+          <w:rFonts w:hint="eastAsia"/>
+        </w:rPr>
+        <w:t>增加</w:t>
       </w:r>
       <w:r>
         <w:rPr>
@@ -3047,19 +3062,7 @@
         <w:rPr>
           <w:rFonts w:hint="eastAsia"/>
         </w:rPr>
-        <w:t>方法的第一行</w:t>
-      </w:r>
-    </w:p>
-    <w:p>
-      <w:pPr>
-        <w:pStyle w:val="ListParagraph"/>
-        <w:ind w:left="360" w:firstLineChars="0" w:firstLine="0"/>
-      </w:pPr>
-      <w:r>
-        <w:rPr>
-          <w:rFonts w:hint="eastAsia"/>
-        </w:rPr>
-        <w:t>结束打印要放在</w:t>
+        <w:t>和</w:t>
       </w:r>
       <w:r>
         <w:rPr>
@@ -3071,239 +3074,7 @@
         <w:rPr>
           <w:rFonts w:hint="eastAsia"/>
         </w:rPr>
-        <w:t>方法的</w:t>
-      </w:r>
-      <w:r>
-        <w:rPr>
-          <w:rFonts w:hint="eastAsia"/>
-        </w:rPr>
-        <w:t>finally</w:t>
-      </w:r>
-      <w:r>
-        <w:rPr>
-          <w:rFonts w:hint="eastAsia"/>
-        </w:rPr>
-        <w:t>代码块中，不要放在</w:t>
-      </w:r>
-      <w:r>
-        <w:rPr>
-          <w:rFonts w:hint="eastAsia"/>
-        </w:rPr>
-        <w:t>try</w:t>
-      </w:r>
-      <w:r>
-        <w:rPr>
-          <w:rFonts w:hint="eastAsia"/>
-        </w:rPr>
-        <w:t>部分</w:t>
-      </w:r>
-    </w:p>
-    <w:p>
-      <w:r>
-        <w:rPr>
-          <w:rFonts w:hint="eastAsia"/>
-        </w:rPr>
-        <w:t>打印代码可参考如下：</w:t>
-      </w:r>
-    </w:p>
-    <w:p>
-      <w:pPr>
-        <w:autoSpaceDE w:val="0"/>
-        <w:autoSpaceDN w:val="0"/>
-        <w:adjustRightInd w:val="0"/>
-        <w:jc w:val="left"/>
-        <w:rPr>
-          <w:rFonts w:ascii="Courier New" w:hAnsi="Courier New" w:cs="Courier New"/>
-          <w:kern w:val="0"/>
-          <w:sz w:val="24"/>
-          <w:szCs w:val="24"/>
-        </w:rPr>
-      </w:pPr>
-      <w:r>
-        <w:rPr>
-          <w:rFonts w:ascii="Courier New" w:hAnsi="Courier New" w:cs="Courier New"/>
-          <w:color w:val="000000"/>
-          <w:kern w:val="0"/>
-          <w:sz w:val="24"/>
-          <w:szCs w:val="24"/>
-        </w:rPr>
-        <w:t>System.</w:t>
-      </w:r>
-      <w:r>
-        <w:rPr>
-          <w:rFonts w:ascii="Courier New" w:hAnsi="Courier New" w:cs="Courier New"/>
-          <w:b/>
-          <w:bCs/>
-          <w:i/>
-          <w:iCs/>
-          <w:color w:val="0000C0"/>
-          <w:kern w:val="0"/>
-          <w:sz w:val="24"/>
-          <w:szCs w:val="24"/>
-        </w:rPr>
-        <w:t>out</w:t>
-      </w:r>
-      <w:r>
-        <w:rPr>
-          <w:rFonts w:ascii="Courier New" w:hAnsi="Courier New" w:cs="Courier New"/>
-          <w:color w:val="000000"/>
-          <w:kern w:val="0"/>
-          <w:sz w:val="24"/>
-          <w:szCs w:val="24"/>
-        </w:rPr>
-        <w:t>.println(</w:t>
-      </w:r>
-      <w:r>
-        <w:rPr>
-          <w:rFonts w:ascii="Courier New" w:hAnsi="Courier New" w:cs="Courier New"/>
-          <w:b/>
-          <w:bCs/>
-          <w:color w:val="7F0055"/>
-          <w:kern w:val="0"/>
-          <w:sz w:val="24"/>
-          <w:szCs w:val="24"/>
-        </w:rPr>
-        <w:t>this</w:t>
-      </w:r>
-      <w:r>
-        <w:rPr>
-          <w:rFonts w:ascii="Courier New" w:hAnsi="Courier New" w:cs="Courier New"/>
-          <w:color w:val="000000"/>
-          <w:kern w:val="0"/>
-          <w:sz w:val="24"/>
-          <w:szCs w:val="24"/>
-        </w:rPr>
-        <w:t>.getClass().getName()+</w:t>
-      </w:r>
-      <w:r>
-        <w:rPr>
-          <w:rFonts w:ascii="Courier New" w:hAnsi="Courier New" w:cs="Courier New"/>
-          <w:color w:val="2A00FF"/>
-          <w:kern w:val="0"/>
-          <w:sz w:val="24"/>
-          <w:szCs w:val="24"/>
-        </w:rPr>
-        <w:t>" begin at "</w:t>
-      </w:r>
-    </w:p>
-    <w:p>
-      <w:pPr>
-        <w:autoSpaceDE w:val="0"/>
-        <w:autoSpaceDN w:val="0"/>
-        <w:adjustRightInd w:val="0"/>
-        <w:jc w:val="left"/>
-        <w:rPr>
-          <w:rFonts w:ascii="Courier New" w:hAnsi="Courier New" w:cs="Courier New"/>
-          <w:color w:val="000000"/>
-          <w:kern w:val="0"/>
-          <w:sz w:val="24"/>
-          <w:szCs w:val="24"/>
-        </w:rPr>
-      </w:pPr>
-      <w:r>
-        <w:rPr>
-          <w:rFonts w:ascii="Courier New" w:hAnsi="Courier New" w:cs="Courier New"/>
-          <w:color w:val="000000"/>
-          <w:kern w:val="0"/>
-          <w:sz w:val="24"/>
-          <w:szCs w:val="24"/>
-        </w:rPr>
-        <w:tab/>
-      </w:r>
-      <w:r>
-        <w:rPr>
-          <w:rFonts w:ascii="Courier New" w:hAnsi="Courier New" w:cs="Courier New"/>
-          <w:color w:val="000000"/>
-          <w:kern w:val="0"/>
-          <w:sz w:val="24"/>
-          <w:szCs w:val="24"/>
-        </w:rPr>
-        <w:tab/>
-      </w:r>
-      <w:r>
-        <w:rPr>
-          <w:rFonts w:ascii="Courier New" w:hAnsi="Courier New" w:cs="Courier New"/>
-          <w:color w:val="000000"/>
-          <w:kern w:val="0"/>
-          <w:sz w:val="24"/>
-          <w:szCs w:val="24"/>
-        </w:rPr>
-        <w:tab/>
-      </w:r>
-      <w:r>
-        <w:rPr>
-          <w:rFonts w:ascii="Courier New" w:hAnsi="Courier New" w:cs="Courier New"/>
-          <w:color w:val="000000"/>
-          <w:kern w:val="0"/>
-          <w:sz w:val="24"/>
-          <w:szCs w:val="24"/>
-        </w:rPr>
-        <w:tab/>
-        <w:t>+</w:t>
-      </w:r>
-      <w:r>
-        <w:rPr>
-          <w:rFonts w:ascii="Courier New" w:hAnsi="Courier New" w:cs="Courier New"/>
-          <w:b/>
-          <w:bCs/>
-          <w:color w:val="7F0055"/>
-          <w:kern w:val="0"/>
-          <w:sz w:val="24"/>
-          <w:szCs w:val="24"/>
-        </w:rPr>
-        <w:t>new</w:t>
-      </w:r>
-      <w:r>
-        <w:rPr>
-          <w:rFonts w:ascii="Courier New" w:hAnsi="Courier New" w:cs="Courier New"/>
-          <w:color w:val="000000"/>
-          <w:kern w:val="0"/>
-          <w:sz w:val="24"/>
-          <w:szCs w:val="24"/>
-        </w:rPr>
-        <w:t xml:space="preserve"> SimpleDateFormat(</w:t>
-      </w:r>
-      <w:r>
-        <w:rPr>
-          <w:rFonts w:ascii="Courier New" w:hAnsi="Courier New" w:cs="Courier New"/>
-          <w:color w:val="2A00FF"/>
-          <w:kern w:val="0"/>
-          <w:sz w:val="24"/>
-          <w:szCs w:val="24"/>
-        </w:rPr>
-        <w:t>"yyyy-MM-dd HH:mm:ss:S"</w:t>
-      </w:r>
-      <w:r>
-        <w:rPr>
-          <w:rFonts w:ascii="Courier New" w:hAnsi="Courier New" w:cs="Courier New"/>
-          <w:color w:val="000000"/>
-          <w:kern w:val="0"/>
-          <w:sz w:val="24"/>
-          <w:szCs w:val="24"/>
-        </w:rPr>
-        <w:t>).format(</w:t>
-      </w:r>
-      <w:r>
-        <w:rPr>
-          <w:rFonts w:ascii="Courier New" w:hAnsi="Courier New" w:cs="Courier New"/>
-          <w:b/>
-          <w:bCs/>
-          <w:color w:val="7F0055"/>
-          <w:kern w:val="0"/>
-          <w:sz w:val="24"/>
-          <w:szCs w:val="24"/>
-        </w:rPr>
-        <w:t>new</w:t>
-      </w:r>
-      <w:r>
-        <w:rPr>
-          <w:rFonts w:ascii="Courier New" w:hAnsi="Courier New" w:cs="Courier New"/>
-          <w:color w:val="000000"/>
-          <w:kern w:val="0"/>
-          <w:sz w:val="24"/>
-          <w:szCs w:val="24"/>
-        </w:rPr>
-        <w:t xml:space="preserve"> Date()));</w:t>
+        <w:t>。</w:t>
       </w:r>
     </w:p>
     <w:p>
@@ -3325,7 +3096,7 @@
           <w:sz w:val="18"/>
           <w:szCs w:val="18"/>
         </w:rPr>
-        <w:t>CI</w:t>
+        <w:t>使用了监听器，由于监听器是针对</w:t>
       </w:r>
       <w:r>
         <w:rPr>
@@ -3335,7 +3106,77 @@
           <w:sz w:val="18"/>
           <w:szCs w:val="18"/>
         </w:rPr>
-        <w:t>在执行过程中会产生大量的用例打印信息，通过添加如上打印信息可以锁定特定用例的打印信息，有助于在用例执行失败时定位问题。</w:t>
+        <w:t>class</w:t>
+      </w:r>
+      <w:r>
+        <w:rPr>
+          <w:rFonts w:hint="eastAsia"/>
+          <w:i/>
+          <w:color w:val="0070C0"/>
+          <w:sz w:val="18"/>
+          <w:szCs w:val="18"/>
+        </w:rPr>
+        <w:t>，如果配置为</w:t>
+      </w:r>
+      <w:r>
+        <w:rPr>
+          <w:rFonts w:hint="eastAsia"/>
+          <w:i/>
+          <w:color w:val="0070C0"/>
+          <w:sz w:val="18"/>
+          <w:szCs w:val="18"/>
+        </w:rPr>
+        <w:t>@BeforeTest</w:t>
+      </w:r>
+      <w:r>
+        <w:rPr>
+          <w:rFonts w:hint="eastAsia"/>
+          <w:i/>
+          <w:color w:val="0070C0"/>
+          <w:sz w:val="18"/>
+          <w:szCs w:val="18"/>
+        </w:rPr>
+        <w:t>会导致串行配置失效</w:t>
+      </w:r>
+      <w:r>
+        <w:rPr>
+          <w:rFonts w:hint="eastAsia"/>
+          <w:i/>
+          <w:color w:val="0070C0"/>
+          <w:sz w:val="18"/>
+          <w:szCs w:val="18"/>
+        </w:rPr>
+        <w:t>，如配置线程数为</w:t>
+      </w:r>
+      <w:r>
+        <w:rPr>
+          <w:rFonts w:hint="eastAsia"/>
+          <w:i/>
+          <w:color w:val="0070C0"/>
+          <w:sz w:val="18"/>
+          <w:szCs w:val="18"/>
+        </w:rPr>
+        <w:t>1</w:t>
+      </w:r>
+      <w:r>
+        <w:rPr>
+          <w:rFonts w:hint="eastAsia"/>
+          <w:i/>
+          <w:color w:val="0070C0"/>
+          <w:sz w:val="18"/>
+          <w:szCs w:val="18"/>
+        </w:rPr>
+        <w:t>，默认仍然是并发执行，需要配置为</w:t>
+      </w:r>
+      <w:r>
+        <w:rPr>
+          <w:rFonts w:hint="eastAsia"/>
+          <w:i/>
+          <w:color w:val="0070C0"/>
+          <w:sz w:val="18"/>
+          <w:szCs w:val="18"/>
+        </w:rPr>
+        <w:t>beforeClass</w:t>
       </w:r>
     </w:p>
     <w:p/>
@@ -4437,7 +4278,6 @@
               <w:rPr>
                 <w:rFonts w:hint="eastAsia"/>
               </w:rPr>
-              <w:lastRenderedPageBreak/>
               <w:t>正确的</w:t>
             </w:r>
           </w:p>
@@ -4617,6 +4457,7 @@
               <w:rPr>
                 <w:rFonts w:hint="eastAsia"/>
               </w:rPr>
+              <w:lastRenderedPageBreak/>
               <w:t xml:space="preserve">    </w:t>
             </w:r>
             <w:r>
@@ -4826,6 +4667,7 @@
               <w:jc w:val="left"/>
             </w:pPr>
             <w:r>
+              <w:lastRenderedPageBreak/>
               <w:t>W</w:t>
             </w:r>
             <w:r>
@@ -4923,6 +4765,7 @@
               <w:rPr>
                 <w:rFonts w:hint="eastAsia"/>
               </w:rPr>
+              <w:lastRenderedPageBreak/>
               <w:t xml:space="preserve">       } catch(</w:t>
             </w:r>
             <w:r>
@@ -5237,7 +5080,13 @@
         <w:rPr>
           <w:rFonts w:hint="eastAsia"/>
         </w:rPr>
-        <w:t>12、数据库的连接一定要记得关闭，</w:t>
+        <w:t>12</w:t>
+      </w:r>
+      <w:r>
+        <w:rPr>
+          <w:rFonts w:hint="eastAsia"/>
+        </w:rPr>
+        <w:t>、数据库的连接一定要记得关闭，</w:t>
       </w:r>
       <w:r>
         <w:rPr>
@@ -5665,7 +5514,83 @@
         </w:tc>
       </w:tr>
     </w:tbl>
-    <w:p/>
+    <w:p>
+      <w:pPr>
+        <w:rPr>
+          <w:rFonts w:hint="eastAsia"/>
+        </w:rPr>
+      </w:pPr>
+      <w:r>
+        <w:rPr>
+          <w:rFonts w:hint="eastAsia"/>
+        </w:rPr>
+        <w:t>建议使用</w:t>
+      </w:r>
+      <w:r>
+        <w:rPr>
+          <w:rFonts w:hint="eastAsia"/>
+        </w:rPr>
+        <w:t>jdk1.7</w:t>
+      </w:r>
+      <w:r>
+        <w:rPr>
+          <w:rFonts w:hint="eastAsia"/>
+        </w:rPr>
+        <w:t>自动释放资源特性，参考代码如下：</w:t>
+      </w:r>
+    </w:p>
+    <w:p>
+      <w:r>
+        <w:rPr>
+          <w:noProof/>
+        </w:rPr>
+        <w:drawing>
+          <wp:inline distT="0" distB="0" distL="0" distR="0">
+            <wp:extent cx="5274310" cy="839365"/>
+            <wp:effectExtent l="19050" t="0" r="2540" b="0"/>
+            <wp:docPr id="7" name="Picture 5"/>
+            <wp:cNvGraphicFramePr>
+              <a:graphicFrameLocks xmlns:a="http://schemas.openxmlformats.org/drawingml/2006/main" noChangeAspect="1"/>
+            </wp:cNvGraphicFramePr>
+            <a:graphic xmlns:a="http://schemas.openxmlformats.org/drawingml/2006/main">
+              <a:graphicData uri="http://schemas.openxmlformats.org/drawingml/2006/picture">
+                <pic:pic xmlns:pic="http://schemas.openxmlformats.org/drawingml/2006/picture">
+                  <pic:nvPicPr>
+                    <pic:cNvPr id="0" name="Picture 5"/>
+                    <pic:cNvPicPr>
+                      <a:picLocks noChangeAspect="1" noChangeArrowheads="1"/>
+                    </pic:cNvPicPr>
+                  </pic:nvPicPr>
+                  <pic:blipFill>
+                    <a:blip r:embed="rId19"/>
+                    <a:srcRect/>
+                    <a:stretch>
+                      <a:fillRect/>
+                    </a:stretch>
+                  </pic:blipFill>
+                  <pic:spPr bwMode="auto">
+                    <a:xfrm>
+                      <a:off x="0" y="0"/>
+                      <a:ext cx="5274310" cy="839365"/>
+                    </a:xfrm>
+                    <a:prstGeom prst="rect">
+                      <a:avLst/>
+                    </a:prstGeom>
+                    <a:noFill/>
+                    <a:ln w="9525">
+                      <a:noFill/>
+                      <a:miter lim="800000"/>
+                      <a:headEnd/>
+                      <a:tailEnd/>
+                    </a:ln>
+                  </pic:spPr>
+                </pic:pic>
+              </a:graphicData>
+            </a:graphic>
+          </wp:inline>
+        </w:drawing>
+      </w:r>
+    </w:p>
     <w:p>
       <w:pPr>
         <w:rPr>
@@ -5828,7 +5753,7 @@
                     </pic:cNvPicPr>
                   </pic:nvPicPr>
                   <pic:blipFill>
-                    <a:blip r:embed="rId19"/>
+                    <a:blip r:embed="rId20"/>
                     <a:srcRect/>
                     <a:stretch>
                       <a:fillRect/>
@@ -5888,7 +5813,7 @@
                     </pic:cNvPicPr>
                   </pic:nvPicPr>
                   <pic:blipFill>
-                    <a:blip r:embed="rId20"/>
+                    <a:blip r:embed="rId21"/>
                     <a:srcRect/>
                     <a:stretch>
                       <a:fillRect/>
@@ -6087,7 +6012,7 @@
                     </pic:cNvPicPr>
                   </pic:nvPicPr>
                   <pic:blipFill>
-                    <a:blip r:embed="rId21"/>
+                    <a:blip r:embed="rId22"/>
                     <a:srcRect/>
                     <a:stretch>
                       <a:fillRect/>
@@ -6418,6 +6343,36 @@
         </w:rPr>
         <w:t>代码块中</w:t>
       </w:r>
+      <w:r>
+        <w:rPr>
+          <w:rFonts w:hint="eastAsia"/>
+        </w:rPr>
+        <w:t>，可以不用</w:t>
+      </w:r>
+      <w:r>
+        <w:rPr>
+          <w:rFonts w:hint="eastAsia"/>
+        </w:rPr>
+        <w:t>catch</w:t>
+      </w:r>
+      <w:r>
+        <w:rPr>
+          <w:rFonts w:hint="eastAsia"/>
+        </w:rPr>
+        <w:t>，由</w:t>
+      </w:r>
+      <w:r>
+        <w:rPr>
+          <w:rFonts w:hint="eastAsia"/>
+        </w:rPr>
+        <w:t>testng</w:t>
+      </w:r>
+      <w:r>
+        <w:rPr>
+          <w:rFonts w:hint="eastAsia"/>
+        </w:rPr>
+        <w:t>框架捕获异常，这样出错栈信息可以定位到具体出错代码位置。</w:t>
+      </w:r>
     </w:p>
     <w:p>
       <w:pPr>
@@ -6509,199 +6464,6 @@
       </w:r>
     </w:p>
     <w:p>
-      <w:pPr>
-        <w:pStyle w:val="ListParagraph"/>
-        <w:ind w:left="360" w:firstLineChars="0" w:firstLine="0"/>
-      </w:pPr>
-      <w:r>
-        <w:rPr>
-          <w:rFonts w:hint="eastAsia"/>
-        </w:rPr>
-        <w:t>但是</w:t>
-      </w:r>
-      <w:r>
-        <w:rPr>
-          <w:rFonts w:hint="eastAsia"/>
-        </w:rPr>
-        <w:t>存在一种情况就是在</w:t>
-      </w:r>
-      <w:r>
-        <w:rPr>
-          <w:rFonts w:hint="eastAsia"/>
-        </w:rPr>
-        <w:t>@</w:t>
-      </w:r>
-      <w:r>
-        <w:t>BeforeClass</w:t>
-      </w:r>
-      <w:r>
-        <w:rPr>
-          <w:rFonts w:hint="eastAsia"/>
-        </w:rPr>
-        <w:t>方法中创建好了</w:t>
-      </w:r>
-      <w:r>
-        <w:rPr>
-          <w:rFonts w:hint="eastAsia"/>
-        </w:rPr>
-        <w:t>CS/CL</w:t>
-      </w:r>
-      <w:r>
-        <w:rPr>
-          <w:rFonts w:hint="eastAsia"/>
-        </w:rPr>
-        <w:t>，然后进行一些操作，这时候操作又跑异常了，这种情况</w:t>
-      </w:r>
-      <w:r>
-        <w:rPr>
-          <w:rFonts w:hint="eastAsia"/>
-        </w:rPr>
-        <w:t>@AfterClass</w:t>
-      </w:r>
-      <w:r>
-        <w:rPr>
-          <w:rFonts w:hint="eastAsia"/>
-        </w:rPr>
-        <w:t>标注的方法是不会执行的，可以采用下面两种方式确保环境能正确清理：</w:t>
-      </w:r>
-    </w:p>
-    <w:p>
-      <w:pPr>
-        <w:pStyle w:val="ListParagraph"/>
-        <w:numPr>
-          <w:ilvl w:val="0"/>
-          <w:numId w:val="9"/>
-        </w:numPr>
-        <w:ind w:firstLineChars="0"/>
-        <w:rPr>
-          <w:i/>
-          <w:color w:val="548DD4" w:themeColor="text2" w:themeTint="99"/>
-        </w:rPr>
-      </w:pPr>
-      <w:r>
-        <w:rPr>
-          <w:rFonts w:hint="eastAsia"/>
-          <w:i/>
-          <w:color w:val="548DD4" w:themeColor="text2" w:themeTint="99"/>
-        </w:rPr>
-        <w:t>在</w:t>
-      </w:r>
-      <w:r>
-        <w:rPr>
-          <w:i/>
-          <w:color w:val="548DD4" w:themeColor="text2" w:themeTint="99"/>
-        </w:rPr>
-        <w:t>@BeforeClass</w:t>
-      </w:r>
-      <w:r>
-        <w:rPr>
-          <w:rFonts w:hint="eastAsia"/>
-          <w:i/>
-          <w:color w:val="548DD4" w:themeColor="text2" w:themeTint="99"/>
-        </w:rPr>
-        <w:t>中创建的代码块的</w:t>
-      </w:r>
-      <w:r>
-        <w:rPr>
-          <w:rFonts w:hint="eastAsia"/>
-          <w:i/>
-          <w:color w:val="548DD4" w:themeColor="text2" w:themeTint="99"/>
-        </w:rPr>
-        <w:t>catch</w:t>
-      </w:r>
-      <w:r>
-        <w:rPr>
-          <w:rFonts w:hint="eastAsia"/>
-          <w:i/>
-          <w:color w:val="548DD4" w:themeColor="text2" w:themeTint="99"/>
-        </w:rPr>
-        <w:t>部分建议删除</w:t>
-      </w:r>
-      <w:r>
-        <w:rPr>
-          <w:rFonts w:hint="eastAsia"/>
-          <w:i/>
-          <w:color w:val="548DD4" w:themeColor="text2" w:themeTint="99"/>
-        </w:rPr>
-        <w:t>CS/CL</w:t>
-      </w:r>
-      <w:r>
-        <w:rPr>
-          <w:rFonts w:hint="eastAsia"/>
-          <w:i/>
-          <w:color w:val="548DD4" w:themeColor="text2" w:themeTint="99"/>
-        </w:rPr>
-        <w:t>，</w:t>
-      </w:r>
-    </w:p>
-    <w:p>
-      <w:pPr>
-        <w:pStyle w:val="ListParagraph"/>
-        <w:numPr>
-          <w:ilvl w:val="0"/>
-          <w:numId w:val="9"/>
-        </w:numPr>
-        <w:ind w:firstLineChars="0"/>
-        <w:rPr>
-          <w:rFonts w:hint="eastAsia"/>
-          <w:i/>
-          <w:color w:val="548DD4" w:themeColor="text2" w:themeTint="99"/>
-        </w:rPr>
-      </w:pPr>
-      <w:r>
-        <w:rPr>
-          <w:rFonts w:hint="eastAsia"/>
-          <w:i/>
-          <w:color w:val="548DD4" w:themeColor="text2" w:themeTint="99"/>
-        </w:rPr>
-        <w:t>使用</w:t>
-      </w:r>
-      <w:r>
-        <w:rPr>
-          <w:i/>
-          <w:color w:val="548DD4" w:themeColor="text2" w:themeTint="99"/>
-        </w:rPr>
-        <w:t>@AfterClass(alwaysRun = true)</w:t>
-      </w:r>
-      <w:r>
-        <w:rPr>
-          <w:rFonts w:hint="eastAsia"/>
-          <w:i/>
-          <w:color w:val="548DD4" w:themeColor="text2" w:themeTint="99"/>
-        </w:rPr>
-        <w:t xml:space="preserve"> </w:t>
-      </w:r>
-      <w:r>
-        <w:rPr>
-          <w:rFonts w:hint="eastAsia"/>
-          <w:i/>
-          <w:color w:val="548DD4" w:themeColor="text2" w:themeTint="99"/>
-        </w:rPr>
-        <w:t>标注</w:t>
-      </w:r>
-      <w:r>
-        <w:rPr>
-          <w:rFonts w:hint="eastAsia"/>
-          <w:i/>
-          <w:color w:val="548DD4" w:themeColor="text2" w:themeTint="99"/>
-        </w:rPr>
-        <w:t>afterClass</w:t>
-      </w:r>
-      <w:r>
-        <w:rPr>
-          <w:rFonts w:hint="eastAsia"/>
-          <w:i/>
-          <w:color w:val="548DD4" w:themeColor="text2" w:themeTint="99"/>
-        </w:rPr>
-        <w:t>方法</w:t>
-      </w:r>
-    </w:p>
-    <w:p>
-      <w:pPr>
-        <w:rPr>
-          <w:rFonts w:hint="eastAsia"/>
-        </w:rPr>
-      </w:pPr>
       <w:r>
         <w:rPr>
           <w:rFonts w:hint="eastAsia"/>
@@ -6746,11 +6508,6 @@
       </w:r>
     </w:p>
     <w:p>
-      <w:pPr>
-        <w:rPr>
-          <w:rFonts w:hint="eastAsia"/>
-        </w:rPr>
-      </w:pPr>
       <w:r>
         <w:rPr>
           <w:rFonts w:hint="eastAsia"/>
@@ -6771,11 +6528,6 @@
       </w:r>
     </w:p>
     <w:p>
-      <w:pPr>
-        <w:rPr>
-          <w:rFonts w:hint="eastAsia"/>
-        </w:rPr>
-      </w:pPr>
       <w:r>
         <w:rPr>
           <w:rFonts w:hint="eastAsia"/>
@@ -6808,11 +6560,6 @@
       </w:r>
     </w:p>
     <w:p>
-      <w:pPr>
-        <w:rPr>
-          <w:rFonts w:hint="eastAsia"/>
-        </w:rPr>
-      </w:pPr>
       <w:r>
         <w:rPr>
           <w:rFonts w:hint="eastAsia"/>
@@ -6844,6 +6591,12 @@
           <w:rFonts w:hint="eastAsia"/>
         </w:rPr>
         <w:t>、</w:t>
+      </w:r>
+      <w:r>
+        <w:rPr>
+          <w:rFonts w:hint="eastAsia"/>
+        </w:rPr>
+        <w:t>元数据操作</w:t>
       </w:r>
       <w:r>
         <w:rPr>
@@ -8269,7 +8022,7 @@
         <a:sysClr val="windowText" lastClr="000000"/>
       </a:dk1>
       <a:lt1>
-        <a:sysClr val="window" lastClr="FFFFFF"/>
+        <a:sysClr val="window" lastClr="CCE8CF"/>
       </a:lt1>
       <a:dk2>
         <a:srgbClr val="1F497D"/>

--- a/internal_doc/09.规范模板/JAVA测试用例编写规范.docx
+++ b/internal_doc/09.规范模板/JAVA测试用例编写规范.docx
@@ -507,7 +507,7 @@
           <v:shape id="_x0000_i1025" type="#_x0000_t75" style="width:76.5pt;height:48pt" o:ole="">
             <v:imagedata r:id="rId9" o:title=""/>
           </v:shape>
-          <o:OLEObject Type="Embed" ProgID="Package" ShapeID="_x0000_i1025" DrawAspect="Icon" ObjectID="_1602587934" r:id="rId10"/>
+          <o:OLEObject Type="Embed" ProgID="Package" ShapeID="_x0000_i1025" DrawAspect="Icon" ObjectID="_1602910539" r:id="rId10"/>
         </w:object>
       </w:r>
     </w:p>
@@ -621,7 +621,7 @@
           <v:shape id="_x0000_i1026" type="#_x0000_t75" style="width:76.5pt;height:48pt" o:ole="">
             <v:imagedata r:id="rId12" o:title=""/>
           </v:shape>
-          <o:OLEObject Type="Embed" ProgID="Package" ShapeID="_x0000_i1026" DrawAspect="Icon" ObjectID="_1602587935" r:id="rId13"/>
+          <o:OLEObject Type="Embed" ProgID="Package" ShapeID="_x0000_i1026" DrawAspect="Icon" ObjectID="_1602910540" r:id="rId13"/>
         </w:object>
       </w:r>
     </w:p>
@@ -762,7 +762,7 @@
                 <v:shape id="_x0000_i1027" type="#_x0000_t75" style="width:197.25pt;height:126pt" o:ole="">
                   <v:imagedata r:id="rId14" o:title=""/>
                 </v:shape>
-                <o:OLEObject Type="Embed" ProgID="Picture.PicObj.1" ShapeID="_x0000_i1027" DrawAspect="Content" ObjectID="_1602587936" r:id="rId15"/>
+                <o:OLEObject Type="Embed" ProgID="Picture.PicObj.1" ShapeID="_x0000_i1027" DrawAspect="Content" ObjectID="_1602910541" r:id="rId15"/>
               </w:object>
             </w:r>
           </w:p>
@@ -794,7 +794,7 @@
                 <v:shape id="_x0000_i1028" type="#_x0000_t75" style="width:212.25pt;height:97.5pt" o:ole="">
                   <v:imagedata r:id="rId16" o:title=""/>
                 </v:shape>
-                <o:OLEObject Type="Embed" ProgID="Picture.PicObj.1" ShapeID="_x0000_i1028" DrawAspect="Content" ObjectID="_1602587937" r:id="rId17"/>
+                <o:OLEObject Type="Embed" ProgID="Picture.PicObj.1" ShapeID="_x0000_i1028" DrawAspect="Content" ObjectID="_1602910542" r:id="rId17"/>
               </w:object>
             </w:r>
           </w:p>
@@ -3018,9 +3018,6 @@
           <w:numId w:val="1"/>
         </w:numPr>
         <w:ind w:firstLineChars="0"/>
-        <w:rPr>
-          <w:rFonts w:hint="eastAsia"/>
-        </w:rPr>
       </w:pPr>
       <w:r>
         <w:rPr>
@@ -3181,125 +3178,7 @@
     </w:p>
     <w:p/>
     <w:p>
-      <w:r>
-        <w:rPr>
-          <w:rFonts w:hint="eastAsia"/>
-        </w:rPr>
-        <w:t>5</w:t>
-      </w:r>
-      <w:r>
-        <w:rPr>
-          <w:rFonts w:hint="eastAsia"/>
-        </w:rPr>
-        <w:t>、用例中不能创建或删除公共</w:t>
-      </w:r>
-      <w:r>
-        <w:rPr>
-          <w:rFonts w:hint="eastAsia"/>
-        </w:rPr>
-        <w:t>CS</w:t>
-      </w:r>
-      <w:r>
-        <w:rPr>
-          <w:rFonts w:hint="eastAsia"/>
-        </w:rPr>
-        <w:t>，使用前需要判断公共</w:t>
-      </w:r>
-      <w:r>
-        <w:rPr>
-          <w:rFonts w:hint="eastAsia"/>
-        </w:rPr>
-        <w:t>CS</w:t>
-      </w:r>
-      <w:r>
-        <w:rPr>
-          <w:rFonts w:hint="eastAsia"/>
-        </w:rPr>
-        <w:t>是否存在，如果不存在再创建公共</w:t>
-      </w:r>
-      <w:r>
-        <w:rPr>
-          <w:rFonts w:hint="eastAsia"/>
-        </w:rPr>
-        <w:t>CS</w:t>
-      </w:r>
-      <w:r>
-        <w:rPr>
-          <w:rFonts w:hint="eastAsia"/>
-        </w:rPr>
-        <w:t>；若创建公共</w:t>
-      </w:r>
-      <w:r>
-        <w:rPr>
-          <w:rFonts w:hint="eastAsia"/>
-        </w:rPr>
-        <w:t>CS</w:t>
-      </w:r>
-      <w:r>
-        <w:rPr>
-          <w:rFonts w:hint="eastAsia"/>
-        </w:rPr>
-        <w:t>时报</w:t>
-      </w:r>
-      <w:r>
-        <w:rPr>
-          <w:rFonts w:hint="eastAsia"/>
-        </w:rPr>
-        <w:t>-33</w:t>
-      </w:r>
-      <w:r>
-        <w:rPr>
-          <w:rFonts w:hint="eastAsia"/>
-        </w:rPr>
-        <w:t>（</w:t>
-      </w:r>
-      <w:r>
-        <w:rPr>
-          <w:rFonts w:hint="eastAsia"/>
-        </w:rPr>
-        <w:t>CS</w:t>
-      </w:r>
-      <w:r>
-        <w:rPr>
-          <w:rFonts w:hint="eastAsia"/>
-        </w:rPr>
-        <w:t>已存在）错误要忽略。</w:t>
-      </w:r>
-    </w:p>
-    <w:p>
-      <w:r>
-        <w:rPr>
-          <w:rFonts w:hint="eastAsia"/>
-        </w:rPr>
-        <w:t>可参考如下：</w:t>
-      </w:r>
-    </w:p>
-    <w:p>
-      <w:pPr>
-        <w:autoSpaceDE w:val="0"/>
-        <w:autoSpaceDN w:val="0"/>
-        <w:adjustRightInd w:val="0"/>
-        <w:jc w:val="left"/>
-        <w:rPr>
-          <w:rFonts w:ascii="Courier New" w:hAnsi="Courier New" w:cs="Courier New"/>
-          <w:kern w:val="0"/>
-          <w:sz w:val="24"/>
-          <w:szCs w:val="24"/>
-        </w:rPr>
-      </w:pPr>
-      <w:r>
-        <w:rPr>
-          <w:rFonts w:ascii="Courier New" w:hAnsi="Courier New" w:cs="Courier New"/>
-          <w:b/>
-          <w:bCs/>
-          <w:color w:val="7F0055"/>
-          <w:kern w:val="0"/>
-          <w:sz w:val="24"/>
-          <w:szCs w:val="24"/>
-        </w:rPr>
-        <w:t>try</w:t>
-      </w:r>
-      <w:r>
+      <w:pPr>
         <w:rPr>
           <w:rFonts w:ascii="Courier New" w:hAnsi="Courier New" w:cs="Courier New"/>
           <w:color w:val="000000"/>
@@ -3307,403 +3186,36 @@
           <w:sz w:val="24"/>
           <w:szCs w:val="24"/>
         </w:rPr>
-        <w:t>{</w:t>
-      </w:r>
-    </w:p>
-    <w:p>
-      <w:pPr>
-        <w:autoSpaceDE w:val="0"/>
-        <w:autoSpaceDN w:val="0"/>
-        <w:adjustRightInd w:val="0"/>
-        <w:ind w:firstLineChars="150" w:firstLine="361"/>
-        <w:jc w:val="left"/>
-        <w:rPr>
-          <w:rFonts w:ascii="Courier New" w:hAnsi="Courier New" w:cs="Courier New"/>
-          <w:color w:val="000000"/>
-          <w:kern w:val="0"/>
-          <w:sz w:val="24"/>
-          <w:szCs w:val="24"/>
-        </w:rPr>
-      </w:pPr>
-      <w:r>
-        <w:rPr>
-          <w:rFonts w:ascii="Courier New" w:hAnsi="Courier New" w:cs="Courier New"/>
-          <w:b/>
-          <w:bCs/>
-          <w:color w:val="7F0055"/>
-          <w:kern w:val="0"/>
-          <w:sz w:val="24"/>
-          <w:szCs w:val="24"/>
-        </w:rPr>
-        <w:t>if</w:t>
-      </w:r>
-      <w:r>
-        <w:rPr>
-          <w:rFonts w:ascii="Courier New" w:hAnsi="Courier New" w:cs="Courier New"/>
-          <w:color w:val="000000"/>
-          <w:kern w:val="0"/>
-          <w:sz w:val="24"/>
-          <w:szCs w:val="24"/>
-        </w:rPr>
-        <w:t xml:space="preserve"> (!</w:t>
-      </w:r>
-      <w:r>
-        <w:rPr>
-          <w:rFonts w:ascii="Courier New" w:hAnsi="Courier New" w:cs="Courier New"/>
-          <w:i/>
-          <w:iCs/>
-          <w:color w:val="0000C0"/>
-          <w:kern w:val="0"/>
-          <w:sz w:val="24"/>
-          <w:szCs w:val="24"/>
-        </w:rPr>
-        <w:t>sdb</w:t>
-      </w:r>
-      <w:r>
-        <w:rPr>
-          <w:rFonts w:ascii="Courier New" w:hAnsi="Courier New" w:cs="Courier New"/>
-          <w:color w:val="000000"/>
-          <w:kern w:val="0"/>
-          <w:sz w:val="24"/>
-          <w:szCs w:val="24"/>
-        </w:rPr>
-        <w:t>.isCollectionSpaceExist(</w:t>
-      </w:r>
-      <w:r>
-        <w:rPr>
-          <w:rFonts w:ascii="Courier New" w:hAnsi="Courier New" w:cs="Courier New"/>
-          <w:color w:val="0000C0"/>
-          <w:kern w:val="0"/>
-          <w:sz w:val="24"/>
-          <w:szCs w:val="24"/>
-        </w:rPr>
-        <w:t>csName</w:t>
-      </w:r>
-      <w:r>
-        <w:rPr>
-          <w:rFonts w:ascii="Courier New" w:hAnsi="Courier New" w:cs="Courier New"/>
-          <w:color w:val="000000"/>
-          <w:kern w:val="0"/>
-          <w:sz w:val="24"/>
-          <w:szCs w:val="24"/>
-        </w:rPr>
-        <w:t>)){</w:t>
-      </w:r>
-    </w:p>
-    <w:p>
-      <w:pPr>
-        <w:autoSpaceDE w:val="0"/>
-        <w:autoSpaceDN w:val="0"/>
-        <w:adjustRightInd w:val="0"/>
-        <w:ind w:firstLineChars="150" w:firstLine="360"/>
-        <w:jc w:val="left"/>
-        <w:rPr>
-          <w:rFonts w:ascii="Courier New" w:hAnsi="Courier New" w:cs="Courier New"/>
-          <w:kern w:val="0"/>
-          <w:sz w:val="24"/>
-          <w:szCs w:val="24"/>
-        </w:rPr>
-      </w:pPr>
-      <w:r>
-        <w:rPr>
-          <w:rFonts w:ascii="Courier New" w:hAnsi="Courier New" w:cs="Courier New" w:hint="eastAsia"/>
-          <w:color w:val="000000"/>
-          <w:kern w:val="0"/>
-          <w:sz w:val="24"/>
-          <w:szCs w:val="24"/>
-        </w:rPr>
-        <w:t xml:space="preserve">   </w:t>
-      </w:r>
-      <w:r>
-        <w:rPr>
-          <w:rFonts w:ascii="Courier New" w:hAnsi="Courier New" w:cs="Courier New"/>
-          <w:i/>
-          <w:iCs/>
-          <w:color w:val="0000C0"/>
-          <w:kern w:val="0"/>
-          <w:sz w:val="24"/>
-          <w:szCs w:val="24"/>
-        </w:rPr>
-        <w:t>sdb</w:t>
-      </w:r>
-      <w:r>
-        <w:rPr>
-          <w:rFonts w:ascii="Courier New" w:hAnsi="Courier New" w:cs="Courier New"/>
-          <w:color w:val="000000"/>
-          <w:kern w:val="0"/>
-          <w:sz w:val="24"/>
-          <w:szCs w:val="24"/>
-        </w:rPr>
-        <w:t>.createCollectionSpace(</w:t>
-      </w:r>
-      <w:r>
-        <w:rPr>
-          <w:rFonts w:ascii="Courier New" w:hAnsi="Courier New" w:cs="Courier New"/>
-          <w:color w:val="0000C0"/>
-          <w:kern w:val="0"/>
-          <w:sz w:val="24"/>
-          <w:szCs w:val="24"/>
-        </w:rPr>
-        <w:t>csName</w:t>
-      </w:r>
-      <w:r>
-        <w:rPr>
-          <w:rFonts w:ascii="Courier New" w:hAnsi="Courier New" w:cs="Courier New"/>
-          <w:color w:val="000000"/>
-          <w:kern w:val="0"/>
-          <w:sz w:val="24"/>
-          <w:szCs w:val="24"/>
-        </w:rPr>
-        <w:t>);</w:t>
-      </w:r>
-      <w:r>
-        <w:rPr>
-          <w:rFonts w:ascii="Courier New" w:hAnsi="Courier New" w:cs="Courier New"/>
-          <w:color w:val="000000"/>
-          <w:kern w:val="0"/>
-          <w:sz w:val="24"/>
-          <w:szCs w:val="24"/>
-        </w:rPr>
-        <w:tab/>
-      </w:r>
-    </w:p>
-    <w:p>
-      <w:pPr>
-        <w:autoSpaceDE w:val="0"/>
-        <w:autoSpaceDN w:val="0"/>
-        <w:adjustRightInd w:val="0"/>
-        <w:jc w:val="left"/>
-        <w:rPr>
-          <w:rFonts w:ascii="Courier New" w:hAnsi="Courier New" w:cs="Courier New"/>
-          <w:kern w:val="0"/>
-          <w:sz w:val="24"/>
-          <w:szCs w:val="24"/>
-        </w:rPr>
-      </w:pPr>
-      <w:r>
-        <w:rPr>
-          <w:rFonts w:ascii="Courier New" w:hAnsi="Courier New" w:cs="Courier New"/>
-          <w:color w:val="000000"/>
-          <w:kern w:val="0"/>
-          <w:sz w:val="24"/>
-          <w:szCs w:val="24"/>
-        </w:rPr>
-        <w:tab/>
-        <w:t>}</w:t>
-      </w:r>
-    </w:p>
-    <w:p>
-      <w:pPr>
-        <w:autoSpaceDE w:val="0"/>
-        <w:autoSpaceDN w:val="0"/>
-        <w:adjustRightInd w:val="0"/>
-        <w:jc w:val="left"/>
-        <w:rPr>
-          <w:rFonts w:ascii="Courier New" w:hAnsi="Courier New" w:cs="Courier New"/>
-          <w:kern w:val="0"/>
-          <w:sz w:val="24"/>
-          <w:szCs w:val="24"/>
-        </w:rPr>
-      </w:pPr>
-      <w:r>
-        <w:rPr>
-          <w:rFonts w:ascii="Courier New" w:hAnsi="Courier New" w:cs="Courier New"/>
-          <w:color w:val="000000"/>
-          <w:kern w:val="0"/>
-          <w:sz w:val="24"/>
-          <w:szCs w:val="24"/>
-        </w:rPr>
-        <w:t>}</w:t>
-      </w:r>
-      <w:r>
-        <w:rPr>
-          <w:rFonts w:ascii="Courier New" w:hAnsi="Courier New" w:cs="Courier New"/>
-          <w:b/>
-          <w:bCs/>
-          <w:color w:val="7F0055"/>
-          <w:kern w:val="0"/>
-          <w:sz w:val="24"/>
-          <w:szCs w:val="24"/>
-        </w:rPr>
-        <w:t>catch</w:t>
-      </w:r>
-      <w:r>
-        <w:rPr>
-          <w:rFonts w:ascii="Courier New" w:hAnsi="Courier New" w:cs="Courier New"/>
-          <w:color w:val="000000"/>
-          <w:kern w:val="0"/>
-          <w:sz w:val="24"/>
-          <w:szCs w:val="24"/>
-        </w:rPr>
-        <w:t xml:space="preserve">(BaseException </w:t>
-      </w:r>
-      <w:r>
-        <w:rPr>
-          <w:rFonts w:ascii="Courier New" w:hAnsi="Courier New" w:cs="Courier New"/>
-          <w:color w:val="6A3E3E"/>
-          <w:kern w:val="0"/>
-          <w:sz w:val="24"/>
-          <w:szCs w:val="24"/>
-        </w:rPr>
-        <w:t>e</w:t>
-      </w:r>
-      <w:r>
-        <w:rPr>
-          <w:rFonts w:ascii="Courier New" w:hAnsi="Courier New" w:cs="Courier New"/>
-          <w:color w:val="000000"/>
-          <w:kern w:val="0"/>
-          <w:sz w:val="24"/>
-          <w:szCs w:val="24"/>
-        </w:rPr>
-        <w:t>){</w:t>
-      </w:r>
-    </w:p>
-    <w:p>
-      <w:pPr>
-        <w:autoSpaceDE w:val="0"/>
-        <w:autoSpaceDN w:val="0"/>
-        <w:adjustRightInd w:val="0"/>
-        <w:jc w:val="left"/>
-        <w:rPr>
-          <w:rFonts w:ascii="Courier New" w:hAnsi="Courier New" w:cs="Courier New"/>
-          <w:kern w:val="0"/>
-          <w:sz w:val="24"/>
-          <w:szCs w:val="24"/>
-        </w:rPr>
-      </w:pPr>
-      <w:r>
-        <w:rPr>
-          <w:rFonts w:ascii="Courier New" w:hAnsi="Courier New" w:cs="Courier New"/>
-          <w:color w:val="000000"/>
-          <w:kern w:val="0"/>
-          <w:sz w:val="24"/>
-          <w:szCs w:val="24"/>
-        </w:rPr>
-        <w:tab/>
-      </w:r>
-      <w:r>
-        <w:rPr>
-          <w:rFonts w:ascii="Courier New" w:hAnsi="Courier New" w:cs="Courier New"/>
-          <w:color w:val="3F7F5F"/>
-          <w:kern w:val="0"/>
-          <w:sz w:val="24"/>
-          <w:szCs w:val="24"/>
-        </w:rPr>
-        <w:t>//-33 CS exist,ignore exceptions</w:t>
-      </w:r>
-      <w:r>
-        <w:rPr>
-          <w:rFonts w:ascii="Courier New" w:hAnsi="Courier New" w:cs="Courier New"/>
-          <w:color w:val="000000"/>
-          <w:kern w:val="0"/>
-          <w:sz w:val="24"/>
-          <w:szCs w:val="24"/>
-        </w:rPr>
-        <w:tab/>
-      </w:r>
-      <w:r>
-        <w:rPr>
-          <w:rFonts w:ascii="Courier New" w:hAnsi="Courier New" w:cs="Courier New"/>
-          <w:color w:val="000000"/>
-          <w:kern w:val="0"/>
-          <w:sz w:val="24"/>
-          <w:szCs w:val="24"/>
-        </w:rPr>
-        <w:tab/>
-      </w:r>
-      <w:r>
-        <w:rPr>
-          <w:rFonts w:ascii="Courier New" w:hAnsi="Courier New" w:cs="Courier New"/>
-          <w:color w:val="000000"/>
-          <w:kern w:val="0"/>
-          <w:sz w:val="24"/>
-          <w:szCs w:val="24"/>
-        </w:rPr>
-        <w:tab/>
-        <w:t>Assert.</w:t>
-      </w:r>
-      <w:r>
-        <w:rPr>
-          <w:rFonts w:ascii="Courier New" w:hAnsi="Courier New" w:cs="Courier New"/>
-          <w:i/>
-          <w:iCs/>
-          <w:color w:val="000000"/>
-          <w:kern w:val="0"/>
-          <w:sz w:val="24"/>
-          <w:szCs w:val="24"/>
-        </w:rPr>
-        <w:t>assertEquals</w:t>
-      </w:r>
-      <w:r>
-        <w:rPr>
-          <w:rFonts w:ascii="Courier New" w:hAnsi="Courier New" w:cs="Courier New"/>
-          <w:color w:val="000000"/>
-          <w:kern w:val="0"/>
-          <w:sz w:val="24"/>
-          <w:szCs w:val="24"/>
-        </w:rPr>
-        <w:t>(-33,</w:t>
-      </w:r>
-      <w:r>
-        <w:rPr>
-          <w:rFonts w:ascii="Courier New" w:hAnsi="Courier New" w:cs="Courier New"/>
-          <w:color w:val="6A3E3E"/>
-          <w:kern w:val="0"/>
-          <w:sz w:val="24"/>
-          <w:szCs w:val="24"/>
-        </w:rPr>
-        <w:t>e</w:t>
-      </w:r>
-      <w:r>
-        <w:rPr>
-          <w:rFonts w:ascii="Courier New" w:hAnsi="Courier New" w:cs="Courier New"/>
-          <w:color w:val="000000"/>
-          <w:kern w:val="0"/>
-          <w:sz w:val="24"/>
-          <w:szCs w:val="24"/>
-        </w:rPr>
-        <w:t>.getErrorCode(),</w:t>
-      </w:r>
-      <w:r>
-        <w:rPr>
-          <w:rFonts w:ascii="Courier New" w:hAnsi="Courier New" w:cs="Courier New"/>
-          <w:color w:val="6A3E3E"/>
-          <w:kern w:val="0"/>
-          <w:sz w:val="24"/>
-          <w:szCs w:val="24"/>
-        </w:rPr>
-        <w:t>e</w:t>
-      </w:r>
-      <w:r>
-        <w:rPr>
-          <w:rFonts w:ascii="Courier New" w:hAnsi="Courier New" w:cs="Courier New"/>
-          <w:color w:val="000000"/>
-          <w:kern w:val="0"/>
-          <w:sz w:val="24"/>
-          <w:szCs w:val="24"/>
-        </w:rPr>
-        <w:t>.getMessage());</w:t>
-      </w:r>
-    </w:p>
-    <w:p>
-      <w:pPr>
-        <w:rPr>
-          <w:rFonts w:ascii="Courier New" w:hAnsi="Courier New" w:cs="Courier New"/>
-          <w:color w:val="000000"/>
-          <w:kern w:val="0"/>
-          <w:sz w:val="24"/>
-          <w:szCs w:val="24"/>
-        </w:rPr>
-      </w:pPr>
-      <w:r>
-        <w:rPr>
-          <w:rFonts w:ascii="Courier New" w:hAnsi="Courier New" w:cs="Courier New"/>
-          <w:color w:val="000000"/>
-          <w:kern w:val="0"/>
-          <w:sz w:val="24"/>
-          <w:szCs w:val="24"/>
-        </w:rPr>
-        <w:t>}</w:t>
+      </w:pPr>
+      <w:r>
+        <w:rPr>
+          <w:rFonts w:hint="eastAsia"/>
+        </w:rPr>
+        <w:t>5</w:t>
+      </w:r>
+      <w:r>
+        <w:rPr>
+          <w:rFonts w:hint="eastAsia"/>
+        </w:rPr>
+        <w:t>、用例中不能创建或删除公共</w:t>
+      </w:r>
+      <w:r>
+        <w:rPr>
+          <w:rFonts w:hint="eastAsia"/>
+        </w:rPr>
+        <w:t>CS</w:t>
+      </w:r>
+      <w:r>
+        <w:rPr>
+          <w:rFonts w:hint="eastAsia"/>
+        </w:rPr>
+        <w:t>，建议没有特殊需求用例中尽量用公共</w:t>
+      </w:r>
+      <w:r>
+        <w:rPr>
+          <w:rFonts w:hint="eastAsia"/>
+        </w:rPr>
+        <w:t>CS</w:t>
       </w:r>
     </w:p>
     <w:p>
@@ -4457,7 +3969,6 @@
               <w:rPr>
                 <w:rFonts w:hint="eastAsia"/>
               </w:rPr>
-              <w:lastRenderedPageBreak/>
               <w:t xml:space="preserve">    </w:t>
             </w:r>
             <w:r>
@@ -4667,7 +4178,6 @@
               <w:jc w:val="left"/>
             </w:pPr>
             <w:r>
-              <w:lastRenderedPageBreak/>
               <w:t>W</w:t>
             </w:r>
             <w:r>
@@ -4765,7 +4275,6 @@
               <w:rPr>
                 <w:rFonts w:hint="eastAsia"/>
               </w:rPr>
-              <w:lastRenderedPageBreak/>
               <w:t xml:space="preserve">       } catch(</w:t>
             </w:r>
             <w:r>
@@ -4862,6 +4371,7 @@
         <w:rPr>
           <w:rFonts w:hint="eastAsia"/>
         </w:rPr>
+        <w:lastRenderedPageBreak/>
         <w:t>11</w:t>
       </w:r>
       <w:r>
@@ -5515,11 +5025,6 @@
       </w:tr>
     </w:tbl>
     <w:p>
-      <w:pPr>
-        <w:rPr>
-          <w:rFonts w:hint="eastAsia"/>
-        </w:rPr>
-      </w:pPr>
       <w:r>
         <w:rPr>
           <w:rFonts w:hint="eastAsia"/>
@@ -5734,7 +5239,6 @@
           <w:rFonts w:hAnsi="宋体" w:cs="宋体"/>
           <w:noProof/>
         </w:rPr>
-        <w:lastRenderedPageBreak/>
         <w:drawing>
           <wp:inline distT="0" distB="0" distL="0" distR="0">
             <wp:extent cx="2333625" cy="1207135"/>
@@ -5795,6 +5299,7 @@
           <w:rFonts w:hAnsi="宋体" w:cs="宋体"/>
           <w:noProof/>
         </w:rPr>
+        <w:lastRenderedPageBreak/>
         <w:drawing>
           <wp:inline distT="0" distB="0" distL="0" distR="0">
             <wp:extent cx="5274310" cy="1181397"/>
@@ -6322,7 +5827,6 @@
         <w:rPr>
           <w:rFonts w:hint="eastAsia"/>
         </w:rPr>
-        <w:lastRenderedPageBreak/>
         <w:t>18</w:t>
       </w:r>
       <w:r>
@@ -6512,6 +6016,7 @@
         <w:rPr>
           <w:rFonts w:hint="eastAsia"/>
         </w:rPr>
+        <w:lastRenderedPageBreak/>
         <w:t>21</w:t>
       </w:r>
       <w:r>
